--- a/C950-Task-2-Sam-Merrill.docx
+++ b/C950-Task-2-Sam-Merrill.docx
@@ -368,54 +368,143 @@
     </w:p>
     <w:p>
       <w:pPr>
-        <w:spacing w:line="360" w:lineRule="auto"/>
-        <w:rPr>
-          <w:rFonts w:ascii="Arial" w:hAnsi="Arial" w:cs="Arial"/>
-          <w:sz w:val="28"/>
-          <w:szCs w:val="28"/>
-        </w:rPr>
-      </w:pPr>
-    </w:p>
-    <w:p>
-      <w:pPr>
         <w:pStyle w:val="Heading1"/>
-        <w:spacing w:line="360" w:lineRule="auto"/>
-        <w:rPr>
-          <w:rFonts w:ascii="Arial" w:hAnsi="Arial" w:cs="Arial"/>
-          <w:sz w:val="28"/>
-          <w:szCs w:val="28"/>
-        </w:rPr>
-      </w:pPr>
-      <w:r>
-        <w:rPr>
-          <w:rFonts w:ascii="Arial" w:hAnsi="Arial" w:cs="Arial"/>
-          <w:sz w:val="28"/>
-          <w:szCs w:val="28"/>
-        </w:rPr>
-        <w:t>Introduction</w:t>
-      </w:r>
-    </w:p>
-    <w:p>
-      <w:pPr>
-        <w:spacing w:line="360" w:lineRule="auto"/>
-        <w:rPr>
-          <w:rFonts w:ascii="Arial" w:hAnsi="Arial" w:cs="Arial"/>
-          <w:sz w:val="28"/>
-          <w:szCs w:val="28"/>
-        </w:rPr>
-      </w:pPr>
-      <w:r>
-        <w:rPr>
-          <w:rFonts w:ascii="Arial" w:hAnsi="Arial" w:cs="Arial"/>
-          <w:sz w:val="28"/>
-          <w:szCs w:val="28"/>
-        </w:rPr>
-        <w:t>Text goes here</w:t>
-      </w:r>
-    </w:p>
-    <w:p>
-      <w:pPr>
-        <w:spacing w:line="360" w:lineRule="auto"/>
+        <w:rPr>
+          <w:rFonts w:ascii="Arial" w:hAnsi="Arial" w:cs="Arial"/>
+          <w:sz w:val="28"/>
+          <w:szCs w:val="28"/>
+        </w:rPr>
+      </w:pPr>
+      <w:r>
+        <w:rPr>
+          <w:rFonts w:ascii="Arial" w:hAnsi="Arial" w:cs="Arial"/>
+          <w:sz w:val="28"/>
+          <w:szCs w:val="28"/>
+        </w:rPr>
+        <w:lastRenderedPageBreak/>
+        <w:t>A. Hash Table</w:t>
+      </w:r>
+    </w:p>
+    <w:p>
+      <w:pPr>
+        <w:rPr>
+          <w:rFonts w:ascii="Arial" w:hAnsi="Arial" w:cs="Arial"/>
+          <w:sz w:val="28"/>
+          <w:szCs w:val="28"/>
+        </w:rPr>
+      </w:pPr>
+      <w:r>
+        <w:rPr>
+          <w:rFonts w:ascii="Arial" w:hAnsi="Arial" w:cs="Arial"/>
+          <w:sz w:val="28"/>
+          <w:szCs w:val="28"/>
+        </w:rPr>
+        <w:t>Screenshot of Hash Table/Map below</w:t>
+      </w:r>
+      <w:r>
+        <w:rPr>
+          <w:rFonts w:ascii="Arial" w:hAnsi="Arial" w:cs="Arial"/>
+          <w:sz w:val="28"/>
+          <w:szCs w:val="28"/>
+        </w:rPr>
+        <w:t>:</w:t>
+      </w:r>
+      <w:r>
+        <w:rPr>
+          <w:rFonts w:ascii="Arial" w:hAnsi="Arial" w:cs="Arial"/>
+          <w:sz w:val="28"/>
+          <w:szCs w:val="28"/>
+        </w:rPr>
+        <w:drawing>
+          <wp:inline distT="0" distB="0" distL="0" distR="0" wp14:anchorId="1936502C" wp14:editId="53AE6700">
+            <wp:extent cx="3314987" cy="2453853"/>
+            <wp:effectExtent l="0" t="0" r="0" b="3810"/>
+            <wp:docPr id="355214406" name="Picture 1"/>
+            <wp:cNvGraphicFramePr>
+              <a:graphicFrameLocks xmlns:a="http://schemas.openxmlformats.org/drawingml/2006/main" noChangeAspect="1"/>
+            </wp:cNvGraphicFramePr>
+            <a:graphic xmlns:a="http://schemas.openxmlformats.org/drawingml/2006/main">
+              <a:graphicData uri="http://schemas.openxmlformats.org/drawingml/2006/picture">
+                <pic:pic xmlns:pic="http://schemas.openxmlformats.org/drawingml/2006/picture">
+                  <pic:nvPicPr>
+                    <pic:cNvPr id="355214406" name=""/>
+                    <pic:cNvPicPr/>
+                  </pic:nvPicPr>
+                  <pic:blipFill>
+                    <a:blip r:embed="rId7"/>
+                    <a:stretch>
+                      <a:fillRect/>
+                    </a:stretch>
+                  </pic:blipFill>
+                  <pic:spPr>
+                    <a:xfrm>
+                      <a:off x="0" y="0"/>
+                      <a:ext cx="3314987" cy="2453853"/>
+                    </a:xfrm>
+                    <a:prstGeom prst="rect">
+                      <a:avLst/>
+                    </a:prstGeom>
+                  </pic:spPr>
+                </pic:pic>
+              </a:graphicData>
+            </a:graphic>
+          </wp:inline>
+        </w:drawing>
+      </w:r>
+      <w:r>
+        <w:rPr>
+          <w:rFonts w:ascii="Arial" w:hAnsi="Arial" w:cs="Arial"/>
+          <w:sz w:val="28"/>
+          <w:szCs w:val="28"/>
+        </w:rPr>
+        <w:drawing>
+          <wp:inline distT="0" distB="0" distL="0" distR="0" wp14:anchorId="66460ADD" wp14:editId="281BB433">
+            <wp:extent cx="4503810" cy="4130398"/>
+            <wp:effectExtent l="0" t="0" r="0" b="3810"/>
+            <wp:docPr id="690734340" name="Picture 1"/>
+            <wp:cNvGraphicFramePr>
+              <a:graphicFrameLocks xmlns:a="http://schemas.openxmlformats.org/drawingml/2006/main" noChangeAspect="1"/>
+            </wp:cNvGraphicFramePr>
+            <a:graphic xmlns:a="http://schemas.openxmlformats.org/drawingml/2006/main">
+              <a:graphicData uri="http://schemas.openxmlformats.org/drawingml/2006/picture">
+                <pic:pic xmlns:pic="http://schemas.openxmlformats.org/drawingml/2006/picture">
+                  <pic:nvPicPr>
+                    <pic:cNvPr id="690734340" name=""/>
+                    <pic:cNvPicPr/>
+                  </pic:nvPicPr>
+                  <pic:blipFill>
+                    <a:blip r:embed="rId8"/>
+                    <a:stretch>
+                      <a:fillRect/>
+                    </a:stretch>
+                  </pic:blipFill>
+                  <pic:spPr>
+                    <a:xfrm>
+                      <a:off x="0" y="0"/>
+                      <a:ext cx="4503810" cy="4130398"/>
+                    </a:xfrm>
+                    <a:prstGeom prst="rect">
+                      <a:avLst/>
+                    </a:prstGeom>
+                  </pic:spPr>
+                </pic:pic>
+              </a:graphicData>
+            </a:graphic>
+          </wp:inline>
+        </w:drawing>
+      </w:r>
+    </w:p>
+    <w:p>
+      <w:pPr>
+        <w:rPr>
+          <w:rFonts w:ascii="Arial" w:hAnsi="Arial" w:cs="Arial"/>
+          <w:sz w:val="28"/>
+          <w:szCs w:val="28"/>
+        </w:rPr>
+      </w:pPr>
+    </w:p>
+    <w:p>
+      <w:pPr>
         <w:rPr>
           <w:rFonts w:ascii="Arial" w:hAnsi="Arial" w:cs="Arial"/>
           <w:sz w:val="28"/>
@@ -438,25 +527,721 @@
           <w:sz w:val="28"/>
           <w:szCs w:val="28"/>
         </w:rPr>
-        <w:t>A. Hash Table</w:t>
-      </w:r>
-    </w:p>
-    <w:p>
-      <w:pPr>
-        <w:rPr>
-          <w:rFonts w:ascii="Arial" w:hAnsi="Arial" w:cs="Arial"/>
-          <w:sz w:val="28"/>
-          <w:szCs w:val="28"/>
-        </w:rPr>
-      </w:pPr>
-      <w:r>
-        <w:rPr>
-          <w:rFonts w:ascii="Arial" w:hAnsi="Arial" w:cs="Arial"/>
-          <w:sz w:val="28"/>
-          <w:szCs w:val="28"/>
-        </w:rPr>
-        <w:t>Make note to see code.</w:t>
-      </w:r>
+        <w:lastRenderedPageBreak/>
+        <w:t>B. Look-Up Functions</w:t>
+      </w:r>
+    </w:p>
+    <w:p>
+      <w:pPr>
+        <w:rPr>
+          <w:rFonts w:ascii="Arial" w:hAnsi="Arial" w:cs="Arial"/>
+          <w:sz w:val="28"/>
+          <w:szCs w:val="28"/>
+        </w:rPr>
+      </w:pPr>
+      <w:r>
+        <w:rPr>
+          <w:rFonts w:ascii="Arial" w:hAnsi="Arial" w:cs="Arial"/>
+          <w:sz w:val="28"/>
+          <w:szCs w:val="28"/>
+        </w:rPr>
+        <w:t>Within Hash Table/Map Class:</w:t>
+      </w:r>
+    </w:p>
+    <w:p>
+      <w:pPr>
+        <w:rPr>
+          <w:rFonts w:ascii="Arial" w:hAnsi="Arial" w:cs="Arial"/>
+          <w:sz w:val="28"/>
+          <w:szCs w:val="28"/>
+        </w:rPr>
+      </w:pPr>
+      <w:r>
+        <w:rPr>
+          <w:rFonts w:ascii="Arial" w:hAnsi="Arial" w:cs="Arial"/>
+          <w:sz w:val="28"/>
+          <w:szCs w:val="28"/>
+        </w:rPr>
+        <w:drawing>
+          <wp:inline distT="0" distB="0" distL="0" distR="0" wp14:anchorId="04416CD2" wp14:editId="5CF879AC">
+            <wp:extent cx="4016088" cy="2057578"/>
+            <wp:effectExtent l="0" t="0" r="3810" b="0"/>
+            <wp:docPr id="1717914229" name="Picture 1"/>
+            <wp:cNvGraphicFramePr>
+              <a:graphicFrameLocks xmlns:a="http://schemas.openxmlformats.org/drawingml/2006/main" noChangeAspect="1"/>
+            </wp:cNvGraphicFramePr>
+            <a:graphic xmlns:a="http://schemas.openxmlformats.org/drawingml/2006/main">
+              <a:graphicData uri="http://schemas.openxmlformats.org/drawingml/2006/picture">
+                <pic:pic xmlns:pic="http://schemas.openxmlformats.org/drawingml/2006/picture">
+                  <pic:nvPicPr>
+                    <pic:cNvPr id="1717914229" name=""/>
+                    <pic:cNvPicPr/>
+                  </pic:nvPicPr>
+                  <pic:blipFill>
+                    <a:blip r:embed="rId9"/>
+                    <a:stretch>
+                      <a:fillRect/>
+                    </a:stretch>
+                  </pic:blipFill>
+                  <pic:spPr>
+                    <a:xfrm>
+                      <a:off x="0" y="0"/>
+                      <a:ext cx="4016088" cy="2057578"/>
+                    </a:xfrm>
+                    <a:prstGeom prst="rect">
+                      <a:avLst/>
+                    </a:prstGeom>
+                  </pic:spPr>
+                </pic:pic>
+              </a:graphicData>
+            </a:graphic>
+          </wp:inline>
+        </w:drawing>
+      </w:r>
+    </w:p>
+    <w:p>
+      <w:pPr>
+        <w:rPr>
+          <w:rFonts w:ascii="Arial" w:hAnsi="Arial" w:cs="Arial"/>
+          <w:sz w:val="28"/>
+          <w:szCs w:val="28"/>
+        </w:rPr>
+      </w:pPr>
+      <w:r>
+        <w:rPr>
+          <w:rFonts w:ascii="Arial" w:hAnsi="Arial" w:cs="Arial"/>
+          <w:sz w:val="28"/>
+          <w:szCs w:val="28"/>
+        </w:rPr>
+        <w:t>Within Package Reader Class:</w:t>
+      </w:r>
+    </w:p>
+    <w:p>
+      <w:pPr>
+        <w:rPr>
+          <w:rFonts w:ascii="Arial" w:hAnsi="Arial" w:cs="Arial"/>
+          <w:sz w:val="28"/>
+          <w:szCs w:val="28"/>
+        </w:rPr>
+      </w:pPr>
+      <w:r>
+        <w:rPr>
+          <w:rFonts w:ascii="Arial" w:hAnsi="Arial" w:cs="Arial"/>
+          <w:sz w:val="28"/>
+          <w:szCs w:val="28"/>
+        </w:rPr>
+        <w:drawing>
+          <wp:inline distT="0" distB="0" distL="0" distR="0" wp14:anchorId="7245ECDC" wp14:editId="7F9C9DB8">
+            <wp:extent cx="5768840" cy="1028789"/>
+            <wp:effectExtent l="0" t="0" r="3810" b="0"/>
+            <wp:docPr id="2033743926" name="Picture 1"/>
+            <wp:cNvGraphicFramePr>
+              <a:graphicFrameLocks xmlns:a="http://schemas.openxmlformats.org/drawingml/2006/main" noChangeAspect="1"/>
+            </wp:cNvGraphicFramePr>
+            <a:graphic xmlns:a="http://schemas.openxmlformats.org/drawingml/2006/main">
+              <a:graphicData uri="http://schemas.openxmlformats.org/drawingml/2006/picture">
+                <pic:pic xmlns:pic="http://schemas.openxmlformats.org/drawingml/2006/picture">
+                  <pic:nvPicPr>
+                    <pic:cNvPr id="2033743926" name=""/>
+                    <pic:cNvPicPr/>
+                  </pic:nvPicPr>
+                  <pic:blipFill>
+                    <a:blip r:embed="rId10"/>
+                    <a:stretch>
+                      <a:fillRect/>
+                    </a:stretch>
+                  </pic:blipFill>
+                  <pic:spPr>
+                    <a:xfrm>
+                      <a:off x="0" y="0"/>
+                      <a:ext cx="5768840" cy="1028789"/>
+                    </a:xfrm>
+                    <a:prstGeom prst="rect">
+                      <a:avLst/>
+                    </a:prstGeom>
+                  </pic:spPr>
+                </pic:pic>
+              </a:graphicData>
+            </a:graphic>
+          </wp:inline>
+        </w:drawing>
+      </w:r>
+    </w:p>
+    <w:p>
+      <w:pPr>
+        <w:rPr>
+          <w:rFonts w:ascii="Arial" w:hAnsi="Arial" w:cs="Arial"/>
+          <w:sz w:val="28"/>
+          <w:szCs w:val="28"/>
+        </w:rPr>
+      </w:pPr>
+      <w:r>
+        <w:rPr>
+          <w:rFonts w:ascii="Arial" w:hAnsi="Arial" w:cs="Arial"/>
+          <w:sz w:val="28"/>
+          <w:szCs w:val="28"/>
+        </w:rPr>
+        <w:t>Within Package Class</w:t>
+      </w:r>
+      <w:r>
+        <w:rPr>
+          <w:rFonts w:ascii="Arial" w:hAnsi="Arial" w:cs="Arial"/>
+          <w:sz w:val="28"/>
+          <w:szCs w:val="28"/>
+        </w:rPr>
+        <w:t xml:space="preserve"> (the data returned by functions above):</w:t>
+      </w:r>
+    </w:p>
+    <w:p>
+      <w:pPr>
+        <w:rPr>
+          <w:rFonts w:ascii="Arial" w:hAnsi="Arial" w:cs="Arial"/>
+          <w:sz w:val="28"/>
+          <w:szCs w:val="28"/>
+        </w:rPr>
+      </w:pPr>
+      <w:r>
+        <w:rPr>
+          <w:rFonts w:ascii="Arial" w:hAnsi="Arial" w:cs="Arial"/>
+          <w:sz w:val="28"/>
+          <w:szCs w:val="28"/>
+        </w:rPr>
+        <w:drawing>
+          <wp:inline distT="0" distB="0" distL="0" distR="0" wp14:anchorId="7B1E97BB" wp14:editId="3D49CF8C">
+            <wp:extent cx="5943600" cy="2220595"/>
+            <wp:effectExtent l="0" t="0" r="0" b="8255"/>
+            <wp:docPr id="2033816659" name="Picture 1"/>
+            <wp:cNvGraphicFramePr>
+              <a:graphicFrameLocks xmlns:a="http://schemas.openxmlformats.org/drawingml/2006/main" noChangeAspect="1"/>
+            </wp:cNvGraphicFramePr>
+            <a:graphic xmlns:a="http://schemas.openxmlformats.org/drawingml/2006/main">
+              <a:graphicData uri="http://schemas.openxmlformats.org/drawingml/2006/picture">
+                <pic:pic xmlns:pic="http://schemas.openxmlformats.org/drawingml/2006/picture">
+                  <pic:nvPicPr>
+                    <pic:cNvPr id="2033816659" name=""/>
+                    <pic:cNvPicPr/>
+                  </pic:nvPicPr>
+                  <pic:blipFill>
+                    <a:blip r:embed="rId11"/>
+                    <a:stretch>
+                      <a:fillRect/>
+                    </a:stretch>
+                  </pic:blipFill>
+                  <pic:spPr>
+                    <a:xfrm>
+                      <a:off x="0" y="0"/>
+                      <a:ext cx="5943600" cy="2220595"/>
+                    </a:xfrm>
+                    <a:prstGeom prst="rect">
+                      <a:avLst/>
+                    </a:prstGeom>
+                  </pic:spPr>
+                </pic:pic>
+              </a:graphicData>
+            </a:graphic>
+          </wp:inline>
+        </w:drawing>
+      </w:r>
+    </w:p>
+    <w:p>
+      <w:pPr>
+        <w:rPr>
+          <w:rFonts w:ascii="Arial" w:hAnsi="Arial" w:cs="Arial"/>
+          <w:sz w:val="28"/>
+          <w:szCs w:val="28"/>
+        </w:rPr>
+      </w:pPr>
+    </w:p>
+    <w:p>
+      <w:pPr>
+        <w:pStyle w:val="Heading1"/>
+        <w:rPr>
+          <w:rFonts w:ascii="Arial" w:hAnsi="Arial" w:cs="Arial"/>
+          <w:sz w:val="28"/>
+          <w:szCs w:val="28"/>
+        </w:rPr>
+      </w:pPr>
+      <w:r>
+        <w:rPr>
+          <w:rFonts w:ascii="Arial" w:hAnsi="Arial" w:cs="Arial"/>
+          <w:sz w:val="28"/>
+          <w:szCs w:val="28"/>
+        </w:rPr>
+        <w:t>C. Original Code</w:t>
+      </w:r>
+    </w:p>
+    <w:p>
+      <w:pPr>
+        <w:rPr>
+          <w:rFonts w:ascii="Arial" w:hAnsi="Arial" w:cs="Arial"/>
+          <w:sz w:val="28"/>
+          <w:szCs w:val="28"/>
+        </w:rPr>
+      </w:pPr>
+      <w:r>
+        <w:rPr>
+          <w:rFonts w:ascii="Arial" w:hAnsi="Arial" w:cs="Arial"/>
+          <w:sz w:val="28"/>
+          <w:szCs w:val="28"/>
+        </w:rPr>
+        <w:t>Nearest Neighbor implementation to get distances for route:</w:t>
+      </w:r>
+    </w:p>
+    <w:p>
+      <w:pPr>
+        <w:rPr>
+          <w:rFonts w:ascii="Arial" w:hAnsi="Arial" w:cs="Arial"/>
+          <w:sz w:val="28"/>
+          <w:szCs w:val="28"/>
+        </w:rPr>
+      </w:pPr>
+      <w:r>
+        <w:rPr>
+          <w:rFonts w:ascii="Arial" w:hAnsi="Arial" w:cs="Arial"/>
+          <w:sz w:val="28"/>
+          <w:szCs w:val="28"/>
+        </w:rPr>
+        <w:lastRenderedPageBreak/>
+        <w:drawing>
+          <wp:inline distT="0" distB="0" distL="0" distR="0" wp14:anchorId="2271981F" wp14:editId="5AABB30B">
+            <wp:extent cx="5783580" cy="2373987"/>
+            <wp:effectExtent l="0" t="0" r="7620" b="7620"/>
+            <wp:docPr id="1691500149" name="Picture 1"/>
+            <wp:cNvGraphicFramePr>
+              <a:graphicFrameLocks xmlns:a="http://schemas.openxmlformats.org/drawingml/2006/main" noChangeAspect="1"/>
+            </wp:cNvGraphicFramePr>
+            <a:graphic xmlns:a="http://schemas.openxmlformats.org/drawingml/2006/main">
+              <a:graphicData uri="http://schemas.openxmlformats.org/drawingml/2006/picture">
+                <pic:pic xmlns:pic="http://schemas.openxmlformats.org/drawingml/2006/picture">
+                  <pic:nvPicPr>
+                    <pic:cNvPr id="1691500149" name=""/>
+                    <pic:cNvPicPr/>
+                  </pic:nvPicPr>
+                  <pic:blipFill>
+                    <a:blip r:embed="rId12"/>
+                    <a:stretch>
+                      <a:fillRect/>
+                    </a:stretch>
+                  </pic:blipFill>
+                  <pic:spPr>
+                    <a:xfrm>
+                      <a:off x="0" y="0"/>
+                      <a:ext cx="5784513" cy="2374370"/>
+                    </a:xfrm>
+                    <a:prstGeom prst="rect">
+                      <a:avLst/>
+                    </a:prstGeom>
+                  </pic:spPr>
+                </pic:pic>
+              </a:graphicData>
+            </a:graphic>
+          </wp:inline>
+        </w:drawing>
+      </w:r>
+    </w:p>
+    <w:p>
+      <w:pPr>
+        <w:rPr>
+          <w:rFonts w:ascii="Arial" w:hAnsi="Arial" w:cs="Arial"/>
+          <w:sz w:val="28"/>
+          <w:szCs w:val="28"/>
+        </w:rPr>
+      </w:pPr>
+      <w:r>
+        <w:rPr>
+          <w:rFonts w:ascii="Arial" w:hAnsi="Arial" w:cs="Arial"/>
+          <w:sz w:val="28"/>
+          <w:szCs w:val="28"/>
+        </w:rPr>
+        <w:drawing>
+          <wp:inline distT="0" distB="0" distL="0" distR="0" wp14:anchorId="541F5222" wp14:editId="7FE58E20">
+            <wp:extent cx="5494020" cy="2852664"/>
+            <wp:effectExtent l="0" t="0" r="0" b="5080"/>
+            <wp:docPr id="121756674" name="Picture 1"/>
+            <wp:cNvGraphicFramePr>
+              <a:graphicFrameLocks xmlns:a="http://schemas.openxmlformats.org/drawingml/2006/main" noChangeAspect="1"/>
+            </wp:cNvGraphicFramePr>
+            <a:graphic xmlns:a="http://schemas.openxmlformats.org/drawingml/2006/main">
+              <a:graphicData uri="http://schemas.openxmlformats.org/drawingml/2006/picture">
+                <pic:pic xmlns:pic="http://schemas.openxmlformats.org/drawingml/2006/picture">
+                  <pic:nvPicPr>
+                    <pic:cNvPr id="121756674" name=""/>
+                    <pic:cNvPicPr/>
+                  </pic:nvPicPr>
+                  <pic:blipFill>
+                    <a:blip r:embed="rId13"/>
+                    <a:stretch>
+                      <a:fillRect/>
+                    </a:stretch>
+                  </pic:blipFill>
+                  <pic:spPr>
+                    <a:xfrm>
+                      <a:off x="0" y="0"/>
+                      <a:ext cx="5500750" cy="2856158"/>
+                    </a:xfrm>
+                    <a:prstGeom prst="rect">
+                      <a:avLst/>
+                    </a:prstGeom>
+                  </pic:spPr>
+                </pic:pic>
+              </a:graphicData>
+            </a:graphic>
+          </wp:inline>
+        </w:drawing>
+      </w:r>
+    </w:p>
+    <w:p>
+      <w:pPr>
+        <w:rPr>
+          <w:rFonts w:ascii="Arial" w:hAnsi="Arial" w:cs="Arial"/>
+          <w:sz w:val="28"/>
+          <w:szCs w:val="28"/>
+        </w:rPr>
+      </w:pPr>
+      <w:r>
+        <w:rPr>
+          <w:rFonts w:ascii="Arial" w:hAnsi="Arial" w:cs="Arial"/>
+          <w:sz w:val="28"/>
+          <w:szCs w:val="28"/>
+        </w:rPr>
+        <w:t>Using Nearest Neighbor to build routes/deliver packages</w:t>
+      </w:r>
+      <w:r>
+        <w:rPr>
+          <w:rFonts w:ascii="Arial" w:hAnsi="Arial" w:cs="Arial"/>
+          <w:sz w:val="28"/>
+          <w:szCs w:val="28"/>
+        </w:rPr>
+        <w:t>:</w:t>
+      </w:r>
+    </w:p>
+    <w:p>
+      <w:pPr>
+        <w:rPr>
+          <w:rFonts w:ascii="Arial" w:hAnsi="Arial" w:cs="Arial"/>
+          <w:sz w:val="28"/>
+          <w:szCs w:val="28"/>
+        </w:rPr>
+      </w:pPr>
+      <w:r>
+        <w:rPr>
+          <w:rFonts w:ascii="Arial" w:hAnsi="Arial" w:cs="Arial"/>
+          <w:sz w:val="28"/>
+          <w:szCs w:val="28"/>
+        </w:rPr>
+        <w:lastRenderedPageBreak/>
+        <w:drawing>
+          <wp:inline distT="0" distB="0" distL="0" distR="0" wp14:anchorId="6E84451F" wp14:editId="1A566AD7">
+            <wp:extent cx="5943600" cy="3696970"/>
+            <wp:effectExtent l="0" t="0" r="0" b="0"/>
+            <wp:docPr id="948074384" name="Picture 1"/>
+            <wp:cNvGraphicFramePr>
+              <a:graphicFrameLocks xmlns:a="http://schemas.openxmlformats.org/drawingml/2006/main" noChangeAspect="1"/>
+            </wp:cNvGraphicFramePr>
+            <a:graphic xmlns:a="http://schemas.openxmlformats.org/drawingml/2006/main">
+              <a:graphicData uri="http://schemas.openxmlformats.org/drawingml/2006/picture">
+                <pic:pic xmlns:pic="http://schemas.openxmlformats.org/drawingml/2006/picture">
+                  <pic:nvPicPr>
+                    <pic:cNvPr id="948074384" name=""/>
+                    <pic:cNvPicPr/>
+                  </pic:nvPicPr>
+                  <pic:blipFill>
+                    <a:blip r:embed="rId14"/>
+                    <a:stretch>
+                      <a:fillRect/>
+                    </a:stretch>
+                  </pic:blipFill>
+                  <pic:spPr>
+                    <a:xfrm>
+                      <a:off x="0" y="0"/>
+                      <a:ext cx="5943600" cy="3696970"/>
+                    </a:xfrm>
+                    <a:prstGeom prst="rect">
+                      <a:avLst/>
+                    </a:prstGeom>
+                  </pic:spPr>
+                </pic:pic>
+              </a:graphicData>
+            </a:graphic>
+          </wp:inline>
+        </w:drawing>
+      </w:r>
+    </w:p>
+    <w:p>
+      <w:pPr>
+        <w:pStyle w:val="Heading1"/>
+        <w:rPr>
+          <w:rFonts w:ascii="Arial" w:hAnsi="Arial" w:cs="Arial"/>
+          <w:sz w:val="28"/>
+          <w:szCs w:val="28"/>
+        </w:rPr>
+      </w:pPr>
+      <w:r>
+        <w:rPr>
+          <w:rFonts w:ascii="Arial" w:hAnsi="Arial" w:cs="Arial"/>
+          <w:sz w:val="28"/>
+          <w:szCs w:val="28"/>
+        </w:rPr>
+        <w:t>C1. Identification Information</w:t>
+      </w:r>
+    </w:p>
+    <w:p>
+      <w:pPr>
+        <w:rPr>
+          <w:rFonts w:ascii="Arial" w:hAnsi="Arial" w:cs="Arial"/>
+          <w:sz w:val="28"/>
+          <w:szCs w:val="28"/>
+        </w:rPr>
+      </w:pPr>
+      <w:r>
+        <w:rPr>
+          <w:rFonts w:ascii="Arial" w:hAnsi="Arial" w:cs="Arial"/>
+          <w:sz w:val="28"/>
+          <w:szCs w:val="28"/>
+        </w:rPr>
+        <w:t>Within main.py:</w:t>
+      </w:r>
+    </w:p>
+    <w:p>
+      <w:pPr>
+        <w:rPr>
+          <w:rFonts w:ascii="Arial" w:hAnsi="Arial" w:cs="Arial"/>
+          <w:sz w:val="28"/>
+          <w:szCs w:val="28"/>
+        </w:rPr>
+      </w:pPr>
+      <w:r>
+        <w:rPr>
+          <w:rFonts w:ascii="Arial" w:hAnsi="Arial" w:cs="Arial"/>
+          <w:sz w:val="28"/>
+          <w:szCs w:val="28"/>
+        </w:rPr>
+        <w:drawing>
+          <wp:inline distT="0" distB="0" distL="0" distR="0" wp14:anchorId="664A994D" wp14:editId="722CB3BB">
+            <wp:extent cx="3147060" cy="634489"/>
+            <wp:effectExtent l="0" t="0" r="0" b="0"/>
+            <wp:docPr id="1806043214" name="Picture 1"/>
+            <wp:cNvGraphicFramePr>
+              <a:graphicFrameLocks xmlns:a="http://schemas.openxmlformats.org/drawingml/2006/main" noChangeAspect="1"/>
+            </wp:cNvGraphicFramePr>
+            <a:graphic xmlns:a="http://schemas.openxmlformats.org/drawingml/2006/main">
+              <a:graphicData uri="http://schemas.openxmlformats.org/drawingml/2006/picture">
+                <pic:pic xmlns:pic="http://schemas.openxmlformats.org/drawingml/2006/picture">
+                  <pic:nvPicPr>
+                    <pic:cNvPr id="1806043214" name=""/>
+                    <pic:cNvPicPr/>
+                  </pic:nvPicPr>
+                  <pic:blipFill>
+                    <a:blip r:embed="rId15"/>
+                    <a:stretch>
+                      <a:fillRect/>
+                    </a:stretch>
+                  </pic:blipFill>
+                  <pic:spPr>
+                    <a:xfrm>
+                      <a:off x="0" y="0"/>
+                      <a:ext cx="3185269" cy="642193"/>
+                    </a:xfrm>
+                    <a:prstGeom prst="rect">
+                      <a:avLst/>
+                    </a:prstGeom>
+                  </pic:spPr>
+                </pic:pic>
+              </a:graphicData>
+            </a:graphic>
+          </wp:inline>
+        </w:drawing>
+      </w:r>
+    </w:p>
+    <w:p>
+      <w:pPr>
+        <w:pStyle w:val="Heading1"/>
+        <w:rPr>
+          <w:rFonts w:ascii="Arial" w:hAnsi="Arial" w:cs="Arial"/>
+          <w:sz w:val="28"/>
+          <w:szCs w:val="28"/>
+        </w:rPr>
+      </w:pPr>
+      <w:r>
+        <w:rPr>
+          <w:rFonts w:ascii="Arial" w:hAnsi="Arial" w:cs="Arial"/>
+          <w:sz w:val="28"/>
+          <w:szCs w:val="28"/>
+        </w:rPr>
+        <w:t>C2. Process and Flow Comments</w:t>
+      </w:r>
+    </w:p>
+    <w:p>
+      <w:pPr>
+        <w:rPr>
+          <w:rFonts w:ascii="Arial" w:hAnsi="Arial" w:cs="Arial"/>
+          <w:sz w:val="28"/>
+          <w:szCs w:val="28"/>
+        </w:rPr>
+      </w:pPr>
+      <w:r>
+        <w:rPr>
+          <w:rFonts w:ascii="Arial" w:hAnsi="Arial" w:cs="Arial"/>
+          <w:sz w:val="28"/>
+          <w:szCs w:val="28"/>
+        </w:rPr>
+        <w:t>See code for Comments, thank you.</w:t>
+      </w:r>
+    </w:p>
+    <w:p>
+      <w:pPr>
+        <w:pStyle w:val="Heading1"/>
+        <w:rPr>
+          <w:rFonts w:ascii="Arial" w:hAnsi="Arial" w:cs="Arial"/>
+          <w:sz w:val="28"/>
+          <w:szCs w:val="28"/>
+        </w:rPr>
+      </w:pPr>
+      <w:r>
+        <w:rPr>
+          <w:rFonts w:ascii="Arial" w:hAnsi="Arial" w:cs="Arial"/>
+          <w:sz w:val="28"/>
+          <w:szCs w:val="28"/>
+        </w:rPr>
+        <w:t>D. Interface</w:t>
+      </w:r>
+    </w:p>
+    <w:p>
+      <w:pPr>
+        <w:rPr>
+          <w:rFonts w:ascii="Arial" w:hAnsi="Arial" w:cs="Arial"/>
+          <w:sz w:val="28"/>
+          <w:szCs w:val="28"/>
+        </w:rPr>
+      </w:pPr>
+      <w:r>
+        <w:rPr>
+          <w:rFonts w:ascii="Arial" w:hAnsi="Arial" w:cs="Arial"/>
+          <w:sz w:val="28"/>
+          <w:szCs w:val="28"/>
+        </w:rPr>
+        <w:t>See code</w:t>
+      </w:r>
+      <w:r>
+        <w:rPr>
+          <w:rFonts w:ascii="Arial" w:hAnsi="Arial" w:cs="Arial"/>
+          <w:sz w:val="28"/>
+          <w:szCs w:val="28"/>
+        </w:rPr>
+        <w:t xml:space="preserve"> for setup of user interface. Screenshots of simulation running:</w:t>
+      </w:r>
+    </w:p>
+    <w:p>
+      <w:pPr>
+        <w:rPr>
+          <w:rFonts w:ascii="Arial" w:hAnsi="Arial" w:cs="Arial"/>
+          <w:sz w:val="28"/>
+          <w:szCs w:val="28"/>
+        </w:rPr>
+      </w:pPr>
+      <w:r>
+        <w:rPr>
+          <w:rFonts w:ascii="Arial" w:hAnsi="Arial" w:cs="Arial"/>
+          <w:sz w:val="28"/>
+          <w:szCs w:val="28"/>
+        </w:rPr>
+        <w:drawing>
+          <wp:inline distT="0" distB="0" distL="0" distR="0" wp14:anchorId="4DBC7D23" wp14:editId="53197C15">
+            <wp:extent cx="4991533" cy="1325995"/>
+            <wp:effectExtent l="0" t="0" r="0" b="7620"/>
+            <wp:docPr id="1569529294" name="Picture 1"/>
+            <wp:cNvGraphicFramePr>
+              <a:graphicFrameLocks xmlns:a="http://schemas.openxmlformats.org/drawingml/2006/main" noChangeAspect="1"/>
+            </wp:cNvGraphicFramePr>
+            <a:graphic xmlns:a="http://schemas.openxmlformats.org/drawingml/2006/main">
+              <a:graphicData uri="http://schemas.openxmlformats.org/drawingml/2006/picture">
+                <pic:pic xmlns:pic="http://schemas.openxmlformats.org/drawingml/2006/picture">
+                  <pic:nvPicPr>
+                    <pic:cNvPr id="1569529294" name=""/>
+                    <pic:cNvPicPr/>
+                  </pic:nvPicPr>
+                  <pic:blipFill>
+                    <a:blip r:embed="rId16"/>
+                    <a:stretch>
+                      <a:fillRect/>
+                    </a:stretch>
+                  </pic:blipFill>
+                  <pic:spPr>
+                    <a:xfrm>
+                      <a:off x="0" y="0"/>
+                      <a:ext cx="4991533" cy="1325995"/>
+                    </a:xfrm>
+                    <a:prstGeom prst="rect">
+                      <a:avLst/>
+                    </a:prstGeom>
+                  </pic:spPr>
+                </pic:pic>
+              </a:graphicData>
+            </a:graphic>
+          </wp:inline>
+        </w:drawing>
+      </w:r>
+    </w:p>
+    <w:p>
+      <w:pPr>
+        <w:rPr>
+          <w:rFonts w:ascii="Arial" w:hAnsi="Arial" w:cs="Arial"/>
+          <w:sz w:val="28"/>
+          <w:szCs w:val="28"/>
+        </w:rPr>
+      </w:pPr>
+      <w:r>
+        <w:rPr>
+          <w:rFonts w:ascii="Arial" w:hAnsi="Arial" w:cs="Arial"/>
+          <w:sz w:val="28"/>
+          <w:szCs w:val="28"/>
+        </w:rPr>
+        <w:lastRenderedPageBreak/>
+        <w:drawing>
+          <wp:inline distT="0" distB="0" distL="0" distR="0" wp14:anchorId="7F2B1784" wp14:editId="25730277">
+            <wp:extent cx="3535680" cy="2711627"/>
+            <wp:effectExtent l="0" t="0" r="7620" b="0"/>
+            <wp:docPr id="1779281628" name="Picture 1"/>
+            <wp:cNvGraphicFramePr>
+              <a:graphicFrameLocks xmlns:a="http://schemas.openxmlformats.org/drawingml/2006/main" noChangeAspect="1"/>
+            </wp:cNvGraphicFramePr>
+            <a:graphic xmlns:a="http://schemas.openxmlformats.org/drawingml/2006/main">
+              <a:graphicData uri="http://schemas.openxmlformats.org/drawingml/2006/picture">
+                <pic:pic xmlns:pic="http://schemas.openxmlformats.org/drawingml/2006/picture">
+                  <pic:nvPicPr>
+                    <pic:cNvPr id="1779281628" name=""/>
+                    <pic:cNvPicPr/>
+                  </pic:nvPicPr>
+                  <pic:blipFill>
+                    <a:blip r:embed="rId17"/>
+                    <a:stretch>
+                      <a:fillRect/>
+                    </a:stretch>
+                  </pic:blipFill>
+                  <pic:spPr>
+                    <a:xfrm>
+                      <a:off x="0" y="0"/>
+                      <a:ext cx="3545320" cy="2719020"/>
+                    </a:xfrm>
+                    <a:prstGeom prst="rect">
+                      <a:avLst/>
+                    </a:prstGeom>
+                  </pic:spPr>
+                </pic:pic>
+              </a:graphicData>
+            </a:graphic>
+          </wp:inline>
+        </w:drawing>
+      </w:r>
+    </w:p>
+    <w:p>
+      <w:pPr>
+        <w:rPr>
+          <w:rFonts w:ascii="Arial" w:hAnsi="Arial" w:cs="Arial"/>
+          <w:sz w:val="28"/>
+          <w:szCs w:val="28"/>
+        </w:rPr>
+      </w:pPr>
       <w:r>
         <w:rPr>
           <w:rFonts w:ascii="Arial" w:hAnsi="Arial" w:cs="Arial"/>
@@ -471,137 +1256,42 @@
           <w:sz w:val="28"/>
           <w:szCs w:val="28"/>
         </w:rPr>
-        <w:t>Develop a hash table, without using any additional libraries or classes, that has an insertion function that takes the package ID as input and inserts each of the following data components into the hash table:</w:t>
-      </w:r>
-    </w:p>
-    <w:p>
-      <w:pPr>
-        <w:rPr>
-          <w:rFonts w:ascii="Arial" w:hAnsi="Arial" w:cs="Arial"/>
-          <w:sz w:val="28"/>
-          <w:szCs w:val="28"/>
-        </w:rPr>
-      </w:pPr>
-      <w:r>
-        <w:rPr>
-          <w:rFonts w:ascii="Arial" w:hAnsi="Arial" w:cs="Arial"/>
-          <w:sz w:val="28"/>
-          <w:szCs w:val="28"/>
-        </w:rPr>
-        <w:t>•   delivery address</w:t>
-      </w:r>
-    </w:p>
-    <w:p>
-      <w:pPr>
-        <w:rPr>
-          <w:rFonts w:ascii="Arial" w:hAnsi="Arial" w:cs="Arial"/>
-          <w:sz w:val="28"/>
-          <w:szCs w:val="28"/>
-        </w:rPr>
-      </w:pPr>
-      <w:r>
-        <w:rPr>
-          <w:rFonts w:ascii="Arial" w:hAnsi="Arial" w:cs="Arial"/>
-          <w:sz w:val="28"/>
-          <w:szCs w:val="28"/>
-        </w:rPr>
-        <w:t>•   delivery deadline</w:t>
-      </w:r>
-    </w:p>
-    <w:p>
-      <w:pPr>
-        <w:rPr>
-          <w:rFonts w:ascii="Arial" w:hAnsi="Arial" w:cs="Arial"/>
-          <w:sz w:val="28"/>
-          <w:szCs w:val="28"/>
-        </w:rPr>
-      </w:pPr>
-      <w:r>
-        <w:rPr>
-          <w:rFonts w:ascii="Arial" w:hAnsi="Arial" w:cs="Arial"/>
-          <w:sz w:val="28"/>
-          <w:szCs w:val="28"/>
-        </w:rPr>
-        <w:t>•   delivery city</w:t>
-      </w:r>
-    </w:p>
-    <w:p>
-      <w:pPr>
-        <w:rPr>
-          <w:rFonts w:ascii="Arial" w:hAnsi="Arial" w:cs="Arial"/>
-          <w:sz w:val="28"/>
-          <w:szCs w:val="28"/>
-        </w:rPr>
-      </w:pPr>
-      <w:r>
-        <w:rPr>
-          <w:rFonts w:ascii="Arial" w:hAnsi="Arial" w:cs="Arial"/>
-          <w:sz w:val="28"/>
-          <w:szCs w:val="28"/>
-        </w:rPr>
-        <w:t>•   delivery zip code</w:t>
-      </w:r>
-    </w:p>
-    <w:p>
-      <w:pPr>
-        <w:rPr>
-          <w:rFonts w:ascii="Arial" w:hAnsi="Arial" w:cs="Arial"/>
-          <w:sz w:val="28"/>
-          <w:szCs w:val="28"/>
-        </w:rPr>
-      </w:pPr>
-      <w:r>
-        <w:rPr>
-          <w:rFonts w:ascii="Arial" w:hAnsi="Arial" w:cs="Arial"/>
-          <w:sz w:val="28"/>
-          <w:szCs w:val="28"/>
-        </w:rPr>
-        <w:t>•   package weight</w:t>
-      </w:r>
-    </w:p>
-    <w:p>
-      <w:pPr>
-        <w:rPr>
-          <w:rFonts w:ascii="Arial" w:hAnsi="Arial" w:cs="Arial"/>
-          <w:sz w:val="28"/>
-          <w:szCs w:val="28"/>
-        </w:rPr>
-      </w:pPr>
-      <w:r>
-        <w:rPr>
-          <w:rFonts w:ascii="Arial" w:hAnsi="Arial" w:cs="Arial"/>
-          <w:sz w:val="28"/>
-          <w:szCs w:val="28"/>
-        </w:rPr>
-        <w:t xml:space="preserve">•   delivery status (i.e., delayed, at the hub, </w:t>
-      </w:r>
-      <w:proofErr w:type="spellStart"/>
-      <w:r>
-        <w:rPr>
-          <w:rFonts w:ascii="Arial" w:hAnsi="Arial" w:cs="Arial"/>
-          <w:sz w:val="28"/>
-          <w:szCs w:val="28"/>
-        </w:rPr>
-        <w:t>en</w:t>
-      </w:r>
-      <w:proofErr w:type="spellEnd"/>
-      <w:r>
-        <w:rPr>
-          <w:rFonts w:ascii="Arial" w:hAnsi="Arial" w:cs="Arial"/>
-          <w:sz w:val="28"/>
-          <w:szCs w:val="28"/>
-        </w:rPr>
-        <w:t xml:space="preserve"> route, or delivered), including the delivery time</w:t>
-      </w:r>
-    </w:p>
-    <w:p>
-      <w:pPr>
-        <w:rPr>
-          <w:rFonts w:ascii="Arial" w:hAnsi="Arial" w:cs="Arial"/>
-          <w:sz w:val="28"/>
-          <w:szCs w:val="28"/>
-        </w:rPr>
-      </w:pPr>
+        <w:drawing>
+          <wp:inline distT="0" distB="0" distL="0" distR="0" wp14:anchorId="1D47CB64" wp14:editId="7CD01407">
+            <wp:extent cx="4038600" cy="1995261"/>
+            <wp:effectExtent l="0" t="0" r="0" b="5080"/>
+            <wp:docPr id="363024903" name="Picture 1"/>
+            <wp:cNvGraphicFramePr>
+              <a:graphicFrameLocks xmlns:a="http://schemas.openxmlformats.org/drawingml/2006/main" noChangeAspect="1"/>
+            </wp:cNvGraphicFramePr>
+            <a:graphic xmlns:a="http://schemas.openxmlformats.org/drawingml/2006/main">
+              <a:graphicData uri="http://schemas.openxmlformats.org/drawingml/2006/picture">
+                <pic:pic xmlns:pic="http://schemas.openxmlformats.org/drawingml/2006/picture">
+                  <pic:nvPicPr>
+                    <pic:cNvPr id="363024903" name=""/>
+                    <pic:cNvPicPr/>
+                  </pic:nvPicPr>
+                  <pic:blipFill>
+                    <a:blip r:embed="rId18"/>
+                    <a:stretch>
+                      <a:fillRect/>
+                    </a:stretch>
+                  </pic:blipFill>
+                  <pic:spPr>
+                    <a:xfrm>
+                      <a:off x="0" y="0"/>
+                      <a:ext cx="4060992" cy="2006324"/>
+                    </a:xfrm>
+                    <a:prstGeom prst="rect">
+                      <a:avLst/>
+                    </a:prstGeom>
+                  </pic:spPr>
+                </pic:pic>
+              </a:graphicData>
+            </a:graphic>
+          </wp:inline>
+        </w:drawing>
+      </w:r>
     </w:p>
     <w:p>
       <w:pPr>
@@ -627,24 +1317,827 @@
           <w:sz w:val="28"/>
           <w:szCs w:val="28"/>
         </w:rPr>
-        <w:t>B. Look-Up Functions</w:t>
-      </w:r>
-    </w:p>
-    <w:p>
-      <w:pPr>
-        <w:rPr>
-          <w:rFonts w:ascii="Arial" w:hAnsi="Arial" w:cs="Arial"/>
-          <w:sz w:val="28"/>
-          <w:szCs w:val="28"/>
-        </w:rPr>
-      </w:pPr>
-      <w:r>
-        <w:rPr>
-          <w:rFonts w:ascii="Arial" w:hAnsi="Arial" w:cs="Arial"/>
-          <w:sz w:val="28"/>
-          <w:szCs w:val="28"/>
-        </w:rPr>
-        <w:t>Make note to see code.</w:t>
+        <w:t>D1. First Status Check</w:t>
+      </w:r>
+    </w:p>
+    <w:p>
+      <w:pPr>
+        <w:rPr>
+          <w:rFonts w:ascii="Arial" w:hAnsi="Arial" w:cs="Arial"/>
+          <w:sz w:val="28"/>
+          <w:szCs w:val="28"/>
+        </w:rPr>
+      </w:pPr>
+      <w:r>
+        <w:rPr>
+          <w:rFonts w:ascii="Arial" w:hAnsi="Arial" w:cs="Arial"/>
+          <w:sz w:val="28"/>
+          <w:szCs w:val="28"/>
+        </w:rPr>
+        <w:t>T</w:t>
+      </w:r>
+      <w:r>
+        <w:rPr>
+          <w:rFonts w:ascii="Arial" w:hAnsi="Arial" w:cs="Arial"/>
+          <w:sz w:val="28"/>
+          <w:szCs w:val="28"/>
+        </w:rPr>
+        <w:t>ime between 8:35 a.m. and 9:25</w:t>
+      </w:r>
+    </w:p>
+    <w:p>
+      <w:pPr>
+        <w:rPr>
+          <w:rFonts w:ascii="Arial" w:hAnsi="Arial" w:cs="Arial"/>
+          <w:b/>
+          <w:bCs/>
+          <w:sz w:val="28"/>
+          <w:szCs w:val="28"/>
+        </w:rPr>
+      </w:pPr>
+      <w:r>
+        <w:rPr>
+          <w:rFonts w:ascii="Arial" w:hAnsi="Arial" w:cs="Arial"/>
+          <w:b/>
+          <w:bCs/>
+          <w:sz w:val="28"/>
+          <w:szCs w:val="28"/>
+        </w:rPr>
+        <w:t>Time Entered: 9:05am</w:t>
+      </w:r>
+    </w:p>
+    <w:p>
+      <w:pPr>
+        <w:rPr>
+          <w:rFonts w:ascii="Arial" w:hAnsi="Arial" w:cs="Arial"/>
+          <w:sz w:val="28"/>
+          <w:szCs w:val="28"/>
+        </w:rPr>
+      </w:pPr>
+      <w:r>
+        <w:rPr>
+          <w:rFonts w:ascii="Arial" w:hAnsi="Arial" w:cs="Arial"/>
+          <w:sz w:val="28"/>
+          <w:szCs w:val="28"/>
+        </w:rPr>
+        <w:lastRenderedPageBreak/>
+        <w:drawing>
+          <wp:inline distT="0" distB="0" distL="0" distR="0" wp14:anchorId="747C423F" wp14:editId="4B47836C">
+            <wp:extent cx="7573294" cy="2944361"/>
+            <wp:effectExtent l="0" t="0" r="0" b="8890"/>
+            <wp:docPr id="141939183" name="Picture 1"/>
+            <wp:cNvGraphicFramePr>
+              <a:graphicFrameLocks xmlns:a="http://schemas.openxmlformats.org/drawingml/2006/main" noChangeAspect="1"/>
+            </wp:cNvGraphicFramePr>
+            <a:graphic xmlns:a="http://schemas.openxmlformats.org/drawingml/2006/main">
+              <a:graphicData uri="http://schemas.openxmlformats.org/drawingml/2006/picture">
+                <pic:pic xmlns:pic="http://schemas.openxmlformats.org/drawingml/2006/picture">
+                  <pic:nvPicPr>
+                    <pic:cNvPr id="141939183" name=""/>
+                    <pic:cNvPicPr/>
+                  </pic:nvPicPr>
+                  <pic:blipFill>
+                    <a:blip r:embed="rId19"/>
+                    <a:stretch>
+                      <a:fillRect/>
+                    </a:stretch>
+                  </pic:blipFill>
+                  <pic:spPr>
+                    <a:xfrm>
+                      <a:off x="0" y="0"/>
+                      <a:ext cx="7669053" cy="2981590"/>
+                    </a:xfrm>
+                    <a:prstGeom prst="rect">
+                      <a:avLst/>
+                    </a:prstGeom>
+                  </pic:spPr>
+                </pic:pic>
+              </a:graphicData>
+            </a:graphic>
+          </wp:inline>
+        </w:drawing>
+      </w:r>
+    </w:p>
+    <w:p>
+      <w:pPr>
+        <w:rPr>
+          <w:rFonts w:ascii="Arial" w:hAnsi="Arial" w:cs="Arial"/>
+          <w:sz w:val="28"/>
+          <w:szCs w:val="28"/>
+        </w:rPr>
+      </w:pPr>
+      <w:r>
+        <w:rPr>
+          <w:rFonts w:ascii="Arial" w:hAnsi="Arial" w:cs="Arial"/>
+          <w:sz w:val="28"/>
+          <w:szCs w:val="28"/>
+        </w:rPr>
+        <w:drawing>
+          <wp:inline distT="0" distB="0" distL="0" distR="0" wp14:anchorId="7F9D0B28" wp14:editId="506F9743">
+            <wp:extent cx="6743700" cy="5111091"/>
+            <wp:effectExtent l="0" t="0" r="0" b="0"/>
+            <wp:docPr id="1483474213" name="Picture 1"/>
+            <wp:cNvGraphicFramePr>
+              <a:graphicFrameLocks xmlns:a="http://schemas.openxmlformats.org/drawingml/2006/main" noChangeAspect="1"/>
+            </wp:cNvGraphicFramePr>
+            <a:graphic xmlns:a="http://schemas.openxmlformats.org/drawingml/2006/main">
+              <a:graphicData uri="http://schemas.openxmlformats.org/drawingml/2006/picture">
+                <pic:pic xmlns:pic="http://schemas.openxmlformats.org/drawingml/2006/picture">
+                  <pic:nvPicPr>
+                    <pic:cNvPr id="1483474213" name=""/>
+                    <pic:cNvPicPr/>
+                  </pic:nvPicPr>
+                  <pic:blipFill>
+                    <a:blip r:embed="rId20"/>
+                    <a:stretch>
+                      <a:fillRect/>
+                    </a:stretch>
+                  </pic:blipFill>
+                  <pic:spPr>
+                    <a:xfrm>
+                      <a:off x="0" y="0"/>
+                      <a:ext cx="6748955" cy="5115073"/>
+                    </a:xfrm>
+                    <a:prstGeom prst="rect">
+                      <a:avLst/>
+                    </a:prstGeom>
+                  </pic:spPr>
+                </pic:pic>
+              </a:graphicData>
+            </a:graphic>
+          </wp:inline>
+        </w:drawing>
+      </w:r>
+    </w:p>
+    <w:p>
+      <w:pPr>
+        <w:pStyle w:val="Heading1"/>
+        <w:rPr>
+          <w:rFonts w:ascii="Arial" w:hAnsi="Arial" w:cs="Arial"/>
+          <w:sz w:val="28"/>
+          <w:szCs w:val="28"/>
+        </w:rPr>
+      </w:pPr>
+      <w:r>
+        <w:rPr>
+          <w:rFonts w:ascii="Arial" w:hAnsi="Arial" w:cs="Arial"/>
+          <w:sz w:val="28"/>
+          <w:szCs w:val="28"/>
+        </w:rPr>
+        <w:lastRenderedPageBreak/>
+        <w:t>D2. Second Status Check</w:t>
+      </w:r>
+    </w:p>
+    <w:p>
+      <w:pPr>
+        <w:rPr>
+          <w:rFonts w:ascii="Arial" w:hAnsi="Arial" w:cs="Arial"/>
+          <w:sz w:val="28"/>
+          <w:szCs w:val="28"/>
+        </w:rPr>
+      </w:pPr>
+      <w:r>
+        <w:rPr>
+          <w:rFonts w:ascii="Arial" w:hAnsi="Arial" w:cs="Arial"/>
+          <w:sz w:val="28"/>
+          <w:szCs w:val="28"/>
+        </w:rPr>
+        <w:t>Time</w:t>
+      </w:r>
+      <w:r>
+        <w:rPr>
+          <w:rFonts w:ascii="Arial" w:hAnsi="Arial" w:cs="Arial"/>
+          <w:sz w:val="28"/>
+          <w:szCs w:val="28"/>
+        </w:rPr>
+        <w:t xml:space="preserve"> between 9:35 a.m. and 10:25 a.m.</w:t>
+      </w:r>
+    </w:p>
+    <w:p>
+      <w:pPr>
+        <w:rPr>
+          <w:rFonts w:ascii="Arial" w:hAnsi="Arial" w:cs="Arial"/>
+          <w:b/>
+          <w:bCs/>
+          <w:sz w:val="28"/>
+          <w:szCs w:val="28"/>
+        </w:rPr>
+      </w:pPr>
+      <w:r>
+        <w:rPr>
+          <w:rFonts w:ascii="Arial" w:hAnsi="Arial" w:cs="Arial"/>
+          <w:b/>
+          <w:bCs/>
+          <w:sz w:val="28"/>
+          <w:szCs w:val="28"/>
+        </w:rPr>
+        <w:t>Time Entered</w:t>
+      </w:r>
+      <w:r>
+        <w:rPr>
+          <w:rFonts w:ascii="Arial" w:hAnsi="Arial" w:cs="Arial"/>
+          <w:b/>
+          <w:bCs/>
+          <w:sz w:val="28"/>
+          <w:szCs w:val="28"/>
+        </w:rPr>
+        <w:t>:</w:t>
+      </w:r>
+      <w:r>
+        <w:rPr>
+          <w:rFonts w:ascii="Arial" w:hAnsi="Arial" w:cs="Arial"/>
+          <w:b/>
+          <w:bCs/>
+          <w:sz w:val="28"/>
+          <w:szCs w:val="28"/>
+        </w:rPr>
+        <w:t xml:space="preserve"> 10:00am</w:t>
+      </w:r>
+    </w:p>
+    <w:p>
+      <w:pPr>
+        <w:rPr>
+          <w:rFonts w:ascii="Arial" w:hAnsi="Arial" w:cs="Arial"/>
+          <w:b/>
+          <w:bCs/>
+          <w:sz w:val="28"/>
+          <w:szCs w:val="28"/>
+        </w:rPr>
+      </w:pPr>
+      <w:r>
+        <w:rPr>
+          <w:rFonts w:ascii="Arial" w:hAnsi="Arial" w:cs="Arial"/>
+          <w:b/>
+          <w:bCs/>
+          <w:sz w:val="28"/>
+          <w:szCs w:val="28"/>
+        </w:rPr>
+        <w:drawing>
+          <wp:inline distT="0" distB="0" distL="0" distR="0" wp14:anchorId="1AD618D4" wp14:editId="183F2AF9">
+            <wp:extent cx="6438900" cy="3260037"/>
+            <wp:effectExtent l="0" t="0" r="0" b="0"/>
+            <wp:docPr id="1405893494" name="Picture 1"/>
+            <wp:cNvGraphicFramePr>
+              <a:graphicFrameLocks xmlns:a="http://schemas.openxmlformats.org/drawingml/2006/main" noChangeAspect="1"/>
+            </wp:cNvGraphicFramePr>
+            <a:graphic xmlns:a="http://schemas.openxmlformats.org/drawingml/2006/main">
+              <a:graphicData uri="http://schemas.openxmlformats.org/drawingml/2006/picture">
+                <pic:pic xmlns:pic="http://schemas.openxmlformats.org/drawingml/2006/picture">
+                  <pic:nvPicPr>
+                    <pic:cNvPr id="1405893494" name=""/>
+                    <pic:cNvPicPr/>
+                  </pic:nvPicPr>
+                  <pic:blipFill>
+                    <a:blip r:embed="rId21"/>
+                    <a:stretch>
+                      <a:fillRect/>
+                    </a:stretch>
+                  </pic:blipFill>
+                  <pic:spPr>
+                    <a:xfrm>
+                      <a:off x="0" y="0"/>
+                      <a:ext cx="6442683" cy="3261952"/>
+                    </a:xfrm>
+                    <a:prstGeom prst="rect">
+                      <a:avLst/>
+                    </a:prstGeom>
+                  </pic:spPr>
+                </pic:pic>
+              </a:graphicData>
+            </a:graphic>
+          </wp:inline>
+        </w:drawing>
+      </w:r>
+    </w:p>
+    <w:p>
+      <w:pPr>
+        <w:rPr>
+          <w:rFonts w:ascii="Arial" w:hAnsi="Arial" w:cs="Arial"/>
+          <w:b/>
+          <w:bCs/>
+          <w:sz w:val="28"/>
+          <w:szCs w:val="28"/>
+        </w:rPr>
+      </w:pPr>
+      <w:r>
+        <w:rPr>
+          <w:rFonts w:ascii="Arial" w:hAnsi="Arial" w:cs="Arial"/>
+          <w:b/>
+          <w:bCs/>
+          <w:sz w:val="28"/>
+          <w:szCs w:val="28"/>
+        </w:rPr>
+        <w:lastRenderedPageBreak/>
+        <w:drawing>
+          <wp:inline distT="0" distB="0" distL="0" distR="0" wp14:anchorId="6527F8C4" wp14:editId="1EA8F79C">
+            <wp:extent cx="5943600" cy="4554855"/>
+            <wp:effectExtent l="0" t="0" r="0" b="0"/>
+            <wp:docPr id="1323686798" name="Picture 1"/>
+            <wp:cNvGraphicFramePr>
+              <a:graphicFrameLocks xmlns:a="http://schemas.openxmlformats.org/drawingml/2006/main" noChangeAspect="1"/>
+            </wp:cNvGraphicFramePr>
+            <a:graphic xmlns:a="http://schemas.openxmlformats.org/drawingml/2006/main">
+              <a:graphicData uri="http://schemas.openxmlformats.org/drawingml/2006/picture">
+                <pic:pic xmlns:pic="http://schemas.openxmlformats.org/drawingml/2006/picture">
+                  <pic:nvPicPr>
+                    <pic:cNvPr id="1323686798" name=""/>
+                    <pic:cNvPicPr/>
+                  </pic:nvPicPr>
+                  <pic:blipFill>
+                    <a:blip r:embed="rId22"/>
+                    <a:stretch>
+                      <a:fillRect/>
+                    </a:stretch>
+                  </pic:blipFill>
+                  <pic:spPr>
+                    <a:xfrm>
+                      <a:off x="0" y="0"/>
+                      <a:ext cx="5943600" cy="4554855"/>
+                    </a:xfrm>
+                    <a:prstGeom prst="rect">
+                      <a:avLst/>
+                    </a:prstGeom>
+                  </pic:spPr>
+                </pic:pic>
+              </a:graphicData>
+            </a:graphic>
+          </wp:inline>
+        </w:drawing>
+      </w:r>
+    </w:p>
+    <w:p>
+      <w:pPr>
+        <w:rPr>
+          <w:rFonts w:ascii="Arial" w:hAnsi="Arial" w:cs="Arial"/>
+          <w:sz w:val="28"/>
+          <w:szCs w:val="28"/>
+        </w:rPr>
+      </w:pPr>
+    </w:p>
+    <w:p>
+      <w:pPr>
+        <w:pStyle w:val="Heading1"/>
+        <w:rPr>
+          <w:rFonts w:ascii="Arial" w:hAnsi="Arial" w:cs="Arial"/>
+          <w:sz w:val="28"/>
+          <w:szCs w:val="28"/>
+        </w:rPr>
+      </w:pPr>
+      <w:r>
+        <w:rPr>
+          <w:rFonts w:ascii="Arial" w:hAnsi="Arial" w:cs="Arial"/>
+          <w:sz w:val="28"/>
+          <w:szCs w:val="28"/>
+        </w:rPr>
+        <w:t>D3. Third Status Check</w:t>
+      </w:r>
+    </w:p>
+    <w:p>
+      <w:pPr>
+        <w:rPr>
+          <w:rFonts w:ascii="Arial" w:hAnsi="Arial" w:cs="Arial"/>
+          <w:sz w:val="28"/>
+          <w:szCs w:val="28"/>
+        </w:rPr>
+      </w:pPr>
+      <w:r>
+        <w:rPr>
+          <w:rFonts w:ascii="Arial" w:hAnsi="Arial" w:cs="Arial"/>
+          <w:sz w:val="28"/>
+          <w:szCs w:val="28"/>
+        </w:rPr>
+        <w:t>Time</w:t>
+      </w:r>
+      <w:r>
+        <w:rPr>
+          <w:rFonts w:ascii="Arial" w:hAnsi="Arial" w:cs="Arial"/>
+          <w:sz w:val="28"/>
+          <w:szCs w:val="28"/>
+        </w:rPr>
+        <w:t xml:space="preserve"> between 12:03 p.m. and 1:12 p.m.</w:t>
+      </w:r>
+    </w:p>
+    <w:p>
+      <w:pPr>
+        <w:rPr>
+          <w:rFonts w:ascii="Arial" w:hAnsi="Arial" w:cs="Arial"/>
+          <w:b/>
+          <w:bCs/>
+          <w:sz w:val="28"/>
+          <w:szCs w:val="28"/>
+        </w:rPr>
+      </w:pPr>
+      <w:r>
+        <w:rPr>
+          <w:rFonts w:ascii="Arial" w:hAnsi="Arial" w:cs="Arial"/>
+          <w:b/>
+          <w:bCs/>
+          <w:sz w:val="28"/>
+          <w:szCs w:val="28"/>
+        </w:rPr>
+        <w:t xml:space="preserve">Time Entered: </w:t>
+      </w:r>
+      <w:r>
+        <w:rPr>
+          <w:rFonts w:ascii="Arial" w:hAnsi="Arial" w:cs="Arial"/>
+          <w:b/>
+          <w:bCs/>
+          <w:sz w:val="28"/>
+          <w:szCs w:val="28"/>
+        </w:rPr>
+        <w:t>12:19pm</w:t>
+      </w:r>
+    </w:p>
+    <w:p>
+      <w:pPr>
+        <w:rPr>
+          <w:rFonts w:ascii="Arial" w:hAnsi="Arial" w:cs="Arial"/>
+          <w:b/>
+          <w:bCs/>
+          <w:sz w:val="28"/>
+          <w:szCs w:val="28"/>
+        </w:rPr>
+      </w:pPr>
+      <w:r>
+        <w:rPr>
+          <w:rFonts w:ascii="Arial" w:hAnsi="Arial" w:cs="Arial"/>
+          <w:b/>
+          <w:bCs/>
+          <w:sz w:val="28"/>
+          <w:szCs w:val="28"/>
+        </w:rPr>
+        <w:lastRenderedPageBreak/>
+        <w:drawing>
+          <wp:inline distT="0" distB="0" distL="0" distR="0" wp14:anchorId="577820A0" wp14:editId="41BFCC56">
+            <wp:extent cx="9011956" cy="4267200"/>
+            <wp:effectExtent l="0" t="0" r="0" b="0"/>
+            <wp:docPr id="2047010088" name="Picture 1"/>
+            <wp:cNvGraphicFramePr>
+              <a:graphicFrameLocks xmlns:a="http://schemas.openxmlformats.org/drawingml/2006/main" noChangeAspect="1"/>
+            </wp:cNvGraphicFramePr>
+            <a:graphic xmlns:a="http://schemas.openxmlformats.org/drawingml/2006/main">
+              <a:graphicData uri="http://schemas.openxmlformats.org/drawingml/2006/picture">
+                <pic:pic xmlns:pic="http://schemas.openxmlformats.org/drawingml/2006/picture">
+                  <pic:nvPicPr>
+                    <pic:cNvPr id="2047010088" name=""/>
+                    <pic:cNvPicPr/>
+                  </pic:nvPicPr>
+                  <pic:blipFill>
+                    <a:blip r:embed="rId23"/>
+                    <a:stretch>
+                      <a:fillRect/>
+                    </a:stretch>
+                  </pic:blipFill>
+                  <pic:spPr>
+                    <a:xfrm>
+                      <a:off x="0" y="0"/>
+                      <a:ext cx="9029404" cy="4275462"/>
+                    </a:xfrm>
+                    <a:prstGeom prst="rect">
+                      <a:avLst/>
+                    </a:prstGeom>
+                  </pic:spPr>
+                </pic:pic>
+              </a:graphicData>
+            </a:graphic>
+          </wp:inline>
+        </w:drawing>
+      </w:r>
+    </w:p>
+    <w:p>
+      <w:pPr>
+        <w:rPr>
+          <w:rFonts w:ascii="Arial" w:hAnsi="Arial" w:cs="Arial"/>
+          <w:b/>
+          <w:bCs/>
+          <w:sz w:val="28"/>
+          <w:szCs w:val="28"/>
+        </w:rPr>
+      </w:pPr>
+      <w:r>
+        <w:rPr>
+          <w:rFonts w:ascii="Arial" w:hAnsi="Arial" w:cs="Arial"/>
+          <w:b/>
+          <w:bCs/>
+          <w:sz w:val="28"/>
+          <w:szCs w:val="28"/>
+        </w:rPr>
+        <w:lastRenderedPageBreak/>
+        <w:drawing>
+          <wp:inline distT="0" distB="0" distL="0" distR="0" wp14:anchorId="1AD39960" wp14:editId="06AD8B50">
+            <wp:extent cx="5943600" cy="4599305"/>
+            <wp:effectExtent l="0" t="0" r="0" b="0"/>
+            <wp:docPr id="2051554593" name="Picture 1"/>
+            <wp:cNvGraphicFramePr>
+              <a:graphicFrameLocks xmlns:a="http://schemas.openxmlformats.org/drawingml/2006/main" noChangeAspect="1"/>
+            </wp:cNvGraphicFramePr>
+            <a:graphic xmlns:a="http://schemas.openxmlformats.org/drawingml/2006/main">
+              <a:graphicData uri="http://schemas.openxmlformats.org/drawingml/2006/picture">
+                <pic:pic xmlns:pic="http://schemas.openxmlformats.org/drawingml/2006/picture">
+                  <pic:nvPicPr>
+                    <pic:cNvPr id="2051554593" name=""/>
+                    <pic:cNvPicPr/>
+                  </pic:nvPicPr>
+                  <pic:blipFill>
+                    <a:blip r:embed="rId24"/>
+                    <a:stretch>
+                      <a:fillRect/>
+                    </a:stretch>
+                  </pic:blipFill>
+                  <pic:spPr>
+                    <a:xfrm>
+                      <a:off x="0" y="0"/>
+                      <a:ext cx="5943600" cy="4599305"/>
+                    </a:xfrm>
+                    <a:prstGeom prst="rect">
+                      <a:avLst/>
+                    </a:prstGeom>
+                  </pic:spPr>
+                </pic:pic>
+              </a:graphicData>
+            </a:graphic>
+          </wp:inline>
+        </w:drawing>
+      </w:r>
+    </w:p>
+    <w:p>
+      <w:pPr>
+        <w:rPr>
+          <w:rFonts w:ascii="Arial" w:hAnsi="Arial" w:cs="Arial"/>
+          <w:sz w:val="28"/>
+          <w:szCs w:val="28"/>
+        </w:rPr>
+      </w:pPr>
+    </w:p>
+    <w:p>
+      <w:pPr>
+        <w:pStyle w:val="Heading1"/>
+        <w:rPr>
+          <w:rFonts w:ascii="Arial" w:hAnsi="Arial" w:cs="Arial"/>
+          <w:sz w:val="28"/>
+          <w:szCs w:val="28"/>
+        </w:rPr>
+      </w:pPr>
+      <w:r>
+        <w:rPr>
+          <w:rFonts w:ascii="Arial" w:hAnsi="Arial" w:cs="Arial"/>
+          <w:sz w:val="28"/>
+          <w:szCs w:val="28"/>
+        </w:rPr>
+        <w:t>E. Screenshot of Code Execution</w:t>
+      </w:r>
+    </w:p>
+    <w:p>
+      <w:pPr>
+        <w:rPr>
+          <w:rFonts w:ascii="Arial" w:hAnsi="Arial" w:cs="Arial"/>
+          <w:sz w:val="28"/>
+          <w:szCs w:val="28"/>
+        </w:rPr>
+      </w:pPr>
+      <w:r>
+        <w:rPr>
+          <w:rFonts w:ascii="Arial" w:hAnsi="Arial" w:cs="Arial"/>
+          <w:sz w:val="28"/>
+          <w:szCs w:val="28"/>
+        </w:rPr>
+        <w:t>Assign start times and build</w:t>
+      </w:r>
+      <w:r>
+        <w:rPr>
+          <w:rFonts w:ascii="Arial" w:hAnsi="Arial" w:cs="Arial"/>
+          <w:sz w:val="28"/>
+          <w:szCs w:val="28"/>
+        </w:rPr>
+        <w:t xml:space="preserve"> routes to get distances:</w:t>
+      </w:r>
+      <w:r>
+        <w:rPr>
+          <w:rFonts w:ascii="Arial" w:hAnsi="Arial" w:cs="Arial"/>
+          <w:sz w:val="28"/>
+          <w:szCs w:val="28"/>
+        </w:rPr>
+        <w:drawing>
+          <wp:inline distT="0" distB="0" distL="0" distR="0" wp14:anchorId="67E2A7B1" wp14:editId="30450587">
+            <wp:extent cx="5943600" cy="2512060"/>
+            <wp:effectExtent l="0" t="0" r="0" b="2540"/>
+            <wp:docPr id="1482561471" name="Picture 1"/>
+            <wp:cNvGraphicFramePr>
+              <a:graphicFrameLocks xmlns:a="http://schemas.openxmlformats.org/drawingml/2006/main" noChangeAspect="1"/>
+            </wp:cNvGraphicFramePr>
+            <a:graphic xmlns:a="http://schemas.openxmlformats.org/drawingml/2006/main">
+              <a:graphicData uri="http://schemas.openxmlformats.org/drawingml/2006/picture">
+                <pic:pic xmlns:pic="http://schemas.openxmlformats.org/drawingml/2006/picture">
+                  <pic:nvPicPr>
+                    <pic:cNvPr id="1482561471" name=""/>
+                    <pic:cNvPicPr/>
+                  </pic:nvPicPr>
+                  <pic:blipFill>
+                    <a:blip r:embed="rId25"/>
+                    <a:stretch>
+                      <a:fillRect/>
+                    </a:stretch>
+                  </pic:blipFill>
+                  <pic:spPr>
+                    <a:xfrm>
+                      <a:off x="0" y="0"/>
+                      <a:ext cx="5943600" cy="2512060"/>
+                    </a:xfrm>
+                    <a:prstGeom prst="rect">
+                      <a:avLst/>
+                    </a:prstGeom>
+                  </pic:spPr>
+                </pic:pic>
+              </a:graphicData>
+            </a:graphic>
+          </wp:inline>
+        </w:drawing>
+      </w:r>
+    </w:p>
+    <w:p>
+      <w:pPr>
+        <w:rPr>
+          <w:rFonts w:ascii="Arial" w:hAnsi="Arial" w:cs="Arial"/>
+          <w:sz w:val="28"/>
+          <w:szCs w:val="28"/>
+        </w:rPr>
+      </w:pPr>
+    </w:p>
+    <w:p>
+      <w:pPr>
+        <w:rPr>
+          <w:rFonts w:ascii="Arial" w:hAnsi="Arial" w:cs="Arial"/>
+          <w:sz w:val="28"/>
+          <w:szCs w:val="28"/>
+        </w:rPr>
+      </w:pPr>
+    </w:p>
+    <w:p>
+      <w:pPr>
+        <w:rPr>
+          <w:rFonts w:ascii="Arial" w:hAnsi="Arial" w:cs="Arial"/>
+          <w:sz w:val="28"/>
+          <w:szCs w:val="28"/>
+        </w:rPr>
+      </w:pPr>
+      <w:r>
+        <w:rPr>
+          <w:rFonts w:ascii="Arial" w:hAnsi="Arial" w:cs="Arial"/>
+          <w:sz w:val="28"/>
+          <w:szCs w:val="28"/>
+        </w:rPr>
+        <w:drawing>
+          <wp:inline distT="0" distB="0" distL="0" distR="0" wp14:anchorId="271B8BE4" wp14:editId="66D27966">
+            <wp:extent cx="4968671" cy="3596952"/>
+            <wp:effectExtent l="0" t="0" r="3810" b="3810"/>
+            <wp:docPr id="1792507590" name="Picture 1"/>
+            <wp:cNvGraphicFramePr>
+              <a:graphicFrameLocks xmlns:a="http://schemas.openxmlformats.org/drawingml/2006/main" noChangeAspect="1"/>
+            </wp:cNvGraphicFramePr>
+            <a:graphic xmlns:a="http://schemas.openxmlformats.org/drawingml/2006/main">
+              <a:graphicData uri="http://schemas.openxmlformats.org/drawingml/2006/picture">
+                <pic:pic xmlns:pic="http://schemas.openxmlformats.org/drawingml/2006/picture">
+                  <pic:nvPicPr>
+                    <pic:cNvPr id="1792507590" name=""/>
+                    <pic:cNvPicPr/>
+                  </pic:nvPicPr>
+                  <pic:blipFill>
+                    <a:blip r:embed="rId26"/>
+                    <a:stretch>
+                      <a:fillRect/>
+                    </a:stretch>
+                  </pic:blipFill>
+                  <pic:spPr>
+                    <a:xfrm>
+                      <a:off x="0" y="0"/>
+                      <a:ext cx="4968671" cy="3596952"/>
+                    </a:xfrm>
+                    <a:prstGeom prst="rect">
+                      <a:avLst/>
+                    </a:prstGeom>
+                  </pic:spPr>
+                </pic:pic>
+              </a:graphicData>
+            </a:graphic>
+          </wp:inline>
+        </w:drawing>
+      </w:r>
+    </w:p>
+    <w:p>
+      <w:pPr>
+        <w:pStyle w:val="Heading1"/>
+        <w:rPr>
+          <w:rFonts w:ascii="Arial" w:hAnsi="Arial" w:cs="Arial"/>
+          <w:sz w:val="28"/>
+          <w:szCs w:val="28"/>
+        </w:rPr>
+      </w:pPr>
+      <w:r>
+        <w:rPr>
+          <w:rFonts w:ascii="Arial" w:hAnsi="Arial" w:cs="Arial"/>
+          <w:sz w:val="28"/>
+          <w:szCs w:val="28"/>
+        </w:rPr>
+        <w:t>F1. Strengths of the Chosen Algorithm</w:t>
+      </w:r>
+    </w:p>
+    <w:p>
+      <w:pPr>
+        <w:rPr>
+          <w:rFonts w:ascii="Arial" w:hAnsi="Arial" w:cs="Arial"/>
+          <w:sz w:val="28"/>
+          <w:szCs w:val="28"/>
+        </w:rPr>
+      </w:pPr>
+      <w:proofErr w:type="gramStart"/>
+      <w:r>
+        <w:rPr>
+          <w:rFonts w:ascii="Arial" w:hAnsi="Arial" w:cs="Arial"/>
+          <w:sz w:val="28"/>
+          <w:szCs w:val="28"/>
+        </w:rPr>
+        <w:t>A strength</w:t>
+      </w:r>
+      <w:proofErr w:type="gramEnd"/>
+      <w:r>
+        <w:rPr>
+          <w:rFonts w:ascii="Arial" w:hAnsi="Arial" w:cs="Arial"/>
+          <w:sz w:val="28"/>
+          <w:szCs w:val="28"/>
+        </w:rPr>
+        <w:t xml:space="preserve"> of the algorithm used in the solution is the runtime efficiency.</w:t>
+      </w:r>
+      <w:r>
+        <w:rPr>
+          <w:rFonts w:ascii="Arial" w:hAnsi="Arial" w:cs="Arial"/>
+          <w:sz w:val="28"/>
+          <w:szCs w:val="28"/>
+        </w:rPr>
+        <w:t xml:space="preserve"> It has a time complexity of polynomial time</w:t>
+      </w:r>
+      <w:r>
+        <w:rPr>
+          <w:rFonts w:ascii="Arial" w:hAnsi="Arial" w:cs="Arial"/>
+          <w:sz w:val="28"/>
+          <w:szCs w:val="28"/>
+        </w:rPr>
+        <w:t>,</w:t>
+      </w:r>
+      <w:r>
+        <w:rPr>
+          <w:rFonts w:ascii="Arial" w:hAnsi="Arial" w:cs="Arial"/>
+          <w:sz w:val="28"/>
+          <w:szCs w:val="28"/>
+        </w:rPr>
+        <w:t xml:space="preserve"> rather than losing efficiency </w:t>
+      </w:r>
+      <w:r>
+        <w:rPr>
+          <w:rFonts w:ascii="Arial" w:hAnsi="Arial" w:cs="Arial"/>
+          <w:sz w:val="28"/>
+          <w:szCs w:val="28"/>
+        </w:rPr>
+        <w:t xml:space="preserve">by </w:t>
+      </w:r>
+      <w:r>
+        <w:rPr>
+          <w:rFonts w:ascii="Arial" w:hAnsi="Arial" w:cs="Arial"/>
+          <w:sz w:val="28"/>
+          <w:szCs w:val="28"/>
+        </w:rPr>
+        <w:t>searching through every possible route</w:t>
+      </w:r>
+      <w:r>
+        <w:rPr>
+          <w:rFonts w:ascii="Arial" w:hAnsi="Arial" w:cs="Arial"/>
+          <w:sz w:val="28"/>
+          <w:szCs w:val="28"/>
+        </w:rPr>
+        <w:t>.</w:t>
+      </w:r>
+      <w:r>
+        <w:rPr>
+          <w:rFonts w:ascii="Arial" w:hAnsi="Arial" w:cs="Arial"/>
+          <w:sz w:val="28"/>
+          <w:szCs w:val="28"/>
+        </w:rPr>
+        <w:t xml:space="preserve"> Each </w:t>
+      </w:r>
+      <w:r>
+        <w:rPr>
+          <w:rFonts w:ascii="Arial" w:hAnsi="Arial" w:cs="Arial"/>
+          <w:sz w:val="28"/>
+          <w:szCs w:val="28"/>
+        </w:rPr>
+        <w:t xml:space="preserve">package address in the route is searched through the distance table to find the closest location, and </w:t>
+      </w:r>
+      <w:r>
+        <w:rPr>
+          <w:rFonts w:ascii="Arial" w:hAnsi="Arial" w:cs="Arial"/>
+          <w:sz w:val="28"/>
+          <w:szCs w:val="28"/>
+        </w:rPr>
+        <w:t>this</w:t>
       </w:r>
       <w:r>
         <w:rPr>
@@ -660,7 +2153,369 @@
           <w:sz w:val="28"/>
           <w:szCs w:val="28"/>
         </w:rPr>
-        <w:t>Develop a look-up function that takes the package ID as input and returns </w:t>
+        <w:t xml:space="preserve">is done until no additional addresses remain. This allows for the possibility of more packages </w:t>
+      </w:r>
+      <w:r>
+        <w:rPr>
+          <w:rFonts w:ascii="Arial" w:hAnsi="Arial" w:cs="Arial"/>
+          <w:sz w:val="28"/>
+          <w:szCs w:val="28"/>
+        </w:rPr>
+        <w:t xml:space="preserve">in the future. Another strength of the nearest neighbor algorithm is the </w:t>
+      </w:r>
+      <w:r>
+        <w:rPr>
+          <w:rFonts w:ascii="Arial" w:hAnsi="Arial" w:cs="Arial"/>
+          <w:sz w:val="28"/>
+          <w:szCs w:val="28"/>
+        </w:rPr>
+        <w:t>ease of implementation. Taking the current location</w:t>
+      </w:r>
+      <w:r>
+        <w:rPr>
+          <w:rFonts w:ascii="Arial" w:hAnsi="Arial" w:cs="Arial"/>
+          <w:sz w:val="28"/>
+          <w:szCs w:val="28"/>
+        </w:rPr>
+        <w:t xml:space="preserve">, searching through the route package list for the closest package, and repeating is </w:t>
+      </w:r>
+      <w:r>
+        <w:rPr>
+          <w:rFonts w:ascii="Arial" w:hAnsi="Arial" w:cs="Arial"/>
+          <w:sz w:val="28"/>
+          <w:szCs w:val="28"/>
+        </w:rPr>
+        <w:t xml:space="preserve">a </w:t>
+      </w:r>
+      <w:proofErr w:type="gramStart"/>
+      <w:r>
+        <w:rPr>
+          <w:rFonts w:ascii="Arial" w:hAnsi="Arial" w:cs="Arial"/>
+          <w:sz w:val="28"/>
+          <w:szCs w:val="28"/>
+        </w:rPr>
+        <w:t>fairly straightforward</w:t>
+      </w:r>
+      <w:proofErr w:type="gramEnd"/>
+      <w:r>
+        <w:rPr>
+          <w:rFonts w:ascii="Arial" w:hAnsi="Arial" w:cs="Arial"/>
+          <w:sz w:val="28"/>
+          <w:szCs w:val="28"/>
+        </w:rPr>
+        <w:t xml:space="preserve"> process, </w:t>
+      </w:r>
+      <w:r>
+        <w:rPr>
+          <w:rFonts w:ascii="Arial" w:hAnsi="Arial" w:cs="Arial"/>
+          <w:sz w:val="28"/>
+          <w:szCs w:val="28"/>
+        </w:rPr>
+        <w:t>while still allowing for efficient route delivery (under 140 miles).</w:t>
+      </w:r>
+    </w:p>
+    <w:p>
+      <w:pPr>
+        <w:rPr>
+          <w:rFonts w:ascii="Arial" w:hAnsi="Arial" w:cs="Arial"/>
+          <w:sz w:val="28"/>
+          <w:szCs w:val="28"/>
+        </w:rPr>
+      </w:pPr>
+    </w:p>
+    <w:p>
+      <w:pPr>
+        <w:pStyle w:val="Heading1"/>
+        <w:rPr>
+          <w:rFonts w:ascii="Arial" w:hAnsi="Arial" w:cs="Arial"/>
+          <w:sz w:val="28"/>
+          <w:szCs w:val="28"/>
+        </w:rPr>
+      </w:pPr>
+      <w:r>
+        <w:rPr>
+          <w:rFonts w:ascii="Arial" w:hAnsi="Arial" w:cs="Arial"/>
+          <w:sz w:val="28"/>
+          <w:szCs w:val="28"/>
+        </w:rPr>
+        <w:t>F2. Verification of Algorithm</w:t>
+      </w:r>
+    </w:p>
+    <w:p>
+      <w:pPr>
+        <w:rPr>
+          <w:rFonts w:ascii="Arial" w:hAnsi="Arial" w:cs="Arial"/>
+          <w:sz w:val="28"/>
+          <w:szCs w:val="28"/>
+        </w:rPr>
+      </w:pPr>
+      <w:r>
+        <w:rPr>
+          <w:rFonts w:ascii="Arial" w:hAnsi="Arial" w:cs="Arial"/>
+          <w:sz w:val="28"/>
+          <w:szCs w:val="28"/>
+        </w:rPr>
+        <w:t> </w:t>
+      </w:r>
+      <w:r>
+        <w:rPr>
+          <w:rFonts w:ascii="Arial" w:hAnsi="Arial" w:cs="Arial"/>
+          <w:sz w:val="28"/>
+          <w:szCs w:val="28"/>
+        </w:rPr>
+        <w:t>All</w:t>
+      </w:r>
+      <w:r>
+        <w:rPr>
+          <w:rFonts w:ascii="Arial" w:hAnsi="Arial" w:cs="Arial"/>
+          <w:sz w:val="28"/>
+          <w:szCs w:val="28"/>
+        </w:rPr>
+        <w:t xml:space="preserve"> 40 packages will be delivered on time while meeting each package’s requirements</w:t>
+      </w:r>
+      <w:r>
+        <w:rPr>
+          <w:rFonts w:ascii="Arial" w:hAnsi="Arial" w:cs="Arial"/>
+          <w:sz w:val="28"/>
+          <w:szCs w:val="28"/>
+        </w:rPr>
+        <w:t>,</w:t>
+      </w:r>
+      <w:r>
+        <w:rPr>
+          <w:rFonts w:ascii="Arial" w:hAnsi="Arial" w:cs="Arial"/>
+          <w:sz w:val="28"/>
+          <w:szCs w:val="28"/>
+        </w:rPr>
+        <w:t xml:space="preserve"> and keeping the combined total distance traveled under 140 </w:t>
+      </w:r>
+      <w:r>
+        <w:rPr>
+          <w:rFonts w:ascii="Arial" w:hAnsi="Arial" w:cs="Arial"/>
+          <w:sz w:val="28"/>
+          <w:szCs w:val="28"/>
+        </w:rPr>
+        <w:lastRenderedPageBreak/>
+        <w:t>miles for all trucks</w:t>
+      </w:r>
+      <w:r>
+        <w:rPr>
+          <w:rFonts w:ascii="Arial" w:hAnsi="Arial" w:cs="Arial"/>
+          <w:sz w:val="28"/>
+          <w:szCs w:val="28"/>
+        </w:rPr>
+        <w:t xml:space="preserve">. Below </w:t>
+      </w:r>
+      <w:r>
+        <w:rPr>
+          <w:rFonts w:ascii="Arial" w:hAnsi="Arial" w:cs="Arial"/>
+          <w:sz w:val="28"/>
+          <w:szCs w:val="28"/>
+        </w:rPr>
+        <w:t>are</w:t>
+      </w:r>
+      <w:r>
+        <w:rPr>
+          <w:rFonts w:ascii="Arial" w:hAnsi="Arial" w:cs="Arial"/>
+          <w:sz w:val="28"/>
+          <w:szCs w:val="28"/>
+        </w:rPr>
+        <w:t xml:space="preserve"> the total distance &amp; times for all trucks</w:t>
+      </w:r>
+      <w:r>
+        <w:rPr>
+          <w:rFonts w:ascii="Arial" w:hAnsi="Arial" w:cs="Arial"/>
+          <w:sz w:val="28"/>
+          <w:szCs w:val="28"/>
+        </w:rPr>
+        <w:t xml:space="preserve">. </w:t>
+      </w:r>
+      <w:r>
+        <w:rPr>
+          <w:rFonts w:ascii="Arial" w:hAnsi="Arial" w:cs="Arial"/>
+          <w:b/>
+          <w:bCs/>
+          <w:sz w:val="28"/>
+          <w:szCs w:val="28"/>
+        </w:rPr>
+        <w:t xml:space="preserve">D3 </w:t>
+      </w:r>
+      <w:r>
+        <w:rPr>
+          <w:rFonts w:ascii="Arial" w:hAnsi="Arial" w:cs="Arial"/>
+          <w:sz w:val="28"/>
+          <w:szCs w:val="28"/>
+        </w:rPr>
+        <w:t>above dis</w:t>
+      </w:r>
+      <w:r>
+        <w:rPr>
+          <w:rFonts w:ascii="Arial" w:hAnsi="Arial" w:cs="Arial"/>
+          <w:sz w:val="28"/>
+          <w:szCs w:val="28"/>
+        </w:rPr>
+        <w:t xml:space="preserve">plays info at </w:t>
+      </w:r>
+      <w:r>
+        <w:rPr>
+          <w:rFonts w:ascii="Arial" w:hAnsi="Arial" w:cs="Arial"/>
+          <w:sz w:val="28"/>
+          <w:szCs w:val="28"/>
+        </w:rPr>
+        <w:t>12:19 pm</w:t>
+      </w:r>
+      <w:r>
+        <w:rPr>
+          <w:rFonts w:ascii="Arial" w:hAnsi="Arial" w:cs="Arial"/>
+          <w:sz w:val="28"/>
+          <w:szCs w:val="28"/>
+        </w:rPr>
+        <w:t xml:space="preserve">, with </w:t>
+      </w:r>
+      <w:r>
+        <w:rPr>
+          <w:rFonts w:ascii="Arial" w:hAnsi="Arial" w:cs="Arial"/>
+          <w:b/>
+          <w:sz w:val="28"/>
+          <w:szCs w:val="28"/>
+        </w:rPr>
+        <w:t xml:space="preserve">ALL </w:t>
+      </w:r>
+      <w:r>
+        <w:rPr>
+          <w:rFonts w:ascii="Arial" w:hAnsi="Arial" w:cs="Arial"/>
+          <w:sz w:val="28"/>
+          <w:szCs w:val="28"/>
+        </w:rPr>
+        <w:t>package delivery times before their deadlines.</w:t>
+      </w:r>
+    </w:p>
+    <w:p>
+      <w:pPr>
+        <w:rPr>
+          <w:rFonts w:ascii="Arial" w:hAnsi="Arial" w:cs="Arial"/>
+          <w:sz w:val="28"/>
+          <w:szCs w:val="28"/>
+        </w:rPr>
+      </w:pPr>
+      <w:r>
+        <w:rPr>
+          <w:rFonts w:ascii="Arial" w:hAnsi="Arial" w:cs="Arial"/>
+          <w:sz w:val="28"/>
+          <w:szCs w:val="28"/>
+        </w:rPr>
+        <w:t xml:space="preserve"> </w:t>
+      </w:r>
+      <w:r>
+        <w:rPr>
+          <w:rFonts w:ascii="Arial" w:hAnsi="Arial" w:cs="Arial"/>
+          <w:sz w:val="28"/>
+          <w:szCs w:val="28"/>
+        </w:rPr>
+        <w:drawing>
+          <wp:inline distT="0" distB="0" distL="0" distR="0" wp14:anchorId="11411C2E" wp14:editId="623335BA">
+            <wp:extent cx="4015740" cy="2907100"/>
+            <wp:effectExtent l="0" t="0" r="3810" b="7620"/>
+            <wp:docPr id="1197085459" name="Picture 1"/>
+            <wp:cNvGraphicFramePr>
+              <a:graphicFrameLocks xmlns:a="http://schemas.openxmlformats.org/drawingml/2006/main" noChangeAspect="1"/>
+            </wp:cNvGraphicFramePr>
+            <a:graphic xmlns:a="http://schemas.openxmlformats.org/drawingml/2006/main">
+              <a:graphicData uri="http://schemas.openxmlformats.org/drawingml/2006/picture">
+                <pic:pic xmlns:pic="http://schemas.openxmlformats.org/drawingml/2006/picture">
+                  <pic:nvPicPr>
+                    <pic:cNvPr id="1792507590" name=""/>
+                    <pic:cNvPicPr/>
+                  </pic:nvPicPr>
+                  <pic:blipFill>
+                    <a:blip r:embed="rId26"/>
+                    <a:stretch>
+                      <a:fillRect/>
+                    </a:stretch>
+                  </pic:blipFill>
+                  <pic:spPr>
+                    <a:xfrm>
+                      <a:off x="0" y="0"/>
+                      <a:ext cx="4032502" cy="2919234"/>
+                    </a:xfrm>
+                    <a:prstGeom prst="rect">
+                      <a:avLst/>
+                    </a:prstGeom>
+                  </pic:spPr>
+                </pic:pic>
+              </a:graphicData>
+            </a:graphic>
+          </wp:inline>
+        </w:drawing>
+      </w:r>
+    </w:p>
+    <w:p>
+      <w:pPr>
+        <w:pStyle w:val="Heading1"/>
+        <w:rPr>
+          <w:rFonts w:ascii="Arial" w:hAnsi="Arial" w:cs="Arial"/>
+          <w:sz w:val="28"/>
+          <w:szCs w:val="28"/>
+        </w:rPr>
+      </w:pPr>
+      <w:r>
+        <w:rPr>
+          <w:rFonts w:ascii="Arial" w:hAnsi="Arial" w:cs="Arial"/>
+          <w:sz w:val="28"/>
+          <w:szCs w:val="28"/>
+        </w:rPr>
+        <w:t>F3. Other Possible Algorithms</w:t>
+      </w:r>
+    </w:p>
+    <w:p>
+      <w:pPr>
+        <w:rPr>
+          <w:rFonts w:ascii="Arial" w:hAnsi="Arial" w:cs="Arial"/>
+          <w:sz w:val="28"/>
+          <w:szCs w:val="28"/>
+        </w:rPr>
+      </w:pPr>
+      <w:r>
+        <w:rPr>
+          <w:rFonts w:ascii="Arial" w:hAnsi="Arial" w:cs="Arial"/>
+          <w:sz w:val="28"/>
+          <w:szCs w:val="28"/>
+        </w:rPr>
+        <w:t>Enter answer here.</w:t>
+      </w:r>
+      <w:r>
+        <w:rPr>
+          <w:rFonts w:ascii="Arial" w:hAnsi="Arial" w:cs="Arial"/>
+          <w:sz w:val="28"/>
+          <w:szCs w:val="28"/>
+        </w:rPr>
+        <w:t xml:space="preserve"> </w:t>
+      </w:r>
+      <w:r>
+        <w:rPr>
+          <w:rFonts w:ascii="Arial" w:hAnsi="Arial" w:cs="Arial"/>
+          <w:sz w:val="28"/>
+          <w:szCs w:val="28"/>
+        </w:rPr>
+        <w:t> Identify </w:t>
+      </w:r>
+      <w:r>
+        <w:rPr>
+          <w:rFonts w:ascii="Arial" w:hAnsi="Arial" w:cs="Arial"/>
+          <w:b/>
+          <w:bCs/>
+          <w:sz w:val="28"/>
+          <w:szCs w:val="28"/>
+        </w:rPr>
+        <w:t>two</w:t>
+      </w:r>
+      <w:r>
+        <w:rPr>
+          <w:rFonts w:ascii="Arial" w:hAnsi="Arial" w:cs="Arial"/>
+          <w:sz w:val="28"/>
+          <w:szCs w:val="28"/>
+        </w:rPr>
+        <w:t> other named algorithms that are different from the algorithm implemented in the solution and would meet </w:t>
       </w:r>
       <w:r>
         <w:rPr>
@@ -670,146 +2525,16 @@
           <w:sz w:val="28"/>
           <w:szCs w:val="28"/>
         </w:rPr>
-        <w:t>each</w:t>
-      </w:r>
-      <w:r>
-        <w:rPr>
-          <w:rFonts w:ascii="Arial" w:hAnsi="Arial" w:cs="Arial"/>
-          <w:sz w:val="28"/>
-          <w:szCs w:val="28"/>
-        </w:rPr>
-        <w:t> of the following corresponding data components:</w:t>
-      </w:r>
-    </w:p>
-    <w:p>
-      <w:pPr>
-        <w:rPr>
-          <w:rFonts w:ascii="Arial" w:hAnsi="Arial" w:cs="Arial"/>
-          <w:sz w:val="28"/>
-          <w:szCs w:val="28"/>
-        </w:rPr>
-      </w:pPr>
-      <w:r>
-        <w:rPr>
-          <w:rFonts w:ascii="Arial" w:hAnsi="Arial" w:cs="Arial"/>
-          <w:sz w:val="28"/>
-          <w:szCs w:val="28"/>
-        </w:rPr>
-        <w:t>•   delivery address</w:t>
-      </w:r>
-    </w:p>
-    <w:p>
-      <w:pPr>
-        <w:rPr>
-          <w:rFonts w:ascii="Arial" w:hAnsi="Arial" w:cs="Arial"/>
-          <w:sz w:val="28"/>
-          <w:szCs w:val="28"/>
-        </w:rPr>
-      </w:pPr>
-      <w:r>
-        <w:rPr>
-          <w:rFonts w:ascii="Arial" w:hAnsi="Arial" w:cs="Arial"/>
-          <w:sz w:val="28"/>
-          <w:szCs w:val="28"/>
-        </w:rPr>
-        <w:t>•   delivery deadline</w:t>
-      </w:r>
-    </w:p>
-    <w:p>
-      <w:pPr>
-        <w:rPr>
-          <w:rFonts w:ascii="Arial" w:hAnsi="Arial" w:cs="Arial"/>
-          <w:sz w:val="28"/>
-          <w:szCs w:val="28"/>
-        </w:rPr>
-      </w:pPr>
-      <w:r>
-        <w:rPr>
-          <w:rFonts w:ascii="Arial" w:hAnsi="Arial" w:cs="Arial"/>
-          <w:sz w:val="28"/>
-          <w:szCs w:val="28"/>
-        </w:rPr>
-        <w:t>•   delivery city</w:t>
-      </w:r>
-    </w:p>
-    <w:p>
-      <w:pPr>
-        <w:rPr>
-          <w:rFonts w:ascii="Arial" w:hAnsi="Arial" w:cs="Arial"/>
-          <w:sz w:val="28"/>
-          <w:szCs w:val="28"/>
-        </w:rPr>
-      </w:pPr>
-      <w:r>
-        <w:rPr>
-          <w:rFonts w:ascii="Arial" w:hAnsi="Arial" w:cs="Arial"/>
-          <w:sz w:val="28"/>
-          <w:szCs w:val="28"/>
-        </w:rPr>
-        <w:t>•   delivery zip code</w:t>
-      </w:r>
-    </w:p>
-    <w:p>
-      <w:pPr>
-        <w:rPr>
-          <w:rFonts w:ascii="Arial" w:hAnsi="Arial" w:cs="Arial"/>
-          <w:sz w:val="28"/>
-          <w:szCs w:val="28"/>
-        </w:rPr>
-      </w:pPr>
-      <w:r>
-        <w:rPr>
-          <w:rFonts w:ascii="Arial" w:hAnsi="Arial" w:cs="Arial"/>
-          <w:sz w:val="28"/>
-          <w:szCs w:val="28"/>
-        </w:rPr>
-        <w:lastRenderedPageBreak/>
-        <w:t>•   package weight</w:t>
-      </w:r>
-    </w:p>
-    <w:p>
-      <w:pPr>
-        <w:rPr>
-          <w:rFonts w:ascii="Arial" w:hAnsi="Arial" w:cs="Arial"/>
-          <w:sz w:val="28"/>
-          <w:szCs w:val="28"/>
-        </w:rPr>
-      </w:pPr>
-      <w:r>
-        <w:rPr>
-          <w:rFonts w:ascii="Arial" w:hAnsi="Arial" w:cs="Arial"/>
-          <w:sz w:val="28"/>
-          <w:szCs w:val="28"/>
-        </w:rPr>
-        <w:t xml:space="preserve">•   delivery status (i.e., delayed, at the hub, </w:t>
-      </w:r>
-      <w:proofErr w:type="spellStart"/>
-      <w:r>
-        <w:rPr>
-          <w:rFonts w:ascii="Arial" w:hAnsi="Arial" w:cs="Arial"/>
-          <w:sz w:val="28"/>
-          <w:szCs w:val="28"/>
-        </w:rPr>
-        <w:t>en</w:t>
-      </w:r>
-      <w:proofErr w:type="spellEnd"/>
-      <w:r>
-        <w:rPr>
-          <w:rFonts w:ascii="Arial" w:hAnsi="Arial" w:cs="Arial"/>
-          <w:sz w:val="28"/>
-          <w:szCs w:val="28"/>
-        </w:rPr>
-        <w:t xml:space="preserve"> route, or delivered), including the delivery time</w:t>
-      </w:r>
-    </w:p>
-    <w:p>
-      <w:pPr>
-        <w:rPr>
-          <w:rFonts w:ascii="Arial" w:hAnsi="Arial" w:cs="Arial"/>
-          <w:sz w:val="28"/>
-          <w:szCs w:val="28"/>
-        </w:rPr>
-      </w:pPr>
+        <w:t>all</w:t>
+      </w:r>
+      <w:r>
+        <w:rPr>
+          <w:rFonts w:ascii="Arial" w:hAnsi="Arial" w:cs="Arial"/>
+          <w:sz w:val="28"/>
+          <w:szCs w:val="28"/>
+        </w:rPr>
+        <w:t> requirements in the scenario.</w:t>
+      </w:r>
     </w:p>
     <w:p>
       <w:pPr>
@@ -835,24 +2560,24 @@
           <w:sz w:val="28"/>
           <w:szCs w:val="28"/>
         </w:rPr>
-        <w:t>C. Original Code</w:t>
-      </w:r>
-    </w:p>
-    <w:p>
-      <w:pPr>
-        <w:rPr>
-          <w:rFonts w:ascii="Arial" w:hAnsi="Arial" w:cs="Arial"/>
-          <w:sz w:val="28"/>
-          <w:szCs w:val="28"/>
-        </w:rPr>
-      </w:pPr>
-      <w:r>
-        <w:rPr>
-          <w:rFonts w:ascii="Arial" w:hAnsi="Arial" w:cs="Arial"/>
-          <w:sz w:val="28"/>
-          <w:szCs w:val="28"/>
-        </w:rPr>
-        <w:t>Make note to see code.</w:t>
+        <w:t>F3a. Algorithm Differences</w:t>
+      </w:r>
+    </w:p>
+    <w:p>
+      <w:pPr>
+        <w:rPr>
+          <w:rFonts w:ascii="Arial" w:hAnsi="Arial" w:cs="Arial"/>
+          <w:sz w:val="28"/>
+          <w:szCs w:val="28"/>
+        </w:rPr>
+      </w:pPr>
+      <w:r>
+        <w:rPr>
+          <w:rFonts w:ascii="Arial" w:hAnsi="Arial" w:cs="Arial"/>
+          <w:sz w:val="28"/>
+          <w:szCs w:val="28"/>
+        </w:rPr>
+        <w:t>Enter answer here.</w:t>
       </w:r>
       <w:r>
         <w:rPr>
@@ -868,7 +2593,7 @@
           <w:sz w:val="28"/>
           <w:szCs w:val="28"/>
         </w:rPr>
-        <w:t>Write an original program that will deliver </w:t>
+        <w:t>Describe how </w:t>
       </w:r>
       <w:r>
         <w:rPr>
@@ -878,15 +2603,15 @@
           <w:sz w:val="28"/>
           <w:szCs w:val="28"/>
         </w:rPr>
-        <w:t>all</w:t>
-      </w:r>
-      <w:r>
-        <w:rPr>
-          <w:rFonts w:ascii="Arial" w:hAnsi="Arial" w:cs="Arial"/>
-          <w:sz w:val="28"/>
-          <w:szCs w:val="28"/>
-        </w:rPr>
-        <w:t> packages and meet all requirements using the attached supporting documents “Salt Lake City Downtown Map,” “WGUPS Distance Table,” and “WGUPS Package File.”</w:t>
+        <w:t>both</w:t>
+      </w:r>
+      <w:r>
+        <w:rPr>
+          <w:rFonts w:ascii="Arial" w:hAnsi="Arial" w:cs="Arial"/>
+          <w:sz w:val="28"/>
+          <w:szCs w:val="28"/>
+        </w:rPr>
+        <w:t> algorithms identified in part F3 are different from the algorithm used in the solution.</w:t>
       </w:r>
     </w:p>
     <w:p>
@@ -913,24 +2638,24 @@
           <w:sz w:val="28"/>
           <w:szCs w:val="28"/>
         </w:rPr>
-        <w:t>C1. Identification Information</w:t>
-      </w:r>
-    </w:p>
-    <w:p>
-      <w:pPr>
-        <w:rPr>
-          <w:rFonts w:ascii="Arial" w:hAnsi="Arial" w:cs="Arial"/>
-          <w:sz w:val="28"/>
-          <w:szCs w:val="28"/>
-        </w:rPr>
-      </w:pPr>
-      <w:r>
-        <w:rPr>
-          <w:rFonts w:ascii="Arial" w:hAnsi="Arial" w:cs="Arial"/>
-          <w:sz w:val="28"/>
-          <w:szCs w:val="28"/>
-        </w:rPr>
-        <w:t>Make note to see code.</w:t>
+        <w:t>G. Different Approach</w:t>
+      </w:r>
+    </w:p>
+    <w:p>
+      <w:pPr>
+        <w:rPr>
+          <w:rFonts w:ascii="Arial" w:hAnsi="Arial" w:cs="Arial"/>
+          <w:sz w:val="28"/>
+          <w:szCs w:val="28"/>
+        </w:rPr>
+      </w:pPr>
+      <w:r>
+        <w:rPr>
+          <w:rFonts w:ascii="Arial" w:hAnsi="Arial" w:cs="Arial"/>
+          <w:sz w:val="28"/>
+          <w:szCs w:val="28"/>
+        </w:rPr>
+        <w:t>Enter answer here.</w:t>
       </w:r>
       <w:r>
         <w:rPr>
@@ -946,7 +2671,7 @@
           <w:sz w:val="28"/>
           <w:szCs w:val="28"/>
         </w:rPr>
-        <w:t>Create an identifying comment within the first line of a file named “main.py” that includes your student ID.</w:t>
+        <w:t>Describe what you would do differently, other than the two algorithms identified in part F3, if you did this project again, including details of the modifications that would be made.</w:t>
       </w:r>
     </w:p>
     <w:p>
@@ -973,24 +2698,25 @@
           <w:sz w:val="28"/>
           <w:szCs w:val="28"/>
         </w:rPr>
-        <w:t>C2. Process and Flow Comments</w:t>
-      </w:r>
-    </w:p>
-    <w:p>
-      <w:pPr>
-        <w:rPr>
-          <w:rFonts w:ascii="Arial" w:hAnsi="Arial" w:cs="Arial"/>
-          <w:sz w:val="28"/>
-          <w:szCs w:val="28"/>
-        </w:rPr>
-      </w:pPr>
-      <w:r>
-        <w:rPr>
-          <w:rFonts w:ascii="Arial" w:hAnsi="Arial" w:cs="Arial"/>
-          <w:sz w:val="28"/>
-          <w:szCs w:val="28"/>
-        </w:rPr>
-        <w:t>Make note to see code.</w:t>
+        <w:lastRenderedPageBreak/>
+        <w:t>H. Verification of Data Structure</w:t>
+      </w:r>
+    </w:p>
+    <w:p>
+      <w:pPr>
+        <w:rPr>
+          <w:rFonts w:ascii="Arial" w:hAnsi="Arial" w:cs="Arial"/>
+          <w:sz w:val="28"/>
+          <w:szCs w:val="28"/>
+        </w:rPr>
+      </w:pPr>
+      <w:r>
+        <w:rPr>
+          <w:rFonts w:ascii="Arial" w:hAnsi="Arial" w:cs="Arial"/>
+          <w:sz w:val="28"/>
+          <w:szCs w:val="28"/>
+        </w:rPr>
+        <w:t>Enter answer here.</w:t>
       </w:r>
       <w:r>
         <w:rPr>
@@ -1006,17 +2732,8 @@
           <w:sz w:val="28"/>
           <w:szCs w:val="28"/>
         </w:rPr>
-        <w:t>Include comments in your code to explain both the process and the flow of the program.</w:t>
-      </w:r>
-    </w:p>
-    <w:p>
-      <w:pPr>
-        <w:rPr>
-          <w:rFonts w:ascii="Arial" w:hAnsi="Arial" w:cs="Arial"/>
-          <w:sz w:val="28"/>
-          <w:szCs w:val="28"/>
-        </w:rPr>
-      </w:pPr>
+        <w:t>Verify that the data structure used in the solution meets </w:t>
+      </w:r>
       <w:r>
         <w:rPr>
           <w:rFonts w:ascii="Arial" w:hAnsi="Arial" w:cs="Arial"/>
@@ -1025,9 +2742,154 @@
           <w:sz w:val="28"/>
           <w:szCs w:val="28"/>
         </w:rPr>
-        <w:t xml:space="preserve">Reminder: the intent is to use the program for this specific location </w:t>
-      </w:r>
-      <w:proofErr w:type="gramStart"/>
+        <w:t>all</w:t>
+      </w:r>
+      <w:r>
+        <w:rPr>
+          <w:rFonts w:ascii="Arial" w:hAnsi="Arial" w:cs="Arial"/>
+          <w:sz w:val="28"/>
+          <w:szCs w:val="28"/>
+        </w:rPr>
+        <w:t> requirements in the scenario.</w:t>
+      </w:r>
+    </w:p>
+    <w:p>
+      <w:pPr>
+        <w:rPr>
+          <w:rFonts w:ascii="Arial" w:hAnsi="Arial" w:cs="Arial"/>
+          <w:sz w:val="28"/>
+          <w:szCs w:val="28"/>
+        </w:rPr>
+      </w:pPr>
+    </w:p>
+    <w:p>
+      <w:pPr>
+        <w:pStyle w:val="Heading1"/>
+        <w:rPr>
+          <w:rFonts w:ascii="Arial" w:hAnsi="Arial" w:cs="Arial"/>
+          <w:sz w:val="28"/>
+          <w:szCs w:val="28"/>
+        </w:rPr>
+      </w:pPr>
+      <w:r>
+        <w:rPr>
+          <w:rFonts w:ascii="Arial" w:hAnsi="Arial" w:cs="Arial"/>
+          <w:sz w:val="28"/>
+          <w:szCs w:val="28"/>
+        </w:rPr>
+        <w:t>H1. Other Data Structures</w:t>
+      </w:r>
+    </w:p>
+    <w:p>
+      <w:pPr>
+        <w:rPr>
+          <w:rFonts w:ascii="Arial" w:hAnsi="Arial" w:cs="Arial"/>
+          <w:sz w:val="28"/>
+          <w:szCs w:val="28"/>
+        </w:rPr>
+      </w:pPr>
+      <w:r>
+        <w:rPr>
+          <w:rFonts w:ascii="Arial" w:hAnsi="Arial" w:cs="Arial"/>
+          <w:sz w:val="28"/>
+          <w:szCs w:val="28"/>
+        </w:rPr>
+        <w:t>Enter answer here.</w:t>
+      </w:r>
+      <w:r>
+        <w:rPr>
+          <w:rFonts w:ascii="Arial" w:hAnsi="Arial" w:cs="Arial"/>
+          <w:sz w:val="28"/>
+          <w:szCs w:val="28"/>
+        </w:rPr>
+        <w:t xml:space="preserve"> </w:t>
+      </w:r>
+      <w:r>
+        <w:rPr>
+          <w:rFonts w:ascii="Arial" w:hAnsi="Arial" w:cs="Arial"/>
+          <w:sz w:val="28"/>
+          <w:szCs w:val="28"/>
+        </w:rPr>
+        <w:t>Identify </w:t>
+      </w:r>
+      <w:r>
+        <w:rPr>
+          <w:rFonts w:ascii="Arial" w:hAnsi="Arial" w:cs="Arial"/>
+          <w:b/>
+          <w:bCs/>
+          <w:sz w:val="28"/>
+          <w:szCs w:val="28"/>
+        </w:rPr>
+        <w:t>two</w:t>
+      </w:r>
+      <w:r>
+        <w:rPr>
+          <w:rFonts w:ascii="Arial" w:hAnsi="Arial" w:cs="Arial"/>
+          <w:sz w:val="28"/>
+          <w:szCs w:val="28"/>
+        </w:rPr>
+        <w:t> other data structures that could meet the same requirements in the scenario.</w:t>
+      </w:r>
+    </w:p>
+    <w:p>
+      <w:pPr>
+        <w:rPr>
+          <w:rFonts w:ascii="Arial" w:hAnsi="Arial" w:cs="Arial"/>
+          <w:sz w:val="28"/>
+          <w:szCs w:val="28"/>
+        </w:rPr>
+      </w:pPr>
+    </w:p>
+    <w:p>
+      <w:pPr>
+        <w:pStyle w:val="Heading1"/>
+        <w:rPr>
+          <w:rFonts w:ascii="Arial" w:hAnsi="Arial" w:cs="Arial"/>
+          <w:sz w:val="28"/>
+          <w:szCs w:val="28"/>
+        </w:rPr>
+      </w:pPr>
+      <w:r>
+        <w:rPr>
+          <w:rFonts w:ascii="Arial" w:hAnsi="Arial" w:cs="Arial"/>
+          <w:sz w:val="28"/>
+          <w:szCs w:val="28"/>
+        </w:rPr>
+        <w:t>H1a. Data Structure Differences</w:t>
+      </w:r>
+    </w:p>
+    <w:p>
+      <w:pPr>
+        <w:rPr>
+          <w:rFonts w:ascii="Arial" w:hAnsi="Arial" w:cs="Arial"/>
+          <w:sz w:val="28"/>
+          <w:szCs w:val="28"/>
+        </w:rPr>
+      </w:pPr>
+      <w:r>
+        <w:rPr>
+          <w:rFonts w:ascii="Arial" w:hAnsi="Arial" w:cs="Arial"/>
+          <w:sz w:val="28"/>
+          <w:szCs w:val="28"/>
+        </w:rPr>
+        <w:t>Enter answer here.</w:t>
+      </w:r>
+      <w:r>
+        <w:rPr>
+          <w:rFonts w:ascii="Arial" w:hAnsi="Arial" w:cs="Arial"/>
+          <w:sz w:val="28"/>
+          <w:szCs w:val="28"/>
+        </w:rPr>
+        <w:t xml:space="preserve"> </w:t>
+      </w:r>
+      <w:r>
+        <w:rPr>
+          <w:rFonts w:ascii="Arial" w:hAnsi="Arial" w:cs="Arial"/>
+          <w:sz w:val="28"/>
+          <w:szCs w:val="28"/>
+        </w:rPr>
+        <w:t>Describe how </w:t>
+      </w:r>
       <w:r>
         <w:rPr>
           <w:rFonts w:ascii="Arial" w:hAnsi="Arial" w:cs="Arial"/>
@@ -1036,9 +2898,132 @@
           <w:sz w:val="28"/>
           <w:szCs w:val="28"/>
         </w:rPr>
-        <w:t>and also</w:t>
+        <w:t>each</w:t>
+      </w:r>
+      <w:r>
+        <w:rPr>
+          <w:rFonts w:ascii="Arial" w:hAnsi="Arial" w:cs="Arial"/>
+          <w:sz w:val="28"/>
+          <w:szCs w:val="28"/>
+        </w:rPr>
+        <w:t> data structure identified in H1 is different from the data structure used in the solution.</w:t>
+      </w:r>
+    </w:p>
+    <w:p>
+      <w:pPr>
+        <w:rPr>
+          <w:rFonts w:ascii="Arial" w:hAnsi="Arial" w:cs="Arial"/>
+          <w:sz w:val="28"/>
+          <w:szCs w:val="28"/>
+        </w:rPr>
+      </w:pPr>
+    </w:p>
+    <w:p>
+      <w:pPr>
+        <w:pStyle w:val="Heading1"/>
+        <w:rPr>
+          <w:rFonts w:ascii="Arial" w:hAnsi="Arial" w:cs="Arial"/>
+          <w:sz w:val="28"/>
+          <w:szCs w:val="28"/>
+        </w:rPr>
+      </w:pPr>
+      <w:r>
+        <w:rPr>
+          <w:rFonts w:ascii="Arial" w:hAnsi="Arial" w:cs="Arial"/>
+          <w:sz w:val="28"/>
+          <w:szCs w:val="28"/>
+        </w:rPr>
+        <w:t>I. Sources</w:t>
+      </w:r>
+    </w:p>
+    <w:p>
+      <w:pPr>
+        <w:spacing w:line="360" w:lineRule="auto"/>
+        <w:rPr>
+          <w:rFonts w:ascii="Arial" w:hAnsi="Arial" w:cs="Arial"/>
+          <w:sz w:val="28"/>
+          <w:szCs w:val="28"/>
+        </w:rPr>
+      </w:pPr>
+      <w:r>
+        <w:rPr>
+          <w:rFonts w:ascii="Arial" w:hAnsi="Arial" w:cs="Arial"/>
+          <w:sz w:val="28"/>
+          <w:szCs w:val="28"/>
+        </w:rPr>
+        <w:t>Sources go here. Note that if you use no external sources, state that explicitly. Text goes here</w:t>
+      </w:r>
+    </w:p>
+    <w:p>
+      <w:pPr>
+        <w:spacing w:line="360" w:lineRule="auto"/>
+        <w:rPr>
+          <w:rFonts w:ascii="Arial" w:hAnsi="Arial" w:cs="Arial"/>
+          <w:sz w:val="28"/>
+          <w:szCs w:val="28"/>
+        </w:rPr>
+      </w:pPr>
+      <w:r>
+        <w:rPr>
+          <w:rFonts w:ascii="Arial" w:hAnsi="Arial" w:cs="Arial"/>
+          <w:sz w:val="28"/>
+          <w:szCs w:val="28"/>
+        </w:rPr>
+        <w:t>An example: (this is APA 7</w:t>
+      </w:r>
+      <w:r>
+        <w:rPr>
+          <w:rFonts w:ascii="Arial" w:hAnsi="Arial" w:cs="Arial"/>
+          <w:sz w:val="28"/>
+          <w:szCs w:val="28"/>
+          <w:vertAlign w:val="superscript"/>
+        </w:rPr>
+        <w:t>th</w:t>
+      </w:r>
+      <w:r>
+        <w:rPr>
+          <w:rFonts w:ascii="Arial" w:hAnsi="Arial" w:cs="Arial"/>
+          <w:sz w:val="28"/>
+          <w:szCs w:val="28"/>
+        </w:rPr>
+        <w:t xml:space="preserve"> </w:t>
+      </w:r>
+      <w:proofErr w:type="gramStart"/>
+      <w:r>
+        <w:rPr>
+          <w:rFonts w:ascii="Arial" w:hAnsi="Arial" w:cs="Arial"/>
+          <w:sz w:val="28"/>
+          <w:szCs w:val="28"/>
+        </w:rPr>
+        <w:t>edition</w:t>
       </w:r>
       <w:proofErr w:type="gramEnd"/>
+      <w:r>
+        <w:rPr>
+          <w:rFonts w:ascii="Arial" w:hAnsi="Arial" w:cs="Arial"/>
+          <w:sz w:val="28"/>
+          <w:szCs w:val="28"/>
+        </w:rPr>
+        <w:t xml:space="preserve"> but requirements may be different)</w:t>
+      </w:r>
+    </w:p>
+    <w:p>
+      <w:pPr>
+        <w:spacing w:line="360" w:lineRule="auto"/>
+        <w:rPr>
+          <w:rFonts w:ascii="Arial" w:hAnsi="Arial" w:cs="Arial"/>
+          <w:sz w:val="28"/>
+          <w:szCs w:val="28"/>
+        </w:rPr>
+      </w:pPr>
+      <w:r>
+        <w:rPr>
+          <w:rFonts w:ascii="Arial" w:hAnsi="Arial" w:cs="Arial"/>
+          <w:sz w:val="28"/>
+          <w:szCs w:val="28"/>
+        </w:rPr>
+        <w:t xml:space="preserve">Lysecky, R., &amp; Vahid, F. (2018, June). </w:t>
+      </w:r>
       <w:r>
         <w:rPr>
           <w:rFonts w:ascii="Arial" w:hAnsi="Arial" w:cs="Arial"/>
@@ -1047,76 +3032,15 @@
           <w:sz w:val="28"/>
           <w:szCs w:val="28"/>
         </w:rPr>
-        <w:t xml:space="preserve"> for many other cities in each state where WGU has a presence.</w:t>
-      </w:r>
-    </w:p>
-    <w:p>
-      <w:pPr>
-        <w:rPr>
-          <w:rFonts w:ascii="Arial" w:hAnsi="Arial" w:cs="Arial"/>
-          <w:sz w:val="28"/>
-          <w:szCs w:val="28"/>
-        </w:rPr>
-      </w:pPr>
-    </w:p>
-    <w:p>
-      <w:pPr>
-        <w:rPr>
-          <w:rFonts w:ascii="Arial" w:hAnsi="Arial" w:cs="Arial"/>
-          <w:sz w:val="28"/>
-          <w:szCs w:val="28"/>
-        </w:rPr>
-      </w:pPr>
-    </w:p>
-    <w:p>
-      <w:pPr>
-        <w:pStyle w:val="Heading1"/>
-        <w:rPr>
-          <w:rFonts w:ascii="Arial" w:hAnsi="Arial" w:cs="Arial"/>
-          <w:sz w:val="28"/>
-          <w:szCs w:val="28"/>
-        </w:rPr>
-      </w:pPr>
-      <w:r>
-        <w:rPr>
-          <w:rFonts w:ascii="Arial" w:hAnsi="Arial" w:cs="Arial"/>
-          <w:sz w:val="28"/>
-          <w:szCs w:val="28"/>
-        </w:rPr>
-        <w:t>D. Interface</w:t>
-      </w:r>
-    </w:p>
-    <w:p>
-      <w:pPr>
-        <w:rPr>
-          <w:rFonts w:ascii="Arial" w:hAnsi="Arial" w:cs="Arial"/>
-          <w:sz w:val="28"/>
-          <w:szCs w:val="28"/>
-        </w:rPr>
-      </w:pPr>
-      <w:r>
-        <w:rPr>
-          <w:rFonts w:ascii="Arial" w:hAnsi="Arial" w:cs="Arial"/>
-          <w:sz w:val="28"/>
-          <w:szCs w:val="28"/>
-        </w:rPr>
-        <w:t>Make note to see code.</w:t>
-      </w:r>
-      <w:r>
-        <w:rPr>
-          <w:rFonts w:ascii="Arial" w:hAnsi="Arial" w:cs="Arial"/>
-          <w:sz w:val="28"/>
-          <w:szCs w:val="28"/>
-        </w:rPr>
-        <w:t xml:space="preserve"> </w:t>
-      </w:r>
-      <w:r>
-        <w:rPr>
-          <w:rFonts w:ascii="Arial" w:hAnsi="Arial" w:cs="Arial"/>
-          <w:sz w:val="28"/>
-          <w:szCs w:val="28"/>
-        </w:rPr>
-        <w:t xml:space="preserve">Provide an intuitive interface for the user to view the delivery status (including the delivery time) of any package at any time and the total mileage traveled by all trucks. (The delivery status should report the package as delayed, at the hub, </w:t>
+        <w:t>C950: Data Structures and Algorithms II</w:t>
+      </w:r>
+      <w:r>
+        <w:rPr>
+          <w:rFonts w:ascii="Arial" w:hAnsi="Arial" w:cs="Arial"/>
+          <w:sz w:val="28"/>
+          <w:szCs w:val="28"/>
+        </w:rPr>
+        <w:t xml:space="preserve">. </w:t>
       </w:r>
       <w:proofErr w:type="spellStart"/>
       <w:r>
@@ -1125,7 +3049,7 @@
           <w:sz w:val="28"/>
           <w:szCs w:val="28"/>
         </w:rPr>
-        <w:t>en</w:t>
+        <w:t>zyBooks</w:t>
       </w:r>
       <w:proofErr w:type="spellEnd"/>
       <w:r>
@@ -1134,451 +3058,13 @@
           <w:sz w:val="28"/>
           <w:szCs w:val="28"/>
         </w:rPr>
-        <w:t xml:space="preserve"> route, or delivered. Delivery status must include the time.)</w:t>
-      </w:r>
-    </w:p>
-    <w:p>
-      <w:pPr>
-        <w:rPr>
-          <w:rFonts w:ascii="Arial" w:hAnsi="Arial" w:cs="Arial"/>
-          <w:sz w:val="28"/>
-          <w:szCs w:val="28"/>
-        </w:rPr>
-      </w:pPr>
-    </w:p>
-    <w:p>
-      <w:pPr>
-        <w:pStyle w:val="Heading1"/>
-        <w:rPr>
-          <w:rFonts w:ascii="Arial" w:hAnsi="Arial" w:cs="Arial"/>
-          <w:sz w:val="28"/>
-          <w:szCs w:val="28"/>
-        </w:rPr>
-      </w:pPr>
-      <w:r>
-        <w:rPr>
-          <w:rFonts w:ascii="Arial" w:hAnsi="Arial" w:cs="Arial"/>
-          <w:sz w:val="28"/>
-          <w:szCs w:val="28"/>
-        </w:rPr>
-        <w:t>D1. First Status Check</w:t>
-      </w:r>
-    </w:p>
-    <w:p>
-      <w:pPr>
-        <w:rPr>
-          <w:rFonts w:ascii="Arial" w:hAnsi="Arial" w:cs="Arial"/>
-          <w:sz w:val="28"/>
-          <w:szCs w:val="28"/>
-        </w:rPr>
-      </w:pPr>
-      <w:r>
-        <w:rPr>
-          <w:rFonts w:ascii="Arial" w:hAnsi="Arial" w:cs="Arial"/>
-          <w:sz w:val="28"/>
-          <w:szCs w:val="28"/>
-        </w:rPr>
-        <w:t>Insert screenshot.</w:t>
-      </w:r>
-      <w:r>
-        <w:rPr>
-          <w:rFonts w:ascii="Arial" w:hAnsi="Arial" w:cs="Arial"/>
-          <w:sz w:val="28"/>
-          <w:szCs w:val="28"/>
-        </w:rPr>
-        <w:t xml:space="preserve"> </w:t>
-      </w:r>
-      <w:r>
-        <w:rPr>
-          <w:rFonts w:ascii="Arial" w:hAnsi="Arial" w:cs="Arial"/>
-          <w:sz w:val="28"/>
-          <w:szCs w:val="28"/>
-        </w:rPr>
-        <w:t> Provide screenshots to show the status of </w:t>
-      </w:r>
-      <w:r>
-        <w:rPr>
-          <w:rFonts w:ascii="Arial" w:hAnsi="Arial" w:cs="Arial"/>
-          <w:i/>
-          <w:iCs/>
-          <w:sz w:val="28"/>
-          <w:szCs w:val="28"/>
-        </w:rPr>
-        <w:t>all</w:t>
-      </w:r>
-      <w:r>
-        <w:rPr>
-          <w:rFonts w:ascii="Arial" w:hAnsi="Arial" w:cs="Arial"/>
-          <w:sz w:val="28"/>
-          <w:szCs w:val="28"/>
-        </w:rPr>
-        <w:t> packages loaded onto </w:t>
-      </w:r>
-      <w:r>
-        <w:rPr>
-          <w:rFonts w:ascii="Arial" w:hAnsi="Arial" w:cs="Arial"/>
-          <w:i/>
-          <w:iCs/>
-          <w:sz w:val="28"/>
-          <w:szCs w:val="28"/>
-        </w:rPr>
-        <w:t>each</w:t>
-      </w:r>
-      <w:r>
-        <w:rPr>
-          <w:rFonts w:ascii="Arial" w:hAnsi="Arial" w:cs="Arial"/>
-          <w:sz w:val="28"/>
-          <w:szCs w:val="28"/>
-        </w:rPr>
-        <w:t> truck at a time between 8:35 a.m. and 9:25 a.m.</w:t>
-      </w:r>
-    </w:p>
-    <w:p>
-      <w:pPr>
-        <w:rPr>
-          <w:rFonts w:ascii="Arial" w:hAnsi="Arial" w:cs="Arial"/>
-          <w:sz w:val="28"/>
-          <w:szCs w:val="28"/>
-        </w:rPr>
-      </w:pPr>
-    </w:p>
-    <w:p>
-      <w:pPr>
-        <w:pStyle w:val="Heading1"/>
-        <w:rPr>
-          <w:rFonts w:ascii="Arial" w:hAnsi="Arial" w:cs="Arial"/>
-          <w:sz w:val="28"/>
-          <w:szCs w:val="28"/>
-        </w:rPr>
-      </w:pPr>
-      <w:r>
-        <w:rPr>
-          <w:rFonts w:ascii="Arial" w:hAnsi="Arial" w:cs="Arial"/>
-          <w:sz w:val="28"/>
-          <w:szCs w:val="28"/>
-        </w:rPr>
-        <w:t>D2. Second Status Check</w:t>
-      </w:r>
-    </w:p>
-    <w:p>
-      <w:pPr>
-        <w:rPr>
-          <w:rFonts w:ascii="Arial" w:hAnsi="Arial" w:cs="Arial"/>
-          <w:sz w:val="28"/>
-          <w:szCs w:val="28"/>
-        </w:rPr>
-      </w:pPr>
-      <w:r>
-        <w:rPr>
-          <w:rFonts w:ascii="Arial" w:hAnsi="Arial" w:cs="Arial"/>
-          <w:sz w:val="28"/>
-          <w:szCs w:val="28"/>
-        </w:rPr>
-        <w:t>Insert screenshot.</w:t>
-      </w:r>
-      <w:r>
-        <w:rPr>
-          <w:rFonts w:ascii="Arial" w:hAnsi="Arial" w:cs="Arial"/>
-          <w:sz w:val="28"/>
-          <w:szCs w:val="28"/>
-        </w:rPr>
-        <w:t xml:space="preserve"> </w:t>
-      </w:r>
-      <w:r>
-        <w:rPr>
-          <w:rFonts w:ascii="Arial" w:hAnsi="Arial" w:cs="Arial"/>
-          <w:sz w:val="28"/>
-          <w:szCs w:val="28"/>
-        </w:rPr>
-        <w:t> Provide screenshots to show the status of </w:t>
-      </w:r>
-      <w:r>
-        <w:rPr>
-          <w:rFonts w:ascii="Arial" w:hAnsi="Arial" w:cs="Arial"/>
-          <w:i/>
-          <w:iCs/>
-          <w:sz w:val="28"/>
-          <w:szCs w:val="28"/>
-        </w:rPr>
-        <w:t>all</w:t>
-      </w:r>
-      <w:r>
-        <w:rPr>
-          <w:rFonts w:ascii="Arial" w:hAnsi="Arial" w:cs="Arial"/>
-          <w:sz w:val="28"/>
-          <w:szCs w:val="28"/>
-        </w:rPr>
-        <w:t> packages loaded onto </w:t>
-      </w:r>
-      <w:r>
-        <w:rPr>
-          <w:rFonts w:ascii="Arial" w:hAnsi="Arial" w:cs="Arial"/>
-          <w:i/>
-          <w:iCs/>
-          <w:sz w:val="28"/>
-          <w:szCs w:val="28"/>
-        </w:rPr>
-        <w:t>each</w:t>
-      </w:r>
-      <w:r>
-        <w:rPr>
-          <w:rFonts w:ascii="Arial" w:hAnsi="Arial" w:cs="Arial"/>
-          <w:sz w:val="28"/>
-          <w:szCs w:val="28"/>
-        </w:rPr>
-        <w:t> truck at a time between 9:35 a.m. and 10:25 a.m.</w:t>
-      </w:r>
-    </w:p>
-    <w:p>
-      <w:pPr>
-        <w:rPr>
-          <w:rFonts w:ascii="Arial" w:hAnsi="Arial" w:cs="Arial"/>
-          <w:sz w:val="28"/>
-          <w:szCs w:val="28"/>
-        </w:rPr>
-      </w:pPr>
-    </w:p>
-    <w:p>
-      <w:pPr>
-        <w:pStyle w:val="Heading1"/>
-        <w:rPr>
-          <w:rFonts w:ascii="Arial" w:hAnsi="Arial" w:cs="Arial"/>
-          <w:sz w:val="28"/>
-          <w:szCs w:val="28"/>
-        </w:rPr>
-      </w:pPr>
-      <w:r>
-        <w:rPr>
-          <w:rFonts w:ascii="Arial" w:hAnsi="Arial" w:cs="Arial"/>
-          <w:sz w:val="28"/>
-          <w:szCs w:val="28"/>
-        </w:rPr>
-        <w:t>D3. Third Status Check</w:t>
-      </w:r>
-    </w:p>
-    <w:p>
-      <w:pPr>
-        <w:rPr>
-          <w:rFonts w:ascii="Arial" w:hAnsi="Arial" w:cs="Arial"/>
-          <w:sz w:val="28"/>
-          <w:szCs w:val="28"/>
-        </w:rPr>
-      </w:pPr>
-      <w:r>
-        <w:rPr>
-          <w:rFonts w:ascii="Arial" w:hAnsi="Arial" w:cs="Arial"/>
-          <w:sz w:val="28"/>
-          <w:szCs w:val="28"/>
-        </w:rPr>
-        <w:t>Insert screenshot.</w:t>
-      </w:r>
-      <w:r>
-        <w:rPr>
-          <w:rFonts w:ascii="Arial" w:hAnsi="Arial" w:cs="Arial"/>
-          <w:sz w:val="28"/>
-          <w:szCs w:val="28"/>
-        </w:rPr>
-        <w:t xml:space="preserve"> </w:t>
-      </w:r>
-      <w:r>
-        <w:rPr>
-          <w:rFonts w:ascii="Arial" w:hAnsi="Arial" w:cs="Arial"/>
-          <w:sz w:val="28"/>
-          <w:szCs w:val="28"/>
-        </w:rPr>
-        <w:t>Provide screenshots to show the status of </w:t>
-      </w:r>
-      <w:r>
-        <w:rPr>
-          <w:rFonts w:ascii="Arial" w:hAnsi="Arial" w:cs="Arial"/>
-          <w:i/>
-          <w:iCs/>
-          <w:sz w:val="28"/>
-          <w:szCs w:val="28"/>
-        </w:rPr>
-        <w:t>all</w:t>
-      </w:r>
-      <w:r>
-        <w:rPr>
-          <w:rFonts w:ascii="Arial" w:hAnsi="Arial" w:cs="Arial"/>
-          <w:sz w:val="28"/>
-          <w:szCs w:val="28"/>
-        </w:rPr>
-        <w:t> packages loaded onto </w:t>
-      </w:r>
-      <w:r>
-        <w:rPr>
-          <w:rFonts w:ascii="Arial" w:hAnsi="Arial" w:cs="Arial"/>
-          <w:i/>
-          <w:iCs/>
-          <w:sz w:val="28"/>
-          <w:szCs w:val="28"/>
-        </w:rPr>
-        <w:t>each</w:t>
-      </w:r>
-      <w:r>
-        <w:rPr>
-          <w:rFonts w:ascii="Arial" w:hAnsi="Arial" w:cs="Arial"/>
-          <w:sz w:val="28"/>
-          <w:szCs w:val="28"/>
-        </w:rPr>
-        <w:t> truck at a time between 12:03 p.m. and 1:12 p.m.</w:t>
-      </w:r>
-    </w:p>
-    <w:p>
-      <w:pPr>
-        <w:rPr>
-          <w:rFonts w:ascii="Arial" w:hAnsi="Arial" w:cs="Arial"/>
-          <w:sz w:val="28"/>
-          <w:szCs w:val="28"/>
-        </w:rPr>
-      </w:pPr>
-    </w:p>
-    <w:p>
-      <w:pPr>
-        <w:pStyle w:val="Heading1"/>
-        <w:rPr>
-          <w:rFonts w:ascii="Arial" w:hAnsi="Arial" w:cs="Arial"/>
-          <w:sz w:val="28"/>
-          <w:szCs w:val="28"/>
-        </w:rPr>
-      </w:pPr>
-      <w:r>
-        <w:rPr>
-          <w:rFonts w:ascii="Arial" w:hAnsi="Arial" w:cs="Arial"/>
-          <w:sz w:val="28"/>
-          <w:szCs w:val="28"/>
-        </w:rPr>
-        <w:t>E. Screenshot of Code Execution</w:t>
-      </w:r>
-    </w:p>
-    <w:p>
-      <w:pPr>
-        <w:rPr>
-          <w:rFonts w:ascii="Arial" w:hAnsi="Arial" w:cs="Arial"/>
-          <w:sz w:val="28"/>
-          <w:szCs w:val="28"/>
-        </w:rPr>
-      </w:pPr>
-      <w:r>
-        <w:rPr>
-          <w:rFonts w:ascii="Arial" w:hAnsi="Arial" w:cs="Arial"/>
-          <w:sz w:val="28"/>
-          <w:szCs w:val="28"/>
-        </w:rPr>
-        <w:t>Insert screenshot.</w:t>
-      </w:r>
-      <w:r>
-        <w:rPr>
-          <w:rFonts w:ascii="Arial" w:hAnsi="Arial" w:cs="Arial"/>
-          <w:sz w:val="28"/>
-          <w:szCs w:val="28"/>
-        </w:rPr>
-        <w:t xml:space="preserve"> </w:t>
-      </w:r>
-      <w:r>
-        <w:rPr>
-          <w:rFonts w:ascii="Arial" w:hAnsi="Arial" w:cs="Arial"/>
-          <w:sz w:val="28"/>
-          <w:szCs w:val="28"/>
-        </w:rPr>
-        <w:t>Provide screenshots showing successful completion of the code that includes the total mileage traveled by </w:t>
-      </w:r>
-      <w:r>
-        <w:rPr>
-          <w:rFonts w:ascii="Arial" w:hAnsi="Arial" w:cs="Arial"/>
-          <w:i/>
-          <w:iCs/>
-          <w:sz w:val="28"/>
-          <w:szCs w:val="28"/>
-        </w:rPr>
-        <w:t>all</w:t>
-      </w:r>
-      <w:r>
-        <w:rPr>
-          <w:rFonts w:ascii="Arial" w:hAnsi="Arial" w:cs="Arial"/>
-          <w:sz w:val="28"/>
-          <w:szCs w:val="28"/>
-        </w:rPr>
-        <w:t> trucks.</w:t>
-      </w:r>
-    </w:p>
-    <w:p>
-      <w:pPr>
-        <w:rPr>
-          <w:rFonts w:ascii="Arial" w:hAnsi="Arial" w:cs="Arial"/>
-          <w:sz w:val="28"/>
-          <w:szCs w:val="28"/>
-        </w:rPr>
-      </w:pPr>
-    </w:p>
-    <w:p>
-      <w:pPr>
-        <w:pStyle w:val="Heading1"/>
-        <w:rPr>
-          <w:rFonts w:ascii="Arial" w:hAnsi="Arial" w:cs="Arial"/>
-          <w:sz w:val="28"/>
-          <w:szCs w:val="28"/>
-        </w:rPr>
-      </w:pPr>
-      <w:r>
-        <w:rPr>
-          <w:rFonts w:ascii="Arial" w:hAnsi="Arial" w:cs="Arial"/>
-          <w:sz w:val="28"/>
-          <w:szCs w:val="28"/>
-        </w:rPr>
-        <w:t>F1. Strengths of the Chosen Algorithm</w:t>
-      </w:r>
-    </w:p>
-    <w:p>
-      <w:pPr>
-        <w:rPr>
-          <w:rFonts w:ascii="Arial" w:hAnsi="Arial" w:cs="Arial"/>
-          <w:sz w:val="28"/>
-          <w:szCs w:val="28"/>
-        </w:rPr>
-      </w:pPr>
-      <w:r>
-        <w:rPr>
-          <w:rFonts w:ascii="Arial" w:hAnsi="Arial" w:cs="Arial"/>
-          <w:sz w:val="28"/>
-          <w:szCs w:val="28"/>
-        </w:rPr>
-        <w:t>Enter answer here.</w:t>
-      </w:r>
-      <w:r>
-        <w:rPr>
-          <w:rFonts w:ascii="Arial" w:hAnsi="Arial" w:cs="Arial"/>
-          <w:sz w:val="28"/>
-          <w:szCs w:val="28"/>
-        </w:rPr>
-        <w:t xml:space="preserve"> </w:t>
-      </w:r>
-      <w:r>
-        <w:rPr>
-          <w:rFonts w:ascii="Arial" w:hAnsi="Arial" w:cs="Arial"/>
-          <w:sz w:val="28"/>
-          <w:szCs w:val="28"/>
-        </w:rPr>
-        <w:t>Justify the package delivery algorithm used in the solution as written in the original program by doing the following:</w:t>
-      </w:r>
-      <w:r>
-        <w:rPr>
-          <w:rFonts w:ascii="Arial" w:hAnsi="Arial" w:cs="Arial"/>
-          <w:sz w:val="28"/>
-          <w:szCs w:val="28"/>
-        </w:rPr>
-        <w:t xml:space="preserve"> </w:t>
-      </w:r>
-      <w:r>
-        <w:rPr>
-          <w:rFonts w:ascii="Arial" w:hAnsi="Arial" w:cs="Arial"/>
-          <w:sz w:val="28"/>
-          <w:szCs w:val="28"/>
-        </w:rPr>
-        <w:t>Describe </w:t>
-      </w:r>
-      <w:r>
+        <w:t>.</w:t>
+      </w:r>
+    </w:p>
+    <w:p>
+      <w:pPr>
+        <w:spacing w:line="360" w:lineRule="auto"/>
+        <w:ind w:left="360" w:firstLine="360"/>
         <w:rPr>
           <w:rFonts w:ascii="Arial" w:hAnsi="Arial" w:cs="Arial"/>
           <w:b/>
@@ -1586,728 +3072,6 @@
           <w:sz w:val="28"/>
           <w:szCs w:val="28"/>
         </w:rPr>
-        <w:t>two or more</w:t>
-      </w:r>
-      <w:r>
-        <w:rPr>
-          <w:rFonts w:ascii="Arial" w:hAnsi="Arial" w:cs="Arial"/>
-          <w:sz w:val="28"/>
-          <w:szCs w:val="28"/>
-        </w:rPr>
-        <w:t> strengths of the algorithm used in the solution.</w:t>
-      </w:r>
-    </w:p>
-    <w:p>
-      <w:pPr>
-        <w:rPr>
-          <w:rFonts w:ascii="Arial" w:hAnsi="Arial" w:cs="Arial"/>
-          <w:sz w:val="28"/>
-          <w:szCs w:val="28"/>
-        </w:rPr>
-      </w:pPr>
-    </w:p>
-    <w:p>
-      <w:pPr>
-        <w:pStyle w:val="Heading1"/>
-        <w:rPr>
-          <w:rFonts w:ascii="Arial" w:hAnsi="Arial" w:cs="Arial"/>
-          <w:sz w:val="28"/>
-          <w:szCs w:val="28"/>
-        </w:rPr>
-      </w:pPr>
-      <w:r>
-        <w:rPr>
-          <w:rFonts w:ascii="Arial" w:hAnsi="Arial" w:cs="Arial"/>
-          <w:sz w:val="28"/>
-          <w:szCs w:val="28"/>
-        </w:rPr>
-        <w:t>F2. Verification of Algorithm</w:t>
-      </w:r>
-    </w:p>
-    <w:p>
-      <w:pPr>
-        <w:rPr>
-          <w:rFonts w:ascii="Arial" w:hAnsi="Arial" w:cs="Arial"/>
-          <w:sz w:val="28"/>
-          <w:szCs w:val="28"/>
-        </w:rPr>
-      </w:pPr>
-      <w:r>
-        <w:rPr>
-          <w:rFonts w:ascii="Arial" w:hAnsi="Arial" w:cs="Arial"/>
-          <w:sz w:val="28"/>
-          <w:szCs w:val="28"/>
-        </w:rPr>
-        <w:t>Enter answer here.</w:t>
-      </w:r>
-      <w:r>
-        <w:rPr>
-          <w:rFonts w:ascii="Arial" w:hAnsi="Arial" w:cs="Arial"/>
-          <w:sz w:val="28"/>
-          <w:szCs w:val="28"/>
-        </w:rPr>
-        <w:t xml:space="preserve"> </w:t>
-      </w:r>
-      <w:r>
-        <w:rPr>
-          <w:rFonts w:ascii="Arial" w:hAnsi="Arial" w:cs="Arial"/>
-          <w:sz w:val="28"/>
-          <w:szCs w:val="28"/>
-        </w:rPr>
-        <w:t>Verify that the algorithm used in the solution meets </w:t>
-      </w:r>
-      <w:r>
-        <w:rPr>
-          <w:rFonts w:ascii="Arial" w:hAnsi="Arial" w:cs="Arial"/>
-          <w:i/>
-          <w:iCs/>
-          <w:sz w:val="28"/>
-          <w:szCs w:val="28"/>
-        </w:rPr>
-        <w:t>all</w:t>
-      </w:r>
-      <w:r>
-        <w:rPr>
-          <w:rFonts w:ascii="Arial" w:hAnsi="Arial" w:cs="Arial"/>
-          <w:sz w:val="28"/>
-          <w:szCs w:val="28"/>
-        </w:rPr>
-        <w:t> requirements in the scenario.</w:t>
-      </w:r>
-    </w:p>
-    <w:p>
-      <w:pPr>
-        <w:rPr>
-          <w:rFonts w:ascii="Arial" w:hAnsi="Arial" w:cs="Arial"/>
-          <w:sz w:val="28"/>
-          <w:szCs w:val="28"/>
-        </w:rPr>
-      </w:pPr>
-    </w:p>
-    <w:p>
-      <w:pPr>
-        <w:pStyle w:val="Heading1"/>
-        <w:rPr>
-          <w:rFonts w:ascii="Arial" w:hAnsi="Arial" w:cs="Arial"/>
-          <w:sz w:val="28"/>
-          <w:szCs w:val="28"/>
-        </w:rPr>
-      </w:pPr>
-      <w:r>
-        <w:rPr>
-          <w:rFonts w:ascii="Arial" w:hAnsi="Arial" w:cs="Arial"/>
-          <w:sz w:val="28"/>
-          <w:szCs w:val="28"/>
-        </w:rPr>
-        <w:lastRenderedPageBreak/>
-        <w:t>F3. Other Possible Algorithms</w:t>
-      </w:r>
-    </w:p>
-    <w:p>
-      <w:pPr>
-        <w:rPr>
-          <w:rFonts w:ascii="Arial" w:hAnsi="Arial" w:cs="Arial"/>
-          <w:sz w:val="28"/>
-          <w:szCs w:val="28"/>
-        </w:rPr>
-      </w:pPr>
-      <w:r>
-        <w:rPr>
-          <w:rFonts w:ascii="Arial" w:hAnsi="Arial" w:cs="Arial"/>
-          <w:sz w:val="28"/>
-          <w:szCs w:val="28"/>
-        </w:rPr>
-        <w:t>Enter answer here.</w:t>
-      </w:r>
-      <w:r>
-        <w:rPr>
-          <w:rFonts w:ascii="Arial" w:hAnsi="Arial" w:cs="Arial"/>
-          <w:sz w:val="28"/>
-          <w:szCs w:val="28"/>
-        </w:rPr>
-        <w:t xml:space="preserve"> </w:t>
-      </w:r>
-      <w:r>
-        <w:rPr>
-          <w:rFonts w:ascii="Arial" w:hAnsi="Arial" w:cs="Arial"/>
-          <w:sz w:val="28"/>
-          <w:szCs w:val="28"/>
-        </w:rPr>
-        <w:t> Identify </w:t>
-      </w:r>
-      <w:r>
-        <w:rPr>
-          <w:rFonts w:ascii="Arial" w:hAnsi="Arial" w:cs="Arial"/>
-          <w:b/>
-          <w:bCs/>
-          <w:sz w:val="28"/>
-          <w:szCs w:val="28"/>
-        </w:rPr>
-        <w:t>two</w:t>
-      </w:r>
-      <w:r>
-        <w:rPr>
-          <w:rFonts w:ascii="Arial" w:hAnsi="Arial" w:cs="Arial"/>
-          <w:sz w:val="28"/>
-          <w:szCs w:val="28"/>
-        </w:rPr>
-        <w:t> other named algorithms that are different from the algorithm implemented in the solution and would meet </w:t>
-      </w:r>
-      <w:r>
-        <w:rPr>
-          <w:rFonts w:ascii="Arial" w:hAnsi="Arial" w:cs="Arial"/>
-          <w:i/>
-          <w:iCs/>
-          <w:sz w:val="28"/>
-          <w:szCs w:val="28"/>
-        </w:rPr>
-        <w:t>all</w:t>
-      </w:r>
-      <w:r>
-        <w:rPr>
-          <w:rFonts w:ascii="Arial" w:hAnsi="Arial" w:cs="Arial"/>
-          <w:sz w:val="28"/>
-          <w:szCs w:val="28"/>
-        </w:rPr>
-        <w:t> requirements in the scenario.</w:t>
-      </w:r>
-    </w:p>
-    <w:p>
-      <w:pPr>
-        <w:rPr>
-          <w:rFonts w:ascii="Arial" w:hAnsi="Arial" w:cs="Arial"/>
-          <w:sz w:val="28"/>
-          <w:szCs w:val="28"/>
-        </w:rPr>
-      </w:pPr>
-    </w:p>
-    <w:p>
-      <w:pPr>
-        <w:pStyle w:val="Heading1"/>
-        <w:rPr>
-          <w:rFonts w:ascii="Arial" w:hAnsi="Arial" w:cs="Arial"/>
-          <w:sz w:val="28"/>
-          <w:szCs w:val="28"/>
-        </w:rPr>
-      </w:pPr>
-      <w:r>
-        <w:rPr>
-          <w:rFonts w:ascii="Arial" w:hAnsi="Arial" w:cs="Arial"/>
-          <w:sz w:val="28"/>
-          <w:szCs w:val="28"/>
-        </w:rPr>
-        <w:t>F3a. Algorithm Differences</w:t>
-      </w:r>
-    </w:p>
-    <w:p>
-      <w:pPr>
-        <w:rPr>
-          <w:rFonts w:ascii="Arial" w:hAnsi="Arial" w:cs="Arial"/>
-          <w:sz w:val="28"/>
-          <w:szCs w:val="28"/>
-        </w:rPr>
-      </w:pPr>
-      <w:r>
-        <w:rPr>
-          <w:rFonts w:ascii="Arial" w:hAnsi="Arial" w:cs="Arial"/>
-          <w:sz w:val="28"/>
-          <w:szCs w:val="28"/>
-        </w:rPr>
-        <w:t>Enter answer here.</w:t>
-      </w:r>
-      <w:r>
-        <w:rPr>
-          <w:rFonts w:ascii="Arial" w:hAnsi="Arial" w:cs="Arial"/>
-          <w:sz w:val="28"/>
-          <w:szCs w:val="28"/>
-        </w:rPr>
-        <w:t xml:space="preserve"> </w:t>
-      </w:r>
-      <w:r>
-        <w:rPr>
-          <w:rFonts w:ascii="Arial" w:hAnsi="Arial" w:cs="Arial"/>
-          <w:sz w:val="28"/>
-          <w:szCs w:val="28"/>
-        </w:rPr>
-        <w:t>Describe how </w:t>
-      </w:r>
-      <w:r>
-        <w:rPr>
-          <w:rFonts w:ascii="Arial" w:hAnsi="Arial" w:cs="Arial"/>
-          <w:i/>
-          <w:iCs/>
-          <w:sz w:val="28"/>
-          <w:szCs w:val="28"/>
-        </w:rPr>
-        <w:t>both</w:t>
-      </w:r>
-      <w:r>
-        <w:rPr>
-          <w:rFonts w:ascii="Arial" w:hAnsi="Arial" w:cs="Arial"/>
-          <w:sz w:val="28"/>
-          <w:szCs w:val="28"/>
-        </w:rPr>
-        <w:t> algorithms identified in part F3 are different from the algorithm used in the solution.</w:t>
-      </w:r>
-    </w:p>
-    <w:p>
-      <w:pPr>
-        <w:rPr>
-          <w:rFonts w:ascii="Arial" w:hAnsi="Arial" w:cs="Arial"/>
-          <w:sz w:val="28"/>
-          <w:szCs w:val="28"/>
-        </w:rPr>
-      </w:pPr>
-    </w:p>
-    <w:p>
-      <w:pPr>
-        <w:pStyle w:val="Heading1"/>
-        <w:rPr>
-          <w:rFonts w:ascii="Arial" w:hAnsi="Arial" w:cs="Arial"/>
-          <w:sz w:val="28"/>
-          <w:szCs w:val="28"/>
-        </w:rPr>
-      </w:pPr>
-      <w:r>
-        <w:rPr>
-          <w:rFonts w:ascii="Arial" w:hAnsi="Arial" w:cs="Arial"/>
-          <w:sz w:val="28"/>
-          <w:szCs w:val="28"/>
-        </w:rPr>
-        <w:t>G. Different Approach</w:t>
-      </w:r>
-    </w:p>
-    <w:p>
-      <w:pPr>
-        <w:rPr>
-          <w:rFonts w:ascii="Arial" w:hAnsi="Arial" w:cs="Arial"/>
-          <w:sz w:val="28"/>
-          <w:szCs w:val="28"/>
-        </w:rPr>
-      </w:pPr>
-      <w:r>
-        <w:rPr>
-          <w:rFonts w:ascii="Arial" w:hAnsi="Arial" w:cs="Arial"/>
-          <w:sz w:val="28"/>
-          <w:szCs w:val="28"/>
-        </w:rPr>
-        <w:t>Enter answer here.</w:t>
-      </w:r>
-      <w:r>
-        <w:rPr>
-          <w:rFonts w:ascii="Arial" w:hAnsi="Arial" w:cs="Arial"/>
-          <w:sz w:val="28"/>
-          <w:szCs w:val="28"/>
-        </w:rPr>
-        <w:t xml:space="preserve"> </w:t>
-      </w:r>
-      <w:r>
-        <w:rPr>
-          <w:rFonts w:ascii="Arial" w:hAnsi="Arial" w:cs="Arial"/>
-          <w:sz w:val="28"/>
-          <w:szCs w:val="28"/>
-        </w:rPr>
-        <w:t>Describe what you would do differently, other than the two algorithms identified in part F3, if you did this project again, including details of the modifications that would be made.</w:t>
-      </w:r>
-    </w:p>
-    <w:p>
-      <w:pPr>
-        <w:rPr>
-          <w:rFonts w:ascii="Arial" w:hAnsi="Arial" w:cs="Arial"/>
-          <w:sz w:val="28"/>
-          <w:szCs w:val="28"/>
-        </w:rPr>
-      </w:pPr>
-    </w:p>
-    <w:p>
-      <w:pPr>
-        <w:pStyle w:val="Heading1"/>
-        <w:rPr>
-          <w:rFonts w:ascii="Arial" w:hAnsi="Arial" w:cs="Arial"/>
-          <w:sz w:val="28"/>
-          <w:szCs w:val="28"/>
-        </w:rPr>
-      </w:pPr>
-      <w:r>
-        <w:rPr>
-          <w:rFonts w:ascii="Arial" w:hAnsi="Arial" w:cs="Arial"/>
-          <w:sz w:val="28"/>
-          <w:szCs w:val="28"/>
-        </w:rPr>
-        <w:t>H. Verification of Data Structure</w:t>
-      </w:r>
-    </w:p>
-    <w:p>
-      <w:pPr>
-        <w:rPr>
-          <w:rFonts w:ascii="Arial" w:hAnsi="Arial" w:cs="Arial"/>
-          <w:sz w:val="28"/>
-          <w:szCs w:val="28"/>
-        </w:rPr>
-      </w:pPr>
-      <w:r>
-        <w:rPr>
-          <w:rFonts w:ascii="Arial" w:hAnsi="Arial" w:cs="Arial"/>
-          <w:sz w:val="28"/>
-          <w:szCs w:val="28"/>
-        </w:rPr>
-        <w:t>Enter answer here.</w:t>
-      </w:r>
-      <w:r>
-        <w:rPr>
-          <w:rFonts w:ascii="Arial" w:hAnsi="Arial" w:cs="Arial"/>
-          <w:sz w:val="28"/>
-          <w:szCs w:val="28"/>
-        </w:rPr>
-        <w:t xml:space="preserve"> </w:t>
-      </w:r>
-      <w:r>
-        <w:rPr>
-          <w:rFonts w:ascii="Arial" w:hAnsi="Arial" w:cs="Arial"/>
-          <w:sz w:val="28"/>
-          <w:szCs w:val="28"/>
-        </w:rPr>
-        <w:t>Verify that the data structure used in the solution meets </w:t>
-      </w:r>
-      <w:r>
-        <w:rPr>
-          <w:rFonts w:ascii="Arial" w:hAnsi="Arial" w:cs="Arial"/>
-          <w:i/>
-          <w:iCs/>
-          <w:sz w:val="28"/>
-          <w:szCs w:val="28"/>
-        </w:rPr>
-        <w:t>all</w:t>
-      </w:r>
-      <w:r>
-        <w:rPr>
-          <w:rFonts w:ascii="Arial" w:hAnsi="Arial" w:cs="Arial"/>
-          <w:sz w:val="28"/>
-          <w:szCs w:val="28"/>
-        </w:rPr>
-        <w:t> requirements in the scenario.</w:t>
-      </w:r>
-    </w:p>
-    <w:p>
-      <w:pPr>
-        <w:rPr>
-          <w:rFonts w:ascii="Arial" w:hAnsi="Arial" w:cs="Arial"/>
-          <w:sz w:val="28"/>
-          <w:szCs w:val="28"/>
-        </w:rPr>
-      </w:pPr>
-    </w:p>
-    <w:p>
-      <w:pPr>
-        <w:pStyle w:val="Heading1"/>
-        <w:rPr>
-          <w:rFonts w:ascii="Arial" w:hAnsi="Arial" w:cs="Arial"/>
-          <w:sz w:val="28"/>
-          <w:szCs w:val="28"/>
-        </w:rPr>
-      </w:pPr>
-      <w:r>
-        <w:rPr>
-          <w:rFonts w:ascii="Arial" w:hAnsi="Arial" w:cs="Arial"/>
-          <w:sz w:val="28"/>
-          <w:szCs w:val="28"/>
-        </w:rPr>
-        <w:t>H1. Other Data Structures</w:t>
-      </w:r>
-    </w:p>
-    <w:p>
-      <w:pPr>
-        <w:rPr>
-          <w:rFonts w:ascii="Arial" w:hAnsi="Arial" w:cs="Arial"/>
-          <w:sz w:val="28"/>
-          <w:szCs w:val="28"/>
-        </w:rPr>
-      </w:pPr>
-      <w:r>
-        <w:rPr>
-          <w:rFonts w:ascii="Arial" w:hAnsi="Arial" w:cs="Arial"/>
-          <w:sz w:val="28"/>
-          <w:szCs w:val="28"/>
-        </w:rPr>
-        <w:t>Enter answer here.</w:t>
-      </w:r>
-      <w:r>
-        <w:rPr>
-          <w:rFonts w:ascii="Arial" w:hAnsi="Arial" w:cs="Arial"/>
-          <w:sz w:val="28"/>
-          <w:szCs w:val="28"/>
-        </w:rPr>
-        <w:t xml:space="preserve"> </w:t>
-      </w:r>
-      <w:r>
-        <w:rPr>
-          <w:rFonts w:ascii="Arial" w:hAnsi="Arial" w:cs="Arial"/>
-          <w:sz w:val="28"/>
-          <w:szCs w:val="28"/>
-        </w:rPr>
-        <w:t>Identify </w:t>
-      </w:r>
-      <w:r>
-        <w:rPr>
-          <w:rFonts w:ascii="Arial" w:hAnsi="Arial" w:cs="Arial"/>
-          <w:b/>
-          <w:bCs/>
-          <w:sz w:val="28"/>
-          <w:szCs w:val="28"/>
-        </w:rPr>
-        <w:t>two</w:t>
-      </w:r>
-      <w:r>
-        <w:rPr>
-          <w:rFonts w:ascii="Arial" w:hAnsi="Arial" w:cs="Arial"/>
-          <w:sz w:val="28"/>
-          <w:szCs w:val="28"/>
-        </w:rPr>
-        <w:t> other data structures that could meet the same requirements in the scenario.</w:t>
-      </w:r>
-    </w:p>
-    <w:p>
-      <w:pPr>
-        <w:rPr>
-          <w:rFonts w:ascii="Arial" w:hAnsi="Arial" w:cs="Arial"/>
-          <w:sz w:val="28"/>
-          <w:szCs w:val="28"/>
-        </w:rPr>
-      </w:pPr>
-    </w:p>
-    <w:p>
-      <w:pPr>
-        <w:pStyle w:val="Heading1"/>
-        <w:rPr>
-          <w:rFonts w:ascii="Arial" w:hAnsi="Arial" w:cs="Arial"/>
-          <w:sz w:val="28"/>
-          <w:szCs w:val="28"/>
-        </w:rPr>
-      </w:pPr>
-      <w:r>
-        <w:rPr>
-          <w:rFonts w:ascii="Arial" w:hAnsi="Arial" w:cs="Arial"/>
-          <w:sz w:val="28"/>
-          <w:szCs w:val="28"/>
-        </w:rPr>
-        <w:t>H1a. Data Structure Differences</w:t>
-      </w:r>
-    </w:p>
-    <w:p>
-      <w:pPr>
-        <w:rPr>
-          <w:rFonts w:ascii="Arial" w:hAnsi="Arial" w:cs="Arial"/>
-          <w:sz w:val="28"/>
-          <w:szCs w:val="28"/>
-        </w:rPr>
-      </w:pPr>
-      <w:r>
-        <w:rPr>
-          <w:rFonts w:ascii="Arial" w:hAnsi="Arial" w:cs="Arial"/>
-          <w:sz w:val="28"/>
-          <w:szCs w:val="28"/>
-        </w:rPr>
-        <w:t>Enter answer here.</w:t>
-      </w:r>
-      <w:r>
-        <w:rPr>
-          <w:rFonts w:ascii="Arial" w:hAnsi="Arial" w:cs="Arial"/>
-          <w:sz w:val="28"/>
-          <w:szCs w:val="28"/>
-        </w:rPr>
-        <w:t xml:space="preserve"> </w:t>
-      </w:r>
-      <w:r>
-        <w:rPr>
-          <w:rFonts w:ascii="Arial" w:hAnsi="Arial" w:cs="Arial"/>
-          <w:sz w:val="28"/>
-          <w:szCs w:val="28"/>
-        </w:rPr>
-        <w:t>Describe how </w:t>
-      </w:r>
-      <w:r>
-        <w:rPr>
-          <w:rFonts w:ascii="Arial" w:hAnsi="Arial" w:cs="Arial"/>
-          <w:i/>
-          <w:iCs/>
-          <w:sz w:val="28"/>
-          <w:szCs w:val="28"/>
-        </w:rPr>
-        <w:t>each</w:t>
-      </w:r>
-      <w:r>
-        <w:rPr>
-          <w:rFonts w:ascii="Arial" w:hAnsi="Arial" w:cs="Arial"/>
-          <w:sz w:val="28"/>
-          <w:szCs w:val="28"/>
-        </w:rPr>
-        <w:t> data structure identified in H1 is different from the data structure used in the solution.</w:t>
-      </w:r>
-    </w:p>
-    <w:p>
-      <w:pPr>
-        <w:rPr>
-          <w:rFonts w:ascii="Arial" w:hAnsi="Arial" w:cs="Arial"/>
-          <w:sz w:val="28"/>
-          <w:szCs w:val="28"/>
-        </w:rPr>
-      </w:pPr>
-    </w:p>
-    <w:p>
-      <w:pPr>
-        <w:pStyle w:val="Heading1"/>
-        <w:rPr>
-          <w:rFonts w:ascii="Arial" w:hAnsi="Arial" w:cs="Arial"/>
-          <w:sz w:val="28"/>
-          <w:szCs w:val="28"/>
-        </w:rPr>
-      </w:pPr>
-      <w:r>
-        <w:rPr>
-          <w:rFonts w:ascii="Arial" w:hAnsi="Arial" w:cs="Arial"/>
-          <w:sz w:val="28"/>
-          <w:szCs w:val="28"/>
-        </w:rPr>
-        <w:lastRenderedPageBreak/>
-        <w:t>I. Sources</w:t>
-      </w:r>
-    </w:p>
-    <w:p>
-      <w:pPr>
-        <w:spacing w:line="360" w:lineRule="auto"/>
-        <w:rPr>
-          <w:rFonts w:ascii="Arial" w:hAnsi="Arial" w:cs="Arial"/>
-          <w:sz w:val="28"/>
-          <w:szCs w:val="28"/>
-        </w:rPr>
-      </w:pPr>
-      <w:r>
-        <w:rPr>
-          <w:rFonts w:ascii="Arial" w:hAnsi="Arial" w:cs="Arial"/>
-          <w:sz w:val="28"/>
-          <w:szCs w:val="28"/>
-        </w:rPr>
-        <w:t>Sources go here. Note that if you use no external sources, state that explicitly. Text goes here</w:t>
-      </w:r>
-    </w:p>
-    <w:p>
-      <w:pPr>
-        <w:spacing w:line="360" w:lineRule="auto"/>
-        <w:rPr>
-          <w:rFonts w:ascii="Arial" w:hAnsi="Arial" w:cs="Arial"/>
-          <w:sz w:val="28"/>
-          <w:szCs w:val="28"/>
-        </w:rPr>
-      </w:pPr>
-      <w:r>
-        <w:rPr>
-          <w:rFonts w:ascii="Arial" w:hAnsi="Arial" w:cs="Arial"/>
-          <w:sz w:val="28"/>
-          <w:szCs w:val="28"/>
-        </w:rPr>
-        <w:t>An example: (this is APA 7</w:t>
-      </w:r>
-      <w:r>
-        <w:rPr>
-          <w:rFonts w:ascii="Arial" w:hAnsi="Arial" w:cs="Arial"/>
-          <w:sz w:val="28"/>
-          <w:szCs w:val="28"/>
-          <w:vertAlign w:val="superscript"/>
-        </w:rPr>
-        <w:t>th</w:t>
-      </w:r>
-      <w:r>
-        <w:rPr>
-          <w:rFonts w:ascii="Arial" w:hAnsi="Arial" w:cs="Arial"/>
-          <w:sz w:val="28"/>
-          <w:szCs w:val="28"/>
-        </w:rPr>
-        <w:t xml:space="preserve"> </w:t>
-      </w:r>
-      <w:proofErr w:type="gramStart"/>
-      <w:r>
-        <w:rPr>
-          <w:rFonts w:ascii="Arial" w:hAnsi="Arial" w:cs="Arial"/>
-          <w:sz w:val="28"/>
-          <w:szCs w:val="28"/>
-        </w:rPr>
-        <w:t>edition</w:t>
-      </w:r>
-      <w:proofErr w:type="gramEnd"/>
-      <w:r>
-        <w:rPr>
-          <w:rFonts w:ascii="Arial" w:hAnsi="Arial" w:cs="Arial"/>
-          <w:sz w:val="28"/>
-          <w:szCs w:val="28"/>
-        </w:rPr>
-        <w:t xml:space="preserve"> but requirements may be different)</w:t>
-      </w:r>
-    </w:p>
-    <w:p>
-      <w:pPr>
-        <w:spacing w:line="360" w:lineRule="auto"/>
-        <w:rPr>
-          <w:rFonts w:ascii="Arial" w:hAnsi="Arial" w:cs="Arial"/>
-          <w:sz w:val="28"/>
-          <w:szCs w:val="28"/>
-        </w:rPr>
-      </w:pPr>
-      <w:r>
-        <w:rPr>
-          <w:rFonts w:ascii="Arial" w:hAnsi="Arial" w:cs="Arial"/>
-          <w:sz w:val="28"/>
-          <w:szCs w:val="28"/>
-        </w:rPr>
-        <w:t xml:space="preserve">Lysecky, R., &amp; Vahid, F. (2018, June). </w:t>
-      </w:r>
-      <w:r>
-        <w:rPr>
-          <w:rFonts w:ascii="Arial" w:hAnsi="Arial" w:cs="Arial"/>
-          <w:i/>
-          <w:iCs/>
-          <w:sz w:val="28"/>
-          <w:szCs w:val="28"/>
-        </w:rPr>
-        <w:t>C950: Data Structures and Algorithms II</w:t>
-      </w:r>
-      <w:r>
-        <w:rPr>
-          <w:rFonts w:ascii="Arial" w:hAnsi="Arial" w:cs="Arial"/>
-          <w:sz w:val="28"/>
-          <w:szCs w:val="28"/>
-        </w:rPr>
-        <w:t xml:space="preserve">. </w:t>
-      </w:r>
-      <w:proofErr w:type="spellStart"/>
-      <w:r>
-        <w:rPr>
-          <w:rFonts w:ascii="Arial" w:hAnsi="Arial" w:cs="Arial"/>
-          <w:sz w:val="28"/>
-          <w:szCs w:val="28"/>
-        </w:rPr>
-        <w:t>zyBooks</w:t>
-      </w:r>
-      <w:proofErr w:type="spellEnd"/>
-      <w:r>
-        <w:rPr>
-          <w:rFonts w:ascii="Arial" w:hAnsi="Arial" w:cs="Arial"/>
-          <w:sz w:val="28"/>
-          <w:szCs w:val="28"/>
-        </w:rPr>
-        <w:t>.</w:t>
-      </w:r>
-    </w:p>
-    <w:p>
-      <w:pPr>
-        <w:spacing w:line="360" w:lineRule="auto"/>
-        <w:ind w:left="360" w:firstLine="360"/>
-        <w:rPr>
-          <w:rFonts w:ascii="Arial" w:hAnsi="Arial" w:cs="Arial"/>
-          <w:b/>
-          <w:bCs/>
-          <w:sz w:val="28"/>
-          <w:szCs w:val="28"/>
-        </w:rPr>
       </w:pPr>
       <w:r>
         <w:rPr>
@@ -2317,7 +3081,7 @@
         </w:rPr>
         <w:t xml:space="preserve">Retrieved March 22, 2021, from  </w:t>
       </w:r>
-      <w:hyperlink r:id="rId7" w:history="1">
+      <w:hyperlink r:id="rId27" w:history="1">
         <w:r>
           <w:rPr>
             <w:rStyle w:val="Hyperlink"/>
@@ -2382,7 +3146,7 @@
         </w:rPr>
         <w:t xml:space="preserve">Nothing to write. Run your document through </w:t>
       </w:r>
-      <w:hyperlink r:id="rId8" w:history="1">
+      <w:hyperlink r:id="rId28" w:history="1">
         <w:r>
           <w:rPr>
             <w:rStyle w:val="Hyperlink"/>
@@ -2412,8 +3176,8 @@
       </w:pPr>
     </w:p>
     <w:sectPr>
-      <w:headerReference w:type="default" r:id="rId9"/>
-      <w:footerReference w:type="default" r:id="rId10"/>
+      <w:headerReference w:type="default" r:id="rId29"/>
+      <w:footerReference w:type="default" r:id="rId30"/>
       <w:pgSz w:w="12240" w:h="15840"/>
       <w:pgMar w:top="1440" w:right="1440" w:bottom="1440" w:left="1440" w:header="720" w:footer="720" w:gutter="0"/>
       <w:cols w:space="720"/>
@@ -2458,6 +3222,7 @@
         <w:docPartUnique/>
       </w:docPartObj>
     </w:sdtPr>
+    <w:sdtEndPr/>
     <w:sdtContent>
       <w:sdt>
         <w:sdtPr>
@@ -2467,6 +3232,7 @@
             <w:docPartUnique/>
           </w:docPartObj>
         </w:sdtPr>
+        <w:sdtEndPr/>
         <w:sdtContent>
           <w:p>
             <w:pPr>
@@ -2514,27 +3280,14 @@
             <w:r>
               <w:t xml:space="preserve"> of </w:t>
             </w:r>
-            <w:r>
-              <w:fldChar w:fldCharType="begin"/>
-            </w:r>
-            <w:r>
-              <w:instrText xml:space="preserve"> NUMPAGES  </w:instrText>
-            </w:r>
-            <w:r>
-              <w:fldChar w:fldCharType="separate"/>
-            </w:r>
-            <w:r>
-              <w:rPr>
-                <w:noProof/>
-              </w:rPr>
-              <w:t>2</w:t>
-            </w:r>
-            <w:r>
-              <w:rPr>
-                <w:noProof/>
-              </w:rPr>
-              <w:fldChar w:fldCharType="end"/>
-            </w:r>
+            <w:fldSimple w:instr=" NUMPAGES  ">
+              <w:r>
+                <w:rPr>
+                  <w:noProof/>
+                </w:rPr>
+                <w:t>2</w:t>
+              </w:r>
+            </w:fldSimple>
           </w:p>
         </w:sdtContent>
       </w:sdt>

--- a/C950-Task-2-Sam-Merrill.docx
+++ b/C950-Task-2-Sam-Merrill.docx
@@ -315,7 +315,23 @@
           <w:sz w:val="28"/>
           <w:szCs w:val="28"/>
         </w:rPr>
-        <w:t>09/09/2026</w:t>
+        <w:t>09/</w:t>
+      </w:r>
+      <w:r>
+        <w:rPr>
+          <w:rFonts w:ascii="Arial" w:hAnsi="Arial" w:cs="Arial"/>
+          <w:sz w:val="28"/>
+          <w:szCs w:val="28"/>
+        </w:rPr>
+        <w:t>24</w:t>
+      </w:r>
+      <w:r>
+        <w:rPr>
+          <w:rFonts w:ascii="Arial" w:hAnsi="Arial" w:cs="Arial"/>
+          <w:sz w:val="28"/>
+          <w:szCs w:val="28"/>
+        </w:rPr>
+        <w:t>/2026</w:t>
       </w:r>
     </w:p>
     <w:p>
@@ -412,6 +428,7 @@
       <w:r>
         <w:rPr>
           <w:rFonts w:ascii="Arial" w:hAnsi="Arial" w:cs="Arial"/>
+          <w:noProof/>
           <w:sz w:val="28"/>
           <w:szCs w:val="28"/>
         </w:rPr>
@@ -454,6 +471,7 @@
       <w:r>
         <w:rPr>
           <w:rFonts w:ascii="Arial" w:hAnsi="Arial" w:cs="Arial"/>
+          <w:noProof/>
           <w:sz w:val="28"/>
           <w:szCs w:val="28"/>
         </w:rPr>
@@ -559,6 +577,7 @@
       <w:r>
         <w:rPr>
           <w:rFonts w:ascii="Arial" w:hAnsi="Arial" w:cs="Arial"/>
+          <w:noProof/>
           <w:sz w:val="28"/>
           <w:szCs w:val="28"/>
         </w:rPr>
@@ -627,6 +646,7 @@
       <w:r>
         <w:rPr>
           <w:rFonts w:ascii="Arial" w:hAnsi="Arial" w:cs="Arial"/>
+          <w:noProof/>
           <w:sz w:val="28"/>
           <w:szCs w:val="28"/>
         </w:rPr>
@@ -703,6 +723,7 @@
       <w:r>
         <w:rPr>
           <w:rFonts w:ascii="Arial" w:hAnsi="Arial" w:cs="Arial"/>
+          <w:noProof/>
           <w:sz w:val="28"/>
           <w:szCs w:val="28"/>
         </w:rPr>
@@ -798,6 +819,7 @@
       <w:r>
         <w:rPr>
           <w:rFonts w:ascii="Arial" w:hAnsi="Arial" w:cs="Arial"/>
+          <w:noProof/>
           <w:sz w:val="28"/>
           <w:szCs w:val="28"/>
         </w:rPr>
@@ -850,6 +872,7 @@
       <w:r>
         <w:rPr>
           <w:rFonts w:ascii="Arial" w:hAnsi="Arial" w:cs="Arial"/>
+          <w:noProof/>
           <w:sz w:val="28"/>
           <w:szCs w:val="28"/>
         </w:rPr>
@@ -926,6 +949,7 @@
       <w:r>
         <w:rPr>
           <w:rFonts w:ascii="Arial" w:hAnsi="Arial" w:cs="Arial"/>
+          <w:noProof/>
           <w:sz w:val="28"/>
           <w:szCs w:val="28"/>
         </w:rPr>
@@ -1013,6 +1037,7 @@
       <w:r>
         <w:rPr>
           <w:rFonts w:ascii="Arial" w:hAnsi="Arial" w:cs="Arial"/>
+          <w:noProof/>
           <w:sz w:val="28"/>
           <w:szCs w:val="28"/>
         </w:rPr>
@@ -1146,10 +1171,10 @@
           <w:szCs w:val="28"/>
         </w:rPr>
         <w:drawing>
-          <wp:inline distT="0" distB="0" distL="0" distR="0" wp14:anchorId="4DBC7D23" wp14:editId="53197C15">
-            <wp:extent cx="4991533" cy="1325995"/>
-            <wp:effectExtent l="0" t="0" r="0" b="7620"/>
-            <wp:docPr id="1569529294" name="Picture 1"/>
+          <wp:inline distT="0" distB="0" distL="0" distR="0" wp14:anchorId="71C3631C" wp14:editId="6FBE155E">
+            <wp:extent cx="5037257" cy="1417443"/>
+            <wp:effectExtent l="0" t="0" r="0" b="0"/>
+            <wp:docPr id="452044723" name="Picture 1"/>
             <wp:cNvGraphicFramePr>
               <a:graphicFrameLocks xmlns:a="http://schemas.openxmlformats.org/drawingml/2006/main" noChangeAspect="1"/>
             </wp:cNvGraphicFramePr>
@@ -1157,7 +1182,7 @@
               <a:graphicData uri="http://schemas.openxmlformats.org/drawingml/2006/picture">
                 <pic:pic xmlns:pic="http://schemas.openxmlformats.org/drawingml/2006/picture">
                   <pic:nvPicPr>
-                    <pic:cNvPr id="1569529294" name=""/>
+                    <pic:cNvPr id="452044723" name=""/>
                     <pic:cNvPicPr/>
                   </pic:nvPicPr>
                   <pic:blipFill>
@@ -1169,7 +1194,7 @@
                   <pic:spPr>
                     <a:xfrm>
                       <a:off x="0" y="0"/>
-                      <a:ext cx="4991533" cy="1325995"/>
+                      <a:ext cx="5037257" cy="1417443"/>
                     </a:xfrm>
                     <a:prstGeom prst="rect">
                       <a:avLst/>
@@ -1190,18 +1215,34 @@
           <w:szCs w:val="28"/>
         </w:rPr>
       </w:pPr>
-      <w:r>
-        <w:rPr>
-          <w:rFonts w:ascii="Arial" w:hAnsi="Arial" w:cs="Arial"/>
-          <w:sz w:val="28"/>
-          <w:szCs w:val="28"/>
-        </w:rPr>
-        <w:lastRenderedPageBreak/>
+    </w:p>
+    <w:p>
+      <w:pPr>
+        <w:rPr>
+          <w:rFonts w:ascii="Arial" w:hAnsi="Arial" w:cs="Arial"/>
+          <w:sz w:val="28"/>
+          <w:szCs w:val="28"/>
+        </w:rPr>
+      </w:pPr>
+      <w:r>
+        <w:rPr>
+          <w:rFonts w:ascii="Arial" w:hAnsi="Arial" w:cs="Arial"/>
+          <w:sz w:val="28"/>
+          <w:szCs w:val="28"/>
+        </w:rPr>
+        <w:t xml:space="preserve"> </w:t>
+      </w:r>
+      <w:r>
+        <w:rPr>
+          <w:rFonts w:ascii="Arial" w:hAnsi="Arial" w:cs="Arial"/>
+          <w:sz w:val="28"/>
+          <w:szCs w:val="28"/>
+        </w:rPr>
         <w:drawing>
-          <wp:inline distT="0" distB="0" distL="0" distR="0" wp14:anchorId="7F2B1784" wp14:editId="25730277">
-            <wp:extent cx="3535680" cy="2711627"/>
-            <wp:effectExtent l="0" t="0" r="7620" b="0"/>
-            <wp:docPr id="1779281628" name="Picture 1"/>
+          <wp:inline distT="0" distB="0" distL="0" distR="0" wp14:anchorId="163D24B8" wp14:editId="22C2447F">
+            <wp:extent cx="5486400" cy="2111326"/>
+            <wp:effectExtent l="0" t="0" r="0" b="3810"/>
+            <wp:docPr id="1912872753" name="Picture 1"/>
             <wp:cNvGraphicFramePr>
               <a:graphicFrameLocks xmlns:a="http://schemas.openxmlformats.org/drawingml/2006/main" noChangeAspect="1"/>
             </wp:cNvGraphicFramePr>
@@ -1209,7 +1250,7 @@
               <a:graphicData uri="http://schemas.openxmlformats.org/drawingml/2006/picture">
                 <pic:pic xmlns:pic="http://schemas.openxmlformats.org/drawingml/2006/picture">
                   <pic:nvPicPr>
-                    <pic:cNvPr id="1779281628" name=""/>
+                    <pic:cNvPr id="1912872753" name=""/>
                     <pic:cNvPicPr/>
                   </pic:nvPicPr>
                   <pic:blipFill>
@@ -1221,7 +1262,7 @@
                   <pic:spPr>
                     <a:xfrm>
                       <a:off x="0" y="0"/>
-                      <a:ext cx="3545320" cy="2719020"/>
+                      <a:ext cx="5493512" cy="2114063"/>
                     </a:xfrm>
                     <a:prstGeom prst="rect">
                       <a:avLst/>
@@ -1248,19 +1289,11 @@
           <w:sz w:val="28"/>
           <w:szCs w:val="28"/>
         </w:rPr>
-        <w:t xml:space="preserve"> </w:t>
-      </w:r>
-      <w:r>
-        <w:rPr>
-          <w:rFonts w:ascii="Arial" w:hAnsi="Arial" w:cs="Arial"/>
-          <w:sz w:val="28"/>
-          <w:szCs w:val="28"/>
-        </w:rPr>
         <w:drawing>
-          <wp:inline distT="0" distB="0" distL="0" distR="0" wp14:anchorId="1D47CB64" wp14:editId="7CD01407">
-            <wp:extent cx="4038600" cy="1995261"/>
-            <wp:effectExtent l="0" t="0" r="0" b="5080"/>
-            <wp:docPr id="363024903" name="Picture 1"/>
+          <wp:inline distT="0" distB="0" distL="0" distR="0" wp14:anchorId="71CE5670" wp14:editId="13D6ECE5">
+            <wp:extent cx="4008467" cy="3101609"/>
+            <wp:effectExtent l="0" t="0" r="0" b="3810"/>
+            <wp:docPr id="1357228553" name="Picture 1"/>
             <wp:cNvGraphicFramePr>
               <a:graphicFrameLocks xmlns:a="http://schemas.openxmlformats.org/drawingml/2006/main" noChangeAspect="1"/>
             </wp:cNvGraphicFramePr>
@@ -1268,7 +1301,7 @@
               <a:graphicData uri="http://schemas.openxmlformats.org/drawingml/2006/picture">
                 <pic:pic xmlns:pic="http://schemas.openxmlformats.org/drawingml/2006/picture">
                   <pic:nvPicPr>
-                    <pic:cNvPr id="363024903" name=""/>
+                    <pic:cNvPr id="1357228553" name=""/>
                     <pic:cNvPicPr/>
                   </pic:nvPicPr>
                   <pic:blipFill>
@@ -1280,7 +1313,7 @@
                   <pic:spPr>
                     <a:xfrm>
                       <a:off x="0" y="0"/>
-                      <a:ext cx="4060992" cy="2006324"/>
+                      <a:ext cx="4008467" cy="3101609"/>
                     </a:xfrm>
                     <a:prstGeom prst="rect">
                       <a:avLst/>
@@ -1374,6 +1407,15 @@
           <w:szCs w:val="28"/>
         </w:rPr>
       </w:pPr>
+    </w:p>
+    <w:p>
+      <w:pPr>
+        <w:rPr>
+          <w:rFonts w:ascii="Arial" w:hAnsi="Arial" w:cs="Arial"/>
+          <w:sz w:val="28"/>
+          <w:szCs w:val="28"/>
+        </w:rPr>
+      </w:pPr>
       <w:r>
         <w:rPr>
           <w:rFonts w:ascii="Arial" w:hAnsi="Arial" w:cs="Arial"/>
@@ -1382,10 +1424,10 @@
         </w:rPr>
         <w:lastRenderedPageBreak/>
         <w:drawing>
-          <wp:inline distT="0" distB="0" distL="0" distR="0" wp14:anchorId="747C423F" wp14:editId="4B47836C">
-            <wp:extent cx="7573294" cy="2944361"/>
-            <wp:effectExtent l="0" t="0" r="0" b="8890"/>
-            <wp:docPr id="141939183" name="Picture 1"/>
+          <wp:inline distT="0" distB="0" distL="0" distR="0" wp14:anchorId="33BCDBB1" wp14:editId="4B54D9DB">
+            <wp:extent cx="6955507" cy="4076700"/>
+            <wp:effectExtent l="0" t="0" r="0" b="0"/>
+            <wp:docPr id="1402161985" name="Picture 1"/>
             <wp:cNvGraphicFramePr>
               <a:graphicFrameLocks xmlns:a="http://schemas.openxmlformats.org/drawingml/2006/main" noChangeAspect="1"/>
             </wp:cNvGraphicFramePr>
@@ -1393,7 +1435,7 @@
               <a:graphicData uri="http://schemas.openxmlformats.org/drawingml/2006/picture">
                 <pic:pic xmlns:pic="http://schemas.openxmlformats.org/drawingml/2006/picture">
                   <pic:nvPicPr>
-                    <pic:cNvPr id="141939183" name=""/>
+                    <pic:cNvPr id="1402161985" name=""/>
                     <pic:cNvPicPr/>
                   </pic:nvPicPr>
                   <pic:blipFill>
@@ -1405,7 +1447,7 @@
                   <pic:spPr>
                     <a:xfrm>
                       <a:off x="0" y="0"/>
-                      <a:ext cx="7669053" cy="2981590"/>
+                      <a:ext cx="6956699" cy="4077398"/>
                     </a:xfrm>
                     <a:prstGeom prst="rect">
                       <a:avLst/>
@@ -1433,10 +1475,10 @@
           <w:szCs w:val="28"/>
         </w:rPr>
         <w:drawing>
-          <wp:inline distT="0" distB="0" distL="0" distR="0" wp14:anchorId="7F9D0B28" wp14:editId="506F9743">
-            <wp:extent cx="6743700" cy="5111091"/>
+          <wp:inline distT="0" distB="0" distL="0" distR="0" wp14:anchorId="2D111A87" wp14:editId="33C576E2">
+            <wp:extent cx="5943600" cy="3777615"/>
             <wp:effectExtent l="0" t="0" r="0" b="0"/>
-            <wp:docPr id="1483474213" name="Picture 1"/>
+            <wp:docPr id="63179947" name="Picture 1"/>
             <wp:cNvGraphicFramePr>
               <a:graphicFrameLocks xmlns:a="http://schemas.openxmlformats.org/drawingml/2006/main" noChangeAspect="1"/>
             </wp:cNvGraphicFramePr>
@@ -1444,7 +1486,7 @@
               <a:graphicData uri="http://schemas.openxmlformats.org/drawingml/2006/picture">
                 <pic:pic xmlns:pic="http://schemas.openxmlformats.org/drawingml/2006/picture">
                   <pic:nvPicPr>
-                    <pic:cNvPr id="1483474213" name=""/>
+                    <pic:cNvPr id="63179947" name=""/>
                     <pic:cNvPicPr/>
                   </pic:nvPicPr>
                   <pic:blipFill>
@@ -1456,7 +1498,7 @@
                   <pic:spPr>
                     <a:xfrm>
                       <a:off x="0" y="0"/>
-                      <a:ext cx="6748955" cy="5115073"/>
+                      <a:ext cx="5943600" cy="3777615"/>
                     </a:xfrm>
                     <a:prstGeom prst="rect">
                       <a:avLst/>
@@ -1471,6 +1513,15 @@
     </w:p>
     <w:p>
       <w:pPr>
+        <w:rPr>
+          <w:rFonts w:ascii="Arial" w:hAnsi="Arial" w:cs="Arial"/>
+          <w:sz w:val="28"/>
+          <w:szCs w:val="28"/>
+        </w:rPr>
+      </w:pPr>
+    </w:p>
+    <w:p>
+      <w:pPr>
         <w:pStyle w:val="Heading1"/>
         <w:rPr>
           <w:rFonts w:ascii="Arial" w:hAnsi="Arial" w:cs="Arial"/>
@@ -1484,7 +1535,6 @@
           <w:sz w:val="28"/>
           <w:szCs w:val="28"/>
         </w:rPr>
-        <w:lastRenderedPageBreak/>
         <w:t>D2. Second Status Check</w:t>
       </w:r>
     </w:p>
@@ -1573,10 +1623,10 @@
           <w:szCs w:val="28"/>
         </w:rPr>
         <w:drawing>
-          <wp:inline distT="0" distB="0" distL="0" distR="0" wp14:anchorId="1AD618D4" wp14:editId="183F2AF9">
-            <wp:extent cx="6438900" cy="3260037"/>
-            <wp:effectExtent l="0" t="0" r="0" b="0"/>
-            <wp:docPr id="1405893494" name="Picture 1"/>
+          <wp:inline distT="0" distB="0" distL="0" distR="0" wp14:anchorId="2613EA4A" wp14:editId="66D99CF4">
+            <wp:extent cx="5943600" cy="3347720"/>
+            <wp:effectExtent l="0" t="0" r="0" b="5080"/>
+            <wp:docPr id="1068321744" name="Picture 1"/>
             <wp:cNvGraphicFramePr>
               <a:graphicFrameLocks xmlns:a="http://schemas.openxmlformats.org/drawingml/2006/main" noChangeAspect="1"/>
             </wp:cNvGraphicFramePr>
@@ -1584,7 +1634,7 @@
               <a:graphicData uri="http://schemas.openxmlformats.org/drawingml/2006/picture">
                 <pic:pic xmlns:pic="http://schemas.openxmlformats.org/drawingml/2006/picture">
                   <pic:nvPicPr>
-                    <pic:cNvPr id="1405893494" name=""/>
+                    <pic:cNvPr id="1068321744" name=""/>
                     <pic:cNvPicPr/>
                   </pic:nvPicPr>
                   <pic:blipFill>
@@ -1596,7 +1646,7 @@
                   <pic:spPr>
                     <a:xfrm>
                       <a:off x="0" y="0"/>
-                      <a:ext cx="6442683" cy="3261952"/>
+                      <a:ext cx="5943600" cy="3347720"/>
                     </a:xfrm>
                     <a:prstGeom prst="rect">
                       <a:avLst/>
@@ -1629,10 +1679,10 @@
         </w:rPr>
         <w:lastRenderedPageBreak/>
         <w:drawing>
-          <wp:inline distT="0" distB="0" distL="0" distR="0" wp14:anchorId="6527F8C4" wp14:editId="1EA8F79C">
-            <wp:extent cx="5943600" cy="4554855"/>
-            <wp:effectExtent l="0" t="0" r="0" b="0"/>
-            <wp:docPr id="1323686798" name="Picture 1"/>
+          <wp:inline distT="0" distB="0" distL="0" distR="0" wp14:anchorId="29E4FD0C" wp14:editId="3081F8EA">
+            <wp:extent cx="5943600" cy="4228465"/>
+            <wp:effectExtent l="0" t="0" r="0" b="635"/>
+            <wp:docPr id="1420263196" name="Picture 1"/>
             <wp:cNvGraphicFramePr>
               <a:graphicFrameLocks xmlns:a="http://schemas.openxmlformats.org/drawingml/2006/main" noChangeAspect="1"/>
             </wp:cNvGraphicFramePr>
@@ -1640,7 +1690,7 @@
               <a:graphicData uri="http://schemas.openxmlformats.org/drawingml/2006/picture">
                 <pic:pic xmlns:pic="http://schemas.openxmlformats.org/drawingml/2006/picture">
                   <pic:nvPicPr>
-                    <pic:cNvPr id="1323686798" name=""/>
+                    <pic:cNvPr id="1420263196" name=""/>
                     <pic:cNvPicPr/>
                   </pic:nvPicPr>
                   <pic:blipFill>
@@ -1652,7 +1702,7 @@
                   <pic:spPr>
                     <a:xfrm>
                       <a:off x="0" y="0"/>
-                      <a:ext cx="5943600" cy="4554855"/>
+                      <a:ext cx="5943600" cy="4228465"/>
                     </a:xfrm>
                     <a:prstGeom prst="rect">
                       <a:avLst/>
@@ -1768,10 +1818,10 @@
         </w:rPr>
         <w:lastRenderedPageBreak/>
         <w:drawing>
-          <wp:inline distT="0" distB="0" distL="0" distR="0" wp14:anchorId="577820A0" wp14:editId="41BFCC56">
-            <wp:extent cx="9011956" cy="4267200"/>
-            <wp:effectExtent l="0" t="0" r="0" b="0"/>
-            <wp:docPr id="2047010088" name="Picture 1"/>
+          <wp:inline distT="0" distB="0" distL="0" distR="0" wp14:anchorId="5C7ACD36" wp14:editId="78FBFF15">
+            <wp:extent cx="5943600" cy="3955415"/>
+            <wp:effectExtent l="0" t="0" r="0" b="6985"/>
+            <wp:docPr id="1453620345" name="Picture 1"/>
             <wp:cNvGraphicFramePr>
               <a:graphicFrameLocks xmlns:a="http://schemas.openxmlformats.org/drawingml/2006/main" noChangeAspect="1"/>
             </wp:cNvGraphicFramePr>
@@ -1779,7 +1829,7 @@
               <a:graphicData uri="http://schemas.openxmlformats.org/drawingml/2006/picture">
                 <pic:pic xmlns:pic="http://schemas.openxmlformats.org/drawingml/2006/picture">
                   <pic:nvPicPr>
-                    <pic:cNvPr id="2047010088" name=""/>
+                    <pic:cNvPr id="1453620345" name=""/>
                     <pic:cNvPicPr/>
                   </pic:nvPicPr>
                   <pic:blipFill>
@@ -1791,7 +1841,7 @@
                   <pic:spPr>
                     <a:xfrm>
                       <a:off x="0" y="0"/>
-                      <a:ext cx="9029404" cy="4275462"/>
+                      <a:ext cx="5943600" cy="3955415"/>
                     </a:xfrm>
                     <a:prstGeom prst="rect">
                       <a:avLst/>
@@ -1824,10 +1874,10 @@
         </w:rPr>
         <w:lastRenderedPageBreak/>
         <w:drawing>
-          <wp:inline distT="0" distB="0" distL="0" distR="0" wp14:anchorId="1AD39960" wp14:editId="06AD8B50">
-            <wp:extent cx="5943600" cy="4599305"/>
-            <wp:effectExtent l="0" t="0" r="0" b="0"/>
-            <wp:docPr id="2051554593" name="Picture 1"/>
+          <wp:inline distT="0" distB="0" distL="0" distR="0" wp14:anchorId="6E209741" wp14:editId="48466E51">
+            <wp:extent cx="5943600" cy="4415155"/>
+            <wp:effectExtent l="0" t="0" r="0" b="4445"/>
+            <wp:docPr id="1929793011" name="Picture 1"/>
             <wp:cNvGraphicFramePr>
               <a:graphicFrameLocks xmlns:a="http://schemas.openxmlformats.org/drawingml/2006/main" noChangeAspect="1"/>
             </wp:cNvGraphicFramePr>
@@ -1835,7 +1885,7 @@
               <a:graphicData uri="http://schemas.openxmlformats.org/drawingml/2006/picture">
                 <pic:pic xmlns:pic="http://schemas.openxmlformats.org/drawingml/2006/picture">
                   <pic:nvPicPr>
-                    <pic:cNvPr id="2051554593" name=""/>
+                    <pic:cNvPr id="1929793011" name=""/>
                     <pic:cNvPicPr/>
                   </pic:nvPicPr>
                   <pic:blipFill>
@@ -1847,7 +1897,7 @@
                   <pic:spPr>
                     <a:xfrm>
                       <a:off x="0" y="0"/>
-                      <a:ext cx="5943600" cy="4599305"/>
+                      <a:ext cx="5943600" cy="4415155"/>
                     </a:xfrm>
                     <a:prstGeom prst="rect">
                       <a:avLst/>
@@ -1914,6 +1964,7 @@
       <w:r>
         <w:rPr>
           <w:rFonts w:ascii="Arial" w:hAnsi="Arial" w:cs="Arial"/>
+          <w:noProof/>
           <w:sz w:val="28"/>
           <w:szCs w:val="28"/>
         </w:rPr>
@@ -1983,6 +2034,7 @@
       <w:r>
         <w:rPr>
           <w:rFonts w:ascii="Arial" w:hAnsi="Arial" w:cs="Arial"/>
+          <w:noProof/>
           <w:sz w:val="28"/>
           <w:szCs w:val="28"/>
         </w:rPr>
@@ -2049,23 +2101,13 @@
           <w:szCs w:val="28"/>
         </w:rPr>
       </w:pPr>
-      <w:proofErr w:type="gramStart"/>
-      <w:r>
-        <w:rPr>
-          <w:rFonts w:ascii="Arial" w:hAnsi="Arial" w:cs="Arial"/>
-          <w:sz w:val="28"/>
-          <w:szCs w:val="28"/>
-        </w:rPr>
-        <w:t>A strength</w:t>
-      </w:r>
-      <w:proofErr w:type="gramEnd"/>
-      <w:r>
-        <w:rPr>
-          <w:rFonts w:ascii="Arial" w:hAnsi="Arial" w:cs="Arial"/>
-          <w:sz w:val="28"/>
-          <w:szCs w:val="28"/>
-        </w:rPr>
-        <w:t xml:space="preserve"> of the algorithm used in the solution is the runtime efficiency.</w:t>
+      <w:r>
+        <w:rPr>
+          <w:rFonts w:ascii="Arial" w:hAnsi="Arial" w:cs="Arial"/>
+          <w:sz w:val="28"/>
+          <w:szCs w:val="28"/>
+        </w:rPr>
+        <w:t>A strength of the algorithm used in the solution is the runtime efficiency.</w:t>
       </w:r>
       <w:r>
         <w:rPr>
@@ -2185,25 +2227,7 @@
           <w:sz w:val="28"/>
           <w:szCs w:val="28"/>
         </w:rPr>
-        <w:t xml:space="preserve">a </w:t>
-      </w:r>
-      <w:proofErr w:type="gramStart"/>
-      <w:r>
-        <w:rPr>
-          <w:rFonts w:ascii="Arial" w:hAnsi="Arial" w:cs="Arial"/>
-          <w:sz w:val="28"/>
-          <w:szCs w:val="28"/>
-        </w:rPr>
-        <w:t>fairly straightforward</w:t>
-      </w:r>
-      <w:proofErr w:type="gramEnd"/>
-      <w:r>
-        <w:rPr>
-          <w:rFonts w:ascii="Arial" w:hAnsi="Arial" w:cs="Arial"/>
-          <w:sz w:val="28"/>
-          <w:szCs w:val="28"/>
-        </w:rPr>
-        <w:t xml:space="preserve"> process, </w:t>
+        <w:t xml:space="preserve">a fairly straightforward process, </w:t>
       </w:r>
       <w:r>
         <w:rPr>
@@ -2362,6 +2386,14 @@
           <w:sz w:val="28"/>
           <w:szCs w:val="28"/>
         </w:rPr>
+        <w:t xml:space="preserve">the user-entered </w:t>
+      </w:r>
+      <w:r>
+        <w:rPr>
+          <w:rFonts w:ascii="Arial" w:hAnsi="Arial" w:cs="Arial"/>
+          <w:sz w:val="28"/>
+          <w:szCs w:val="28"/>
+        </w:rPr>
         <w:t>12:19 pm</w:t>
       </w:r>
       <w:r>
@@ -2389,6 +2421,22 @@
         </w:rPr>
         <w:t>package delivery times before their deadlines.</w:t>
       </w:r>
+      <w:r>
+        <w:rPr>
+          <w:rFonts w:ascii="Arial" w:hAnsi="Arial" w:cs="Arial"/>
+          <w:sz w:val="28"/>
+          <w:szCs w:val="28"/>
+        </w:rPr>
+        <w:t xml:space="preserve"> A format_min</w:t>
+      </w:r>
+      <w:r>
+        <w:rPr>
+          <w:rFonts w:ascii="Arial" w:hAnsi="Arial" w:cs="Arial"/>
+          <w:sz w:val="28"/>
+          <w:szCs w:val="28"/>
+        </w:rPr>
+        <w:t>utes(time_entered) function converts the user-entered time to the total minutes for time calculations.</w:t>
+      </w:r>
     </w:p>
     <w:p>
       <w:pPr>
@@ -2409,6 +2457,7 @@
       <w:r>
         <w:rPr>
           <w:rFonts w:ascii="Arial" w:hAnsi="Arial" w:cs="Arial"/>
+          <w:noProof/>
           <w:sz w:val="28"/>
           <w:szCs w:val="28"/>
         </w:rPr>
@@ -2481,7 +2530,368 @@
           <w:sz w:val="28"/>
           <w:szCs w:val="28"/>
         </w:rPr>
-        <w:t>Enter answer here.</w:t>
+        <w:t>Dijkstra’s Algorithm could be used to find an optimal delivery route</w:t>
+      </w:r>
+      <w:r>
+        <w:rPr>
+          <w:rFonts w:ascii="Arial" w:hAnsi="Arial" w:cs="Arial"/>
+          <w:sz w:val="28"/>
+          <w:szCs w:val="28"/>
+        </w:rPr>
+        <w:t xml:space="preserve"> for the WGUPS scenario. </w:t>
+      </w:r>
+      <w:r>
+        <w:rPr>
+          <w:rFonts w:ascii="Arial" w:hAnsi="Arial" w:cs="Arial"/>
+          <w:sz w:val="28"/>
+          <w:szCs w:val="28"/>
+        </w:rPr>
+        <w:t>On an undirected graph</w:t>
+      </w:r>
+      <w:r>
+        <w:rPr>
+          <w:rFonts w:ascii="Arial" w:hAnsi="Arial" w:cs="Arial"/>
+          <w:sz w:val="28"/>
+          <w:szCs w:val="28"/>
+        </w:rPr>
+        <w:t xml:space="preserve">, which our distance table could create, </w:t>
+      </w:r>
+      <w:r>
+        <w:rPr>
+          <w:rFonts w:ascii="Arial" w:hAnsi="Arial" w:cs="Arial"/>
+          <w:sz w:val="28"/>
+          <w:szCs w:val="28"/>
+        </w:rPr>
+        <w:t>Dijkstra’s</w:t>
+      </w:r>
+      <w:r>
+        <w:rPr>
+          <w:rFonts w:ascii="Arial" w:hAnsi="Arial" w:cs="Arial"/>
+          <w:sz w:val="28"/>
+          <w:szCs w:val="28"/>
+        </w:rPr>
+        <w:t xml:space="preserve"> allows </w:t>
+      </w:r>
+      <w:r>
+        <w:rPr>
+          <w:rFonts w:ascii="Arial" w:hAnsi="Arial" w:cs="Arial"/>
+          <w:sz w:val="28"/>
+          <w:szCs w:val="28"/>
+        </w:rPr>
+        <w:t>two-way traversals between nodes. Addresses would be treated as edges. This would find an optimal route, potentially a better route than the Nearest Neighbor.</w:t>
+      </w:r>
+      <w:r>
+        <w:rPr>
+          <w:rFonts w:ascii="Arial" w:hAnsi="Arial" w:cs="Arial"/>
+          <w:sz w:val="28"/>
+          <w:szCs w:val="28"/>
+        </w:rPr>
+        <w:t xml:space="preserve"> Another alternative </w:t>
+      </w:r>
+      <w:r>
+        <w:rPr>
+          <w:rFonts w:ascii="Arial" w:hAnsi="Arial" w:cs="Arial"/>
+          <w:sz w:val="28"/>
+          <w:szCs w:val="28"/>
+        </w:rPr>
+        <w:t>path-finding</w:t>
+      </w:r>
+      <w:r>
+        <w:rPr>
+          <w:rFonts w:ascii="Arial" w:hAnsi="Arial" w:cs="Arial"/>
+          <w:sz w:val="28"/>
+          <w:szCs w:val="28"/>
+        </w:rPr>
+        <w:t xml:space="preserve"> algorithm </w:t>
+      </w:r>
+      <w:r>
+        <w:rPr>
+          <w:rFonts w:ascii="Arial" w:hAnsi="Arial" w:cs="Arial"/>
+          <w:sz w:val="28"/>
+          <w:szCs w:val="28"/>
+        </w:rPr>
+        <w:t>is</w:t>
+      </w:r>
+      <w:r>
+        <w:rPr>
+          <w:rFonts w:ascii="Arial" w:hAnsi="Arial" w:cs="Arial"/>
+          <w:sz w:val="28"/>
+          <w:szCs w:val="28"/>
+        </w:rPr>
+        <w:t xml:space="preserve"> the </w:t>
+      </w:r>
+      <w:r>
+        <w:rPr>
+          <w:rFonts w:ascii="Arial" w:hAnsi="Arial" w:cs="Arial"/>
+          <w:sz w:val="28"/>
+          <w:szCs w:val="28"/>
+        </w:rPr>
+        <w:t xml:space="preserve">A-Star algorithm, which utilizes a graph as well to find the </w:t>
+      </w:r>
+      <w:r>
+        <w:rPr>
+          <w:rFonts w:ascii="Arial" w:hAnsi="Arial" w:cs="Arial"/>
+          <w:sz w:val="28"/>
+          <w:szCs w:val="28"/>
+        </w:rPr>
+        <w:t>shortest, most optimal route from a start node to an end node.</w:t>
+      </w:r>
+    </w:p>
+    <w:p>
+      <w:pPr>
+        <w:rPr>
+          <w:rFonts w:ascii="Arial" w:hAnsi="Arial" w:cs="Arial"/>
+          <w:sz w:val="28"/>
+          <w:szCs w:val="28"/>
+        </w:rPr>
+      </w:pPr>
+    </w:p>
+    <w:p>
+      <w:pPr>
+        <w:pStyle w:val="Heading1"/>
+        <w:rPr>
+          <w:rFonts w:ascii="Arial" w:hAnsi="Arial" w:cs="Arial"/>
+          <w:sz w:val="28"/>
+          <w:szCs w:val="28"/>
+        </w:rPr>
+      </w:pPr>
+      <w:r>
+        <w:rPr>
+          <w:rFonts w:ascii="Arial" w:hAnsi="Arial" w:cs="Arial"/>
+          <w:sz w:val="28"/>
+          <w:szCs w:val="28"/>
+        </w:rPr>
+        <w:t>F3a. Algorithm Differences</w:t>
+      </w:r>
+    </w:p>
+    <w:p>
+      <w:pPr>
+        <w:rPr>
+          <w:rFonts w:ascii="Arial" w:hAnsi="Arial" w:cs="Arial"/>
+          <w:sz w:val="28"/>
+          <w:szCs w:val="28"/>
+        </w:rPr>
+      </w:pPr>
+      <w:r>
+        <w:rPr>
+          <w:rFonts w:ascii="Arial" w:hAnsi="Arial" w:cs="Arial"/>
+          <w:sz w:val="28"/>
+          <w:szCs w:val="28"/>
+        </w:rPr>
+        <w:t xml:space="preserve">Dijkstra’s algorithm uses a weighted graph to determine the best route, whereas nearest neighbor does not. It </w:t>
+      </w:r>
+      <w:r>
+        <w:rPr>
+          <w:rFonts w:ascii="Arial" w:hAnsi="Arial" w:cs="Arial"/>
+          <w:sz w:val="28"/>
+          <w:szCs w:val="28"/>
+        </w:rPr>
+        <w:t xml:space="preserve">only makes one step at a time and does not reassess. </w:t>
+      </w:r>
+      <w:r>
+        <w:rPr>
+          <w:rFonts w:ascii="Arial" w:hAnsi="Arial" w:cs="Arial"/>
+          <w:sz w:val="28"/>
+          <w:szCs w:val="28"/>
+        </w:rPr>
+        <w:t xml:space="preserve">The A-Star algorithm </w:t>
+      </w:r>
+      <w:r>
+        <w:rPr>
+          <w:rFonts w:ascii="Arial" w:hAnsi="Arial" w:cs="Arial"/>
+          <w:sz w:val="28"/>
+          <w:szCs w:val="28"/>
+        </w:rPr>
+        <w:t xml:space="preserve">estimates the distance </w:t>
+      </w:r>
+      <w:r>
+        <w:rPr>
+          <w:rFonts w:ascii="Arial" w:hAnsi="Arial" w:cs="Arial"/>
+          <w:sz w:val="28"/>
+          <w:szCs w:val="28"/>
+        </w:rPr>
+        <w:t>remaining to</w:t>
+      </w:r>
+      <w:r>
+        <w:rPr>
+          <w:rFonts w:ascii="Arial" w:hAnsi="Arial" w:cs="Arial"/>
+          <w:sz w:val="28"/>
+          <w:szCs w:val="28"/>
+        </w:rPr>
+        <w:t xml:space="preserve"> the destination, whereas NN only looks to the next closest destination</w:t>
+      </w:r>
+      <w:r>
+        <w:rPr>
+          <w:rFonts w:ascii="Arial" w:hAnsi="Arial" w:cs="Arial"/>
+          <w:sz w:val="28"/>
+          <w:szCs w:val="28"/>
+        </w:rPr>
+        <w:t>. A-</w:t>
+      </w:r>
+      <w:r>
+        <w:rPr>
+          <w:rFonts w:ascii="Arial" w:hAnsi="Arial" w:cs="Arial"/>
+          <w:sz w:val="28"/>
+          <w:szCs w:val="28"/>
+        </w:rPr>
+        <w:lastRenderedPageBreak/>
+        <w:t xml:space="preserve">Star can make more informed decisions per </w:t>
+      </w:r>
+      <w:r>
+        <w:rPr>
+          <w:rFonts w:ascii="Arial" w:hAnsi="Arial" w:cs="Arial"/>
+          <w:sz w:val="28"/>
+          <w:szCs w:val="28"/>
+        </w:rPr>
+        <w:t>se</w:t>
+      </w:r>
+      <w:r>
+        <w:rPr>
+          <w:rFonts w:ascii="Arial" w:hAnsi="Arial" w:cs="Arial"/>
+          <w:sz w:val="28"/>
+          <w:szCs w:val="28"/>
+        </w:rPr>
+        <w:t>, as it has more information about the destina</w:t>
+      </w:r>
+      <w:r>
+        <w:rPr>
+          <w:rFonts w:ascii="Arial" w:hAnsi="Arial" w:cs="Arial"/>
+          <w:sz w:val="28"/>
+          <w:szCs w:val="28"/>
+        </w:rPr>
+        <w:t>tion node.</w:t>
+      </w:r>
+    </w:p>
+    <w:p>
+      <w:pPr>
+        <w:rPr>
+          <w:rFonts w:ascii="Arial" w:hAnsi="Arial" w:cs="Arial"/>
+          <w:sz w:val="28"/>
+          <w:szCs w:val="28"/>
+        </w:rPr>
+      </w:pPr>
+    </w:p>
+    <w:p>
+      <w:pPr>
+        <w:pStyle w:val="Heading1"/>
+        <w:rPr>
+          <w:rFonts w:ascii="Arial" w:hAnsi="Arial" w:cs="Arial"/>
+          <w:sz w:val="28"/>
+          <w:szCs w:val="28"/>
+        </w:rPr>
+      </w:pPr>
+      <w:r>
+        <w:rPr>
+          <w:rFonts w:ascii="Arial" w:hAnsi="Arial" w:cs="Arial"/>
+          <w:sz w:val="28"/>
+          <w:szCs w:val="28"/>
+        </w:rPr>
+        <w:t>G. Different Approach</w:t>
+      </w:r>
+    </w:p>
+    <w:p>
+      <w:pPr>
+        <w:rPr>
+          <w:rFonts w:ascii="Arial" w:hAnsi="Arial" w:cs="Arial"/>
+          <w:sz w:val="28"/>
+          <w:szCs w:val="28"/>
+        </w:rPr>
+      </w:pPr>
+      <w:r>
+        <w:rPr>
+          <w:rFonts w:ascii="Arial" w:hAnsi="Arial" w:cs="Arial"/>
+          <w:sz w:val="28"/>
+          <w:szCs w:val="28"/>
+        </w:rPr>
+        <w:t xml:space="preserve">A minor change to my simulation would be to update the </w:t>
+      </w:r>
+      <w:r>
+        <w:rPr>
+          <w:rFonts w:ascii="Arial" w:hAnsi="Arial" w:cs="Arial"/>
+          <w:sz w:val="28"/>
+          <w:szCs w:val="28"/>
+        </w:rPr>
+        <w:t>UI</w:t>
+      </w:r>
+      <w:r>
+        <w:rPr>
+          <w:rFonts w:ascii="Arial" w:hAnsi="Arial" w:cs="Arial"/>
+          <w:sz w:val="28"/>
+          <w:szCs w:val="28"/>
+        </w:rPr>
+        <w:t xml:space="preserve"> functions. Currently, there</w:t>
+      </w:r>
+      <w:r>
+        <w:rPr>
+          <w:rFonts w:ascii="Arial" w:hAnsi="Arial" w:cs="Arial"/>
+          <w:sz w:val="28"/>
+          <w:szCs w:val="28"/>
+        </w:rPr>
+        <w:t>’</w:t>
+      </w:r>
+      <w:r>
+        <w:rPr>
+          <w:rFonts w:ascii="Arial" w:hAnsi="Arial" w:cs="Arial"/>
+          <w:sz w:val="28"/>
+          <w:szCs w:val="28"/>
+        </w:rPr>
+        <w:t>s a recursive function,</w:t>
+      </w:r>
+      <w:r>
+        <w:rPr>
+          <w:rFonts w:ascii="Arial" w:hAnsi="Arial" w:cs="Arial"/>
+          <w:sz w:val="28"/>
+          <w:szCs w:val="28"/>
+        </w:rPr>
+        <w:t xml:space="preserve"> run_simulation(),</w:t>
+      </w:r>
+      <w:r>
+        <w:rPr>
+          <w:rFonts w:ascii="Arial" w:hAnsi="Arial" w:cs="Arial"/>
+          <w:sz w:val="28"/>
+          <w:szCs w:val="28"/>
+        </w:rPr>
+        <w:t xml:space="preserve"> which </w:t>
+      </w:r>
+      <w:r>
+        <w:rPr>
+          <w:rFonts w:ascii="Arial" w:hAnsi="Arial" w:cs="Arial"/>
+          <w:sz w:val="28"/>
+          <w:szCs w:val="28"/>
+        </w:rPr>
+        <w:t>keeps being called until the user ends the simulation. To avoid</w:t>
+      </w:r>
+      <w:r>
+        <w:rPr>
+          <w:rFonts w:ascii="Arial" w:hAnsi="Arial" w:cs="Arial"/>
+          <w:sz w:val="28"/>
+          <w:szCs w:val="28"/>
+        </w:rPr>
+        <w:t xml:space="preserve"> this in the future, I could implement a loop for better handling. Recursive </w:t>
+      </w:r>
+      <w:r>
+        <w:rPr>
+          <w:rFonts w:ascii="Arial" w:hAnsi="Arial" w:cs="Arial"/>
+          <w:sz w:val="28"/>
+          <w:szCs w:val="28"/>
+        </w:rPr>
+        <w:t>functions aren’t always necessary, but I figured it would be optimal. If I did do this project again</w:t>
+      </w:r>
+      <w:r>
+        <w:rPr>
+          <w:rFonts w:ascii="Arial" w:hAnsi="Arial" w:cs="Arial"/>
+          <w:sz w:val="28"/>
+          <w:szCs w:val="28"/>
+        </w:rPr>
+        <w:t>,</w:t>
+      </w:r>
+      <w:r>
+        <w:rPr>
+          <w:rFonts w:ascii="Arial" w:hAnsi="Arial" w:cs="Arial"/>
+          <w:sz w:val="28"/>
+          <w:szCs w:val="28"/>
+        </w:rPr>
+        <w:t xml:space="preserve"> though, I would</w:t>
       </w:r>
       <w:r>
         <w:rPr>
@@ -2497,9 +2907,758 @@
           <w:sz w:val="28"/>
           <w:szCs w:val="28"/>
         </w:rPr>
-        <w:t> Identify </w:t>
-      </w:r>
-      <w:r>
+        <w:t>change the</w:t>
+      </w:r>
+      <w:r>
+        <w:rPr>
+          <w:rFonts w:ascii="Arial" w:hAnsi="Arial" w:cs="Arial"/>
+          <w:sz w:val="28"/>
+          <w:szCs w:val="28"/>
+        </w:rPr>
+        <w:t xml:space="preserve"> </w:t>
+      </w:r>
+      <w:r>
+        <w:rPr>
+          <w:rFonts w:ascii="Arial" w:hAnsi="Arial" w:cs="Arial"/>
+          <w:sz w:val="28"/>
+          <w:szCs w:val="28"/>
+        </w:rPr>
+        <w:t>UI</w:t>
+      </w:r>
+      <w:r>
+        <w:rPr>
+          <w:rFonts w:ascii="Arial" w:hAnsi="Arial" w:cs="Arial"/>
+          <w:sz w:val="28"/>
+          <w:szCs w:val="28"/>
+        </w:rPr>
+        <w:t xml:space="preserve"> and supporting functions.</w:t>
+      </w:r>
+    </w:p>
+    <w:p>
+      <w:pPr>
+        <w:rPr>
+          <w:rFonts w:ascii="Arial" w:hAnsi="Arial" w:cs="Arial"/>
+          <w:sz w:val="28"/>
+          <w:szCs w:val="28"/>
+        </w:rPr>
+      </w:pPr>
+    </w:p>
+    <w:p>
+      <w:pPr>
+        <w:pStyle w:val="Heading1"/>
+        <w:rPr>
+          <w:rFonts w:ascii="Arial" w:hAnsi="Arial" w:cs="Arial"/>
+          <w:sz w:val="28"/>
+          <w:szCs w:val="28"/>
+        </w:rPr>
+      </w:pPr>
+      <w:r>
+        <w:rPr>
+          <w:rFonts w:ascii="Arial" w:hAnsi="Arial" w:cs="Arial"/>
+          <w:sz w:val="28"/>
+          <w:szCs w:val="28"/>
+        </w:rPr>
+        <w:t>H. Verification of Data Structure</w:t>
+      </w:r>
+    </w:p>
+    <w:p>
+      <w:pPr>
+        <w:rPr>
+          <w:rFonts w:ascii="Arial" w:hAnsi="Arial" w:cs="Arial"/>
+          <w:sz w:val="28"/>
+          <w:szCs w:val="28"/>
+        </w:rPr>
+      </w:pPr>
+      <w:r>
+        <w:rPr>
+          <w:rFonts w:ascii="Arial" w:hAnsi="Arial" w:cs="Arial"/>
+          <w:sz w:val="28"/>
+          <w:szCs w:val="28"/>
+        </w:rPr>
+        <w:t>The Hash Table/Map does the following:</w:t>
+      </w:r>
+    </w:p>
+    <w:p>
+      <w:pPr>
+        <w:pStyle w:val="ListParagraph"/>
+        <w:numPr>
+          <w:ilvl w:val="0"/>
+          <w:numId w:val="4"/>
+        </w:numPr>
+        <w:rPr>
+          <w:rFonts w:ascii="Arial" w:hAnsi="Arial" w:cs="Arial"/>
+          <w:sz w:val="28"/>
+          <w:szCs w:val="28"/>
+        </w:rPr>
+      </w:pPr>
+      <w:r>
+        <w:rPr>
+          <w:rFonts w:ascii="Arial" w:hAnsi="Arial" w:cs="Arial"/>
+          <w:sz w:val="28"/>
+          <w:szCs w:val="28"/>
+        </w:rPr>
+        <w:t>Stores all 40 packages</w:t>
+      </w:r>
+      <w:r>
+        <w:rPr>
+          <w:rFonts w:ascii="Arial" w:hAnsi="Arial" w:cs="Arial"/>
+          <w:sz w:val="28"/>
+          <w:szCs w:val="28"/>
+        </w:rPr>
+        <w:t>.</w:t>
+      </w:r>
+    </w:p>
+    <w:p>
+      <w:pPr>
+        <w:pStyle w:val="ListParagraph"/>
+        <w:numPr>
+          <w:ilvl w:val="0"/>
+          <w:numId w:val="4"/>
+        </w:numPr>
+        <w:rPr>
+          <w:rFonts w:ascii="Arial" w:hAnsi="Arial" w:cs="Arial"/>
+          <w:sz w:val="28"/>
+          <w:szCs w:val="28"/>
+        </w:rPr>
+      </w:pPr>
+      <w:r>
+        <w:rPr>
+          <w:rFonts w:ascii="Arial" w:hAnsi="Arial" w:cs="Arial"/>
+          <w:sz w:val="28"/>
+          <w:szCs w:val="28"/>
+        </w:rPr>
+        <w:t xml:space="preserve">Package ID is the key; </w:t>
+      </w:r>
+      <w:r>
+        <w:rPr>
+          <w:rFonts w:ascii="Arial" w:hAnsi="Arial" w:cs="Arial"/>
+          <w:sz w:val="28"/>
+          <w:szCs w:val="28"/>
+        </w:rPr>
+        <w:t>P</w:t>
+      </w:r>
+      <w:r>
+        <w:rPr>
+          <w:rFonts w:ascii="Arial" w:hAnsi="Arial" w:cs="Arial"/>
+          <w:sz w:val="28"/>
+          <w:szCs w:val="28"/>
+        </w:rPr>
+        <w:t>ackage object is the value pair</w:t>
+      </w:r>
+    </w:p>
+    <w:p>
+      <w:pPr>
+        <w:pStyle w:val="ListParagraph"/>
+        <w:numPr>
+          <w:ilvl w:val="0"/>
+          <w:numId w:val="4"/>
+        </w:numPr>
+        <w:rPr>
+          <w:rFonts w:ascii="Arial" w:hAnsi="Arial" w:cs="Arial"/>
+          <w:sz w:val="28"/>
+          <w:szCs w:val="28"/>
+        </w:rPr>
+      </w:pPr>
+      <w:r>
+        <w:rPr>
+          <w:rFonts w:ascii="Arial" w:hAnsi="Arial" w:cs="Arial"/>
+          <w:sz w:val="28"/>
+          <w:szCs w:val="28"/>
+        </w:rPr>
+        <w:t xml:space="preserve">Add, update, </w:t>
+      </w:r>
+      <w:r>
+        <w:rPr>
+          <w:rFonts w:ascii="Arial" w:hAnsi="Arial" w:cs="Arial"/>
+          <w:sz w:val="28"/>
+          <w:szCs w:val="28"/>
+        </w:rPr>
+        <w:t xml:space="preserve">and </w:t>
+      </w:r>
+      <w:r>
+        <w:rPr>
+          <w:rFonts w:ascii="Arial" w:hAnsi="Arial" w:cs="Arial"/>
+          <w:sz w:val="28"/>
+          <w:szCs w:val="28"/>
+        </w:rPr>
+        <w:t>remove packages</w:t>
+      </w:r>
+    </w:p>
+    <w:p>
+      <w:pPr>
+        <w:pStyle w:val="ListParagraph"/>
+        <w:numPr>
+          <w:ilvl w:val="0"/>
+          <w:numId w:val="4"/>
+        </w:numPr>
+        <w:rPr>
+          <w:rFonts w:ascii="Arial" w:hAnsi="Arial" w:cs="Arial"/>
+          <w:sz w:val="28"/>
+          <w:szCs w:val="28"/>
+        </w:rPr>
+      </w:pPr>
+      <w:r>
+        <w:rPr>
+          <w:rFonts w:ascii="Arial" w:hAnsi="Arial" w:cs="Arial"/>
+          <w:sz w:val="28"/>
+          <w:szCs w:val="28"/>
+        </w:rPr>
+        <w:t>Return info of a package by ID</w:t>
+      </w:r>
+    </w:p>
+    <w:p>
+      <w:pPr>
+        <w:pStyle w:val="ListParagraph"/>
+        <w:numPr>
+          <w:ilvl w:val="0"/>
+          <w:numId w:val="4"/>
+        </w:numPr>
+        <w:rPr>
+          <w:rFonts w:ascii="Arial" w:hAnsi="Arial" w:cs="Arial"/>
+          <w:sz w:val="28"/>
+          <w:szCs w:val="28"/>
+        </w:rPr>
+      </w:pPr>
+      <w:r>
+        <w:rPr>
+          <w:rFonts w:ascii="Arial" w:hAnsi="Arial" w:cs="Arial"/>
+          <w:sz w:val="28"/>
+          <w:szCs w:val="28"/>
+        </w:rPr>
+        <w:t>Handles collisions in buckets</w:t>
+      </w:r>
+    </w:p>
+    <w:p>
+      <w:pPr>
+        <w:pStyle w:val="ListParagraph"/>
+        <w:numPr>
+          <w:ilvl w:val="0"/>
+          <w:numId w:val="4"/>
+        </w:numPr>
+        <w:rPr>
+          <w:rFonts w:ascii="Arial" w:hAnsi="Arial" w:cs="Arial"/>
+          <w:sz w:val="28"/>
+          <w:szCs w:val="28"/>
+        </w:rPr>
+      </w:pPr>
+      <w:r>
+        <w:rPr>
+          <w:rFonts w:ascii="Arial" w:hAnsi="Arial" w:cs="Arial"/>
+          <w:sz w:val="28"/>
+          <w:szCs w:val="28"/>
+        </w:rPr>
+        <w:t>Works within the program</w:t>
+      </w:r>
+    </w:p>
+    <w:p>
+      <w:pPr>
+        <w:rPr>
+          <w:rFonts w:ascii="Arial" w:hAnsi="Arial" w:cs="Arial"/>
+          <w:sz w:val="28"/>
+          <w:szCs w:val="28"/>
+        </w:rPr>
+      </w:pPr>
+    </w:p>
+    <w:p>
+      <w:pPr>
+        <w:pStyle w:val="Heading1"/>
+        <w:rPr>
+          <w:rFonts w:ascii="Arial" w:hAnsi="Arial" w:cs="Arial"/>
+          <w:sz w:val="28"/>
+          <w:szCs w:val="28"/>
+        </w:rPr>
+      </w:pPr>
+      <w:r>
+        <w:rPr>
+          <w:rFonts w:ascii="Arial" w:hAnsi="Arial" w:cs="Arial"/>
+          <w:sz w:val="28"/>
+          <w:szCs w:val="28"/>
+        </w:rPr>
+        <w:t>H1. Other Data Structures</w:t>
+      </w:r>
+    </w:p>
+    <w:p>
+      <w:pPr>
+        <w:rPr>
+          <w:rFonts w:ascii="Arial" w:hAnsi="Arial" w:cs="Arial"/>
+          <w:sz w:val="28"/>
+          <w:szCs w:val="28"/>
+        </w:rPr>
+      </w:pPr>
+      <w:r>
+        <w:rPr>
+          <w:rFonts w:ascii="Arial" w:hAnsi="Arial" w:cs="Arial"/>
+          <w:sz w:val="28"/>
+          <w:szCs w:val="28"/>
+        </w:rPr>
+        <w:t xml:space="preserve">A </w:t>
+      </w:r>
+      <w:r>
+        <w:rPr>
+          <w:rFonts w:ascii="Arial" w:hAnsi="Arial" w:cs="Arial"/>
+          <w:sz w:val="28"/>
+          <w:szCs w:val="28"/>
+        </w:rPr>
+        <w:t>b</w:t>
+      </w:r>
+      <w:r>
+        <w:rPr>
+          <w:rFonts w:ascii="Arial" w:hAnsi="Arial" w:cs="Arial"/>
+          <w:sz w:val="28"/>
+          <w:szCs w:val="28"/>
+        </w:rPr>
+        <w:t>inary search tree or a</w:t>
+      </w:r>
+      <w:r>
+        <w:rPr>
+          <w:rFonts w:ascii="Arial" w:hAnsi="Arial" w:cs="Arial"/>
+          <w:sz w:val="28"/>
+          <w:szCs w:val="28"/>
+        </w:rPr>
+        <w:t xml:space="preserve"> </w:t>
+      </w:r>
+      <w:r>
+        <w:rPr>
+          <w:rFonts w:ascii="Arial" w:hAnsi="Arial" w:cs="Arial"/>
+          <w:sz w:val="28"/>
+          <w:szCs w:val="28"/>
+        </w:rPr>
+        <w:t>l</w:t>
+      </w:r>
+      <w:r>
+        <w:rPr>
+          <w:rFonts w:ascii="Arial" w:hAnsi="Arial" w:cs="Arial"/>
+          <w:sz w:val="28"/>
+          <w:szCs w:val="28"/>
+        </w:rPr>
+        <w:t>ist could be used instead of a Hash Tabl</w:t>
+      </w:r>
+      <w:r>
+        <w:rPr>
+          <w:rFonts w:ascii="Arial" w:hAnsi="Arial" w:cs="Arial"/>
+          <w:sz w:val="28"/>
+          <w:szCs w:val="28"/>
+        </w:rPr>
+        <w:t>e to meet the requirements for WGUPS.</w:t>
+      </w:r>
+      <w:r>
+        <w:rPr>
+          <w:rFonts w:ascii="Arial" w:hAnsi="Arial" w:cs="Arial"/>
+          <w:sz w:val="28"/>
+          <w:szCs w:val="28"/>
+        </w:rPr>
+        <w:t xml:space="preserve"> </w:t>
+      </w:r>
+    </w:p>
+    <w:p>
+      <w:pPr>
+        <w:rPr>
+          <w:rFonts w:ascii="Arial" w:hAnsi="Arial" w:cs="Arial"/>
+          <w:sz w:val="28"/>
+          <w:szCs w:val="28"/>
+        </w:rPr>
+      </w:pPr>
+    </w:p>
+    <w:p>
+      <w:pPr>
+        <w:pStyle w:val="Heading1"/>
+        <w:rPr>
+          <w:rFonts w:ascii="Arial" w:hAnsi="Arial" w:cs="Arial"/>
+          <w:sz w:val="28"/>
+          <w:szCs w:val="28"/>
+        </w:rPr>
+      </w:pPr>
+      <w:r>
+        <w:rPr>
+          <w:rFonts w:ascii="Arial" w:hAnsi="Arial" w:cs="Arial"/>
+          <w:sz w:val="28"/>
+          <w:szCs w:val="28"/>
+        </w:rPr>
+        <w:t>H1a. Data Structure Differences</w:t>
+      </w:r>
+    </w:p>
+    <w:p>
+      <w:pPr>
+        <w:rPr>
+          <w:rFonts w:ascii="Arial" w:hAnsi="Arial" w:cs="Arial"/>
+          <w:sz w:val="28"/>
+          <w:szCs w:val="28"/>
+        </w:rPr>
+      </w:pPr>
+      <w:r>
+        <w:rPr>
+          <w:rFonts w:ascii="Arial" w:hAnsi="Arial" w:cs="Arial"/>
+          <w:sz w:val="28"/>
+          <w:szCs w:val="28"/>
+        </w:rPr>
+        <w:t xml:space="preserve">A list </w:t>
+      </w:r>
+      <w:r>
+        <w:rPr>
+          <w:rFonts w:ascii="Arial" w:hAnsi="Arial" w:cs="Arial"/>
+          <w:sz w:val="28"/>
+          <w:szCs w:val="28"/>
+        </w:rPr>
+        <w:t>and a binary search tree are quite</w:t>
+      </w:r>
+      <w:r>
+        <w:rPr>
+          <w:rFonts w:ascii="Arial" w:hAnsi="Arial" w:cs="Arial"/>
+          <w:sz w:val="28"/>
+          <w:szCs w:val="28"/>
+        </w:rPr>
+        <w:t xml:space="preserve"> different from a hash table</w:t>
+      </w:r>
+      <w:r>
+        <w:rPr>
+          <w:rFonts w:ascii="Arial" w:hAnsi="Arial" w:cs="Arial"/>
+          <w:sz w:val="28"/>
+          <w:szCs w:val="28"/>
+        </w:rPr>
+        <w:t xml:space="preserve">. </w:t>
+      </w:r>
+      <w:r>
+        <w:rPr>
+          <w:rFonts w:ascii="Arial" w:hAnsi="Arial" w:cs="Arial"/>
+          <w:sz w:val="28"/>
+          <w:szCs w:val="28"/>
+        </w:rPr>
+        <w:t xml:space="preserve">A hash table uses buckets to store packages and chooses which bucket based on the hashing function. A list only stores items sequentially. A BST organizes items according to their order, and searching is done by comparing values. </w:t>
+      </w:r>
+      <w:r>
+        <w:rPr>
+          <w:rFonts w:ascii="Arial" w:hAnsi="Arial" w:cs="Arial"/>
+          <w:sz w:val="28"/>
+          <w:szCs w:val="28"/>
+        </w:rPr>
+        <w:t xml:space="preserve">A list </w:t>
+      </w:r>
+      <w:r>
+        <w:rPr>
+          <w:rFonts w:ascii="Arial" w:hAnsi="Arial" w:cs="Arial"/>
+          <w:sz w:val="28"/>
+          <w:szCs w:val="28"/>
+        </w:rPr>
+        <w:t xml:space="preserve">would </w:t>
+      </w:r>
+      <w:r>
+        <w:rPr>
+          <w:rFonts w:ascii="Arial" w:hAnsi="Arial" w:cs="Arial"/>
+          <w:sz w:val="28"/>
+          <w:szCs w:val="28"/>
+        </w:rPr>
+        <w:t>require</w:t>
+      </w:r>
+      <w:r>
+        <w:rPr>
+          <w:rFonts w:ascii="Arial" w:hAnsi="Arial" w:cs="Arial"/>
+          <w:sz w:val="28"/>
+          <w:szCs w:val="28"/>
+        </w:rPr>
+        <w:t xml:space="preserve"> </w:t>
+      </w:r>
+      <w:r>
+        <w:rPr>
+          <w:rFonts w:ascii="Arial" w:hAnsi="Arial" w:cs="Arial"/>
+          <w:sz w:val="28"/>
+          <w:szCs w:val="28"/>
+        </w:rPr>
+        <w:t>a linear search</w:t>
+      </w:r>
+      <w:r>
+        <w:rPr>
+          <w:rFonts w:ascii="Arial" w:hAnsi="Arial" w:cs="Arial"/>
+          <w:sz w:val="28"/>
+          <w:szCs w:val="28"/>
+        </w:rPr>
+        <w:t xml:space="preserve"> </w:t>
+      </w:r>
+      <w:r>
+        <w:rPr>
+          <w:rFonts w:ascii="Arial" w:hAnsi="Arial" w:cs="Arial"/>
+          <w:sz w:val="28"/>
+          <w:szCs w:val="28"/>
+        </w:rPr>
+        <w:t xml:space="preserve">of </w:t>
+      </w:r>
+      <w:r>
+        <w:rPr>
+          <w:rFonts w:ascii="Arial" w:hAnsi="Arial" w:cs="Arial"/>
+          <w:sz w:val="28"/>
+          <w:szCs w:val="28"/>
+        </w:rPr>
+        <w:t xml:space="preserve">the package objects to search for a </w:t>
+      </w:r>
+      <w:r>
+        <w:rPr>
+          <w:rFonts w:ascii="Arial" w:hAnsi="Arial" w:cs="Arial"/>
+          <w:sz w:val="28"/>
+          <w:szCs w:val="28"/>
+        </w:rPr>
+        <w:lastRenderedPageBreak/>
+        <w:t>value</w:t>
+      </w:r>
+      <w:r>
+        <w:rPr>
+          <w:rFonts w:ascii="Arial" w:hAnsi="Arial" w:cs="Arial"/>
+          <w:sz w:val="28"/>
+          <w:szCs w:val="28"/>
+        </w:rPr>
+        <w:t>, which is O(n)</w:t>
+      </w:r>
+      <w:r>
+        <w:rPr>
+          <w:rFonts w:ascii="Arial" w:hAnsi="Arial" w:cs="Arial"/>
+          <w:sz w:val="28"/>
+          <w:szCs w:val="28"/>
+        </w:rPr>
+        <w:t xml:space="preserve">, and a BST would require O(log n) if it were balanced. A hash table remains on top, with average O(1) lookup. </w:t>
+      </w:r>
+    </w:p>
+    <w:p>
+      <w:pPr>
+        <w:rPr>
+          <w:rFonts w:ascii="Arial" w:hAnsi="Arial" w:cs="Arial"/>
+          <w:sz w:val="28"/>
+          <w:szCs w:val="28"/>
+        </w:rPr>
+      </w:pPr>
+      <w:r>
+        <w:rPr>
+          <w:rFonts w:ascii="Arial" w:hAnsi="Arial" w:cs="Arial"/>
+          <w:sz w:val="28"/>
+          <w:szCs w:val="28"/>
+        </w:rPr>
+        <w:br w:type="page"/>
+      </w:r>
+    </w:p>
+    <w:p>
+      <w:pPr>
+        <w:rPr>
+          <w:rFonts w:ascii="Arial" w:hAnsi="Arial" w:cs="Arial"/>
+          <w:sz w:val="28"/>
+          <w:szCs w:val="28"/>
+        </w:rPr>
+      </w:pPr>
+    </w:p>
+    <w:p>
+      <w:pPr>
+        <w:pStyle w:val="Heading1"/>
+        <w:rPr>
+          <w:rFonts w:ascii="Arial" w:hAnsi="Arial" w:cs="Arial"/>
+          <w:sz w:val="28"/>
+          <w:szCs w:val="28"/>
+        </w:rPr>
+      </w:pPr>
+      <w:r>
+        <w:rPr>
+          <w:rFonts w:ascii="Arial" w:hAnsi="Arial" w:cs="Arial"/>
+          <w:sz w:val="28"/>
+          <w:szCs w:val="28"/>
+        </w:rPr>
+        <w:t>I. Sources</w:t>
+      </w:r>
+    </w:p>
+    <w:p>
+      <w:pPr>
+        <w:spacing w:line="360" w:lineRule="auto"/>
+        <w:rPr>
+          <w:rFonts w:ascii="Arial" w:hAnsi="Arial" w:cs="Arial"/>
+          <w:sz w:val="28"/>
+          <w:szCs w:val="28"/>
+        </w:rPr>
+      </w:pPr>
+      <w:r>
+        <w:rPr>
+          <w:rFonts w:ascii="Arial" w:hAnsi="Arial" w:cs="Arial"/>
+          <w:sz w:val="28"/>
+          <w:szCs w:val="28"/>
+        </w:rPr>
+        <w:t xml:space="preserve">Wengrow, J. (2017). </w:t>
+      </w:r>
+      <w:r>
+        <w:rPr>
+          <w:rFonts w:ascii="Arial" w:hAnsi="Arial" w:cs="Arial"/>
+          <w:i/>
+          <w:iCs/>
+          <w:sz w:val="28"/>
+          <w:szCs w:val="28"/>
+        </w:rPr>
+        <w:t>A common-sense guide to data structures and algorithms: Level up your core programming skills</w:t>
+      </w:r>
+      <w:r>
+        <w:rPr>
+          <w:rFonts w:ascii="Arial" w:hAnsi="Arial" w:cs="Arial"/>
+          <w:sz w:val="28"/>
+          <w:szCs w:val="28"/>
+        </w:rPr>
+        <w:t>. Pragmatic Bookshelf.</w:t>
+      </w:r>
+    </w:p>
+    <w:p>
+      <w:pPr>
+        <w:spacing w:line="360" w:lineRule="auto"/>
+        <w:rPr>
+          <w:rFonts w:ascii="Arial" w:hAnsi="Arial" w:cs="Arial"/>
+          <w:sz w:val="28"/>
+          <w:szCs w:val="28"/>
+        </w:rPr>
+      </w:pPr>
+    </w:p>
+    <w:p>
+      <w:pPr>
+        <w:spacing w:line="360" w:lineRule="auto"/>
+        <w:rPr>
+          <w:rFonts w:ascii="Arial" w:hAnsi="Arial" w:cs="Arial"/>
+          <w:sz w:val="28"/>
+          <w:szCs w:val="28"/>
+        </w:rPr>
+      </w:pPr>
+      <w:r>
+        <w:rPr>
+          <w:rFonts w:ascii="Arial" w:hAnsi="Arial" w:cs="Arial"/>
+          <w:sz w:val="28"/>
+          <w:szCs w:val="28"/>
+        </w:rPr>
+        <w:t xml:space="preserve">GeeksforGeeks. (2026, July 21). </w:t>
+      </w:r>
+      <w:r>
+        <w:rPr>
+          <w:rFonts w:ascii="Arial" w:hAnsi="Arial" w:cs="Arial"/>
+          <w:i/>
+          <w:iCs/>
+          <w:sz w:val="28"/>
+          <w:szCs w:val="28"/>
+        </w:rPr>
+        <w:t>A</w:t>
+      </w:r>
+      <w:r>
+        <w:rPr>
+          <w:rFonts w:ascii="Arial" w:hAnsi="Arial" w:cs="Arial"/>
+          <w:sz w:val="28"/>
+          <w:szCs w:val="28"/>
+        </w:rPr>
+        <w:t xml:space="preserve"> search algorithm*. </w:t>
+      </w:r>
+      <w:hyperlink r:id="rId27" w:history="1">
+        <w:r>
+          <w:rPr>
+            <w:rStyle w:val="Hyperlink"/>
+            <w:rFonts w:ascii="Arial" w:hAnsi="Arial" w:cs="Arial"/>
+            <w:sz w:val="28"/>
+            <w:szCs w:val="28"/>
+          </w:rPr>
+          <w:t>https://www.geeksforgeeks.org/dsa/a-search-algorithm/</w:t>
+        </w:r>
+      </w:hyperlink>
+    </w:p>
+    <w:p>
+      <w:pPr>
+        <w:spacing w:line="360" w:lineRule="auto"/>
+        <w:rPr>
+          <w:rFonts w:ascii="Arial" w:hAnsi="Arial" w:cs="Arial"/>
+          <w:sz w:val="28"/>
+          <w:szCs w:val="28"/>
+        </w:rPr>
+      </w:pPr>
+    </w:p>
+    <w:p>
+      <w:pPr>
+        <w:spacing w:line="360" w:lineRule="auto"/>
+        <w:rPr>
+          <w:rFonts w:ascii="Arial" w:hAnsi="Arial" w:cs="Arial"/>
+          <w:sz w:val="28"/>
+          <w:szCs w:val="28"/>
+        </w:rPr>
+      </w:pPr>
+      <w:r>
+        <w:rPr>
+          <w:rFonts w:ascii="Arial" w:hAnsi="Arial" w:cs="Arial"/>
+          <w:sz w:val="28"/>
+          <w:szCs w:val="28"/>
+        </w:rPr>
+        <w:t xml:space="preserve">W3Schools. (n.d.). </w:t>
+      </w:r>
+      <w:r>
+        <w:rPr>
+          <w:rFonts w:ascii="Arial" w:hAnsi="Arial" w:cs="Arial"/>
+          <w:i/>
+          <w:iCs/>
+          <w:sz w:val="28"/>
+          <w:szCs w:val="28"/>
+        </w:rPr>
+        <w:t>Dijkstra's algorithm</w:t>
+      </w:r>
+      <w:r>
+        <w:rPr>
+          <w:rFonts w:ascii="Arial" w:hAnsi="Arial" w:cs="Arial"/>
+          <w:sz w:val="28"/>
+          <w:szCs w:val="28"/>
+        </w:rPr>
+        <w:t xml:space="preserve">. </w:t>
+      </w:r>
+      <w:hyperlink r:id="rId28" w:history="1">
+        <w:r>
+          <w:rPr>
+            <w:rStyle w:val="Hyperlink"/>
+            <w:rFonts w:ascii="Arial" w:hAnsi="Arial" w:cs="Arial"/>
+            <w:sz w:val="28"/>
+            <w:szCs w:val="28"/>
+          </w:rPr>
+          <w:t>https://www.w3schools.com/dsa/dsa_algo_graphs_dijkstra.php</w:t>
+        </w:r>
+      </w:hyperlink>
+    </w:p>
+    <w:p>
+      <w:pPr>
+        <w:spacing w:line="360" w:lineRule="auto"/>
+        <w:rPr>
+          <w:rFonts w:ascii="Arial" w:hAnsi="Arial" w:cs="Arial"/>
+          <w:sz w:val="28"/>
+          <w:szCs w:val="28"/>
+        </w:rPr>
+      </w:pPr>
+    </w:p>
+    <w:p>
+      <w:pPr>
+        <w:spacing w:line="360" w:lineRule="auto"/>
+        <w:rPr>
+          <w:rFonts w:ascii="Arial" w:hAnsi="Arial" w:cs="Arial"/>
+          <w:sz w:val="28"/>
+          <w:szCs w:val="28"/>
+        </w:rPr>
+      </w:pPr>
+      <w:r>
+        <w:rPr>
+          <w:rFonts w:ascii="Arial" w:hAnsi="Arial" w:cs="Arial"/>
+          <w:sz w:val="28"/>
+          <w:szCs w:val="28"/>
+        </w:rPr>
+        <w:t xml:space="preserve">Lysecky, R., &amp; Vahid, F. (2018, June). </w:t>
+      </w:r>
+      <w:r>
+        <w:rPr>
+          <w:rFonts w:ascii="Arial" w:hAnsi="Arial" w:cs="Arial"/>
+          <w:i/>
+          <w:iCs/>
+          <w:sz w:val="28"/>
+          <w:szCs w:val="28"/>
+        </w:rPr>
+        <w:t>C950: Data Structures and Algorithms II</w:t>
+      </w:r>
+      <w:r>
+        <w:rPr>
+          <w:rFonts w:ascii="Arial" w:hAnsi="Arial" w:cs="Arial"/>
+          <w:sz w:val="28"/>
+          <w:szCs w:val="28"/>
+        </w:rPr>
+        <w:t>. zyBooks.</w:t>
+      </w:r>
+    </w:p>
+    <w:p>
+      <w:pPr>
+        <w:spacing w:line="360" w:lineRule="auto"/>
+        <w:ind w:left="360" w:firstLine="360"/>
         <w:rPr>
           <w:rFonts w:ascii="Arial" w:hAnsi="Arial" w:cs="Arial"/>
           <w:b/>
@@ -2507,571 +3666,6 @@
           <w:sz w:val="28"/>
           <w:szCs w:val="28"/>
         </w:rPr>
-        <w:t>two</w:t>
-      </w:r>
-      <w:r>
-        <w:rPr>
-          <w:rFonts w:ascii="Arial" w:hAnsi="Arial" w:cs="Arial"/>
-          <w:sz w:val="28"/>
-          <w:szCs w:val="28"/>
-        </w:rPr>
-        <w:t> other named algorithms that are different from the algorithm implemented in the solution and would meet </w:t>
-      </w:r>
-      <w:r>
-        <w:rPr>
-          <w:rFonts w:ascii="Arial" w:hAnsi="Arial" w:cs="Arial"/>
-          <w:i/>
-          <w:iCs/>
-          <w:sz w:val="28"/>
-          <w:szCs w:val="28"/>
-        </w:rPr>
-        <w:t>all</w:t>
-      </w:r>
-      <w:r>
-        <w:rPr>
-          <w:rFonts w:ascii="Arial" w:hAnsi="Arial" w:cs="Arial"/>
-          <w:sz w:val="28"/>
-          <w:szCs w:val="28"/>
-        </w:rPr>
-        <w:t> requirements in the scenario.</w:t>
-      </w:r>
-    </w:p>
-    <w:p>
-      <w:pPr>
-        <w:rPr>
-          <w:rFonts w:ascii="Arial" w:hAnsi="Arial" w:cs="Arial"/>
-          <w:sz w:val="28"/>
-          <w:szCs w:val="28"/>
-        </w:rPr>
-      </w:pPr>
-    </w:p>
-    <w:p>
-      <w:pPr>
-        <w:pStyle w:val="Heading1"/>
-        <w:rPr>
-          <w:rFonts w:ascii="Arial" w:hAnsi="Arial" w:cs="Arial"/>
-          <w:sz w:val="28"/>
-          <w:szCs w:val="28"/>
-        </w:rPr>
-      </w:pPr>
-      <w:r>
-        <w:rPr>
-          <w:rFonts w:ascii="Arial" w:hAnsi="Arial" w:cs="Arial"/>
-          <w:sz w:val="28"/>
-          <w:szCs w:val="28"/>
-        </w:rPr>
-        <w:t>F3a. Algorithm Differences</w:t>
-      </w:r>
-    </w:p>
-    <w:p>
-      <w:pPr>
-        <w:rPr>
-          <w:rFonts w:ascii="Arial" w:hAnsi="Arial" w:cs="Arial"/>
-          <w:sz w:val="28"/>
-          <w:szCs w:val="28"/>
-        </w:rPr>
-      </w:pPr>
-      <w:r>
-        <w:rPr>
-          <w:rFonts w:ascii="Arial" w:hAnsi="Arial" w:cs="Arial"/>
-          <w:sz w:val="28"/>
-          <w:szCs w:val="28"/>
-        </w:rPr>
-        <w:t>Enter answer here.</w:t>
-      </w:r>
-      <w:r>
-        <w:rPr>
-          <w:rFonts w:ascii="Arial" w:hAnsi="Arial" w:cs="Arial"/>
-          <w:sz w:val="28"/>
-          <w:szCs w:val="28"/>
-        </w:rPr>
-        <w:t xml:space="preserve"> </w:t>
-      </w:r>
-      <w:r>
-        <w:rPr>
-          <w:rFonts w:ascii="Arial" w:hAnsi="Arial" w:cs="Arial"/>
-          <w:sz w:val="28"/>
-          <w:szCs w:val="28"/>
-        </w:rPr>
-        <w:t>Describe how </w:t>
-      </w:r>
-      <w:r>
-        <w:rPr>
-          <w:rFonts w:ascii="Arial" w:hAnsi="Arial" w:cs="Arial"/>
-          <w:i/>
-          <w:iCs/>
-          <w:sz w:val="28"/>
-          <w:szCs w:val="28"/>
-        </w:rPr>
-        <w:t>both</w:t>
-      </w:r>
-      <w:r>
-        <w:rPr>
-          <w:rFonts w:ascii="Arial" w:hAnsi="Arial" w:cs="Arial"/>
-          <w:sz w:val="28"/>
-          <w:szCs w:val="28"/>
-        </w:rPr>
-        <w:t> algorithms identified in part F3 are different from the algorithm used in the solution.</w:t>
-      </w:r>
-    </w:p>
-    <w:p>
-      <w:pPr>
-        <w:rPr>
-          <w:rFonts w:ascii="Arial" w:hAnsi="Arial" w:cs="Arial"/>
-          <w:sz w:val="28"/>
-          <w:szCs w:val="28"/>
-        </w:rPr>
-      </w:pPr>
-    </w:p>
-    <w:p>
-      <w:pPr>
-        <w:pStyle w:val="Heading1"/>
-        <w:rPr>
-          <w:rFonts w:ascii="Arial" w:hAnsi="Arial" w:cs="Arial"/>
-          <w:sz w:val="28"/>
-          <w:szCs w:val="28"/>
-        </w:rPr>
-      </w:pPr>
-      <w:r>
-        <w:rPr>
-          <w:rFonts w:ascii="Arial" w:hAnsi="Arial" w:cs="Arial"/>
-          <w:sz w:val="28"/>
-          <w:szCs w:val="28"/>
-        </w:rPr>
-        <w:t>G. Different Approach</w:t>
-      </w:r>
-    </w:p>
-    <w:p>
-      <w:pPr>
-        <w:rPr>
-          <w:rFonts w:ascii="Arial" w:hAnsi="Arial" w:cs="Arial"/>
-          <w:sz w:val="28"/>
-          <w:szCs w:val="28"/>
-        </w:rPr>
-      </w:pPr>
-      <w:r>
-        <w:rPr>
-          <w:rFonts w:ascii="Arial" w:hAnsi="Arial" w:cs="Arial"/>
-          <w:sz w:val="28"/>
-          <w:szCs w:val="28"/>
-        </w:rPr>
-        <w:t>Enter answer here.</w:t>
-      </w:r>
-      <w:r>
-        <w:rPr>
-          <w:rFonts w:ascii="Arial" w:hAnsi="Arial" w:cs="Arial"/>
-          <w:sz w:val="28"/>
-          <w:szCs w:val="28"/>
-        </w:rPr>
-        <w:t xml:space="preserve"> </w:t>
-      </w:r>
-      <w:r>
-        <w:rPr>
-          <w:rFonts w:ascii="Arial" w:hAnsi="Arial" w:cs="Arial"/>
-          <w:sz w:val="28"/>
-          <w:szCs w:val="28"/>
-        </w:rPr>
-        <w:t>Describe what you would do differently, other than the two algorithms identified in part F3, if you did this project again, including details of the modifications that would be made.</w:t>
-      </w:r>
-    </w:p>
-    <w:p>
-      <w:pPr>
-        <w:rPr>
-          <w:rFonts w:ascii="Arial" w:hAnsi="Arial" w:cs="Arial"/>
-          <w:sz w:val="28"/>
-          <w:szCs w:val="28"/>
-        </w:rPr>
-      </w:pPr>
-    </w:p>
-    <w:p>
-      <w:pPr>
-        <w:pStyle w:val="Heading1"/>
-        <w:rPr>
-          <w:rFonts w:ascii="Arial" w:hAnsi="Arial" w:cs="Arial"/>
-          <w:sz w:val="28"/>
-          <w:szCs w:val="28"/>
-        </w:rPr>
-      </w:pPr>
-      <w:r>
-        <w:rPr>
-          <w:rFonts w:ascii="Arial" w:hAnsi="Arial" w:cs="Arial"/>
-          <w:sz w:val="28"/>
-          <w:szCs w:val="28"/>
-        </w:rPr>
-        <w:lastRenderedPageBreak/>
-        <w:t>H. Verification of Data Structure</w:t>
-      </w:r>
-    </w:p>
-    <w:p>
-      <w:pPr>
-        <w:rPr>
-          <w:rFonts w:ascii="Arial" w:hAnsi="Arial" w:cs="Arial"/>
-          <w:sz w:val="28"/>
-          <w:szCs w:val="28"/>
-        </w:rPr>
-      </w:pPr>
-      <w:r>
-        <w:rPr>
-          <w:rFonts w:ascii="Arial" w:hAnsi="Arial" w:cs="Arial"/>
-          <w:sz w:val="28"/>
-          <w:szCs w:val="28"/>
-        </w:rPr>
-        <w:t>Enter answer here.</w:t>
-      </w:r>
-      <w:r>
-        <w:rPr>
-          <w:rFonts w:ascii="Arial" w:hAnsi="Arial" w:cs="Arial"/>
-          <w:sz w:val="28"/>
-          <w:szCs w:val="28"/>
-        </w:rPr>
-        <w:t xml:space="preserve"> </w:t>
-      </w:r>
-      <w:r>
-        <w:rPr>
-          <w:rFonts w:ascii="Arial" w:hAnsi="Arial" w:cs="Arial"/>
-          <w:sz w:val="28"/>
-          <w:szCs w:val="28"/>
-        </w:rPr>
-        <w:t>Verify that the data structure used in the solution meets </w:t>
-      </w:r>
-      <w:r>
-        <w:rPr>
-          <w:rFonts w:ascii="Arial" w:hAnsi="Arial" w:cs="Arial"/>
-          <w:i/>
-          <w:iCs/>
-          <w:sz w:val="28"/>
-          <w:szCs w:val="28"/>
-        </w:rPr>
-        <w:t>all</w:t>
-      </w:r>
-      <w:r>
-        <w:rPr>
-          <w:rFonts w:ascii="Arial" w:hAnsi="Arial" w:cs="Arial"/>
-          <w:sz w:val="28"/>
-          <w:szCs w:val="28"/>
-        </w:rPr>
-        <w:t> requirements in the scenario.</w:t>
-      </w:r>
-    </w:p>
-    <w:p>
-      <w:pPr>
-        <w:rPr>
-          <w:rFonts w:ascii="Arial" w:hAnsi="Arial" w:cs="Arial"/>
-          <w:sz w:val="28"/>
-          <w:szCs w:val="28"/>
-        </w:rPr>
-      </w:pPr>
-    </w:p>
-    <w:p>
-      <w:pPr>
-        <w:pStyle w:val="Heading1"/>
-        <w:rPr>
-          <w:rFonts w:ascii="Arial" w:hAnsi="Arial" w:cs="Arial"/>
-          <w:sz w:val="28"/>
-          <w:szCs w:val="28"/>
-        </w:rPr>
-      </w:pPr>
-      <w:r>
-        <w:rPr>
-          <w:rFonts w:ascii="Arial" w:hAnsi="Arial" w:cs="Arial"/>
-          <w:sz w:val="28"/>
-          <w:szCs w:val="28"/>
-        </w:rPr>
-        <w:t>H1. Other Data Structures</w:t>
-      </w:r>
-    </w:p>
-    <w:p>
-      <w:pPr>
-        <w:rPr>
-          <w:rFonts w:ascii="Arial" w:hAnsi="Arial" w:cs="Arial"/>
-          <w:sz w:val="28"/>
-          <w:szCs w:val="28"/>
-        </w:rPr>
-      </w:pPr>
-      <w:r>
-        <w:rPr>
-          <w:rFonts w:ascii="Arial" w:hAnsi="Arial" w:cs="Arial"/>
-          <w:sz w:val="28"/>
-          <w:szCs w:val="28"/>
-        </w:rPr>
-        <w:t>Enter answer here.</w:t>
-      </w:r>
-      <w:r>
-        <w:rPr>
-          <w:rFonts w:ascii="Arial" w:hAnsi="Arial" w:cs="Arial"/>
-          <w:sz w:val="28"/>
-          <w:szCs w:val="28"/>
-        </w:rPr>
-        <w:t xml:space="preserve"> </w:t>
-      </w:r>
-      <w:r>
-        <w:rPr>
-          <w:rFonts w:ascii="Arial" w:hAnsi="Arial" w:cs="Arial"/>
-          <w:sz w:val="28"/>
-          <w:szCs w:val="28"/>
-        </w:rPr>
-        <w:t>Identify </w:t>
-      </w:r>
-      <w:r>
-        <w:rPr>
-          <w:rFonts w:ascii="Arial" w:hAnsi="Arial" w:cs="Arial"/>
-          <w:b/>
-          <w:bCs/>
-          <w:sz w:val="28"/>
-          <w:szCs w:val="28"/>
-        </w:rPr>
-        <w:t>two</w:t>
-      </w:r>
-      <w:r>
-        <w:rPr>
-          <w:rFonts w:ascii="Arial" w:hAnsi="Arial" w:cs="Arial"/>
-          <w:sz w:val="28"/>
-          <w:szCs w:val="28"/>
-        </w:rPr>
-        <w:t> other data structures that could meet the same requirements in the scenario.</w:t>
-      </w:r>
-    </w:p>
-    <w:p>
-      <w:pPr>
-        <w:rPr>
-          <w:rFonts w:ascii="Arial" w:hAnsi="Arial" w:cs="Arial"/>
-          <w:sz w:val="28"/>
-          <w:szCs w:val="28"/>
-        </w:rPr>
-      </w:pPr>
-    </w:p>
-    <w:p>
-      <w:pPr>
-        <w:pStyle w:val="Heading1"/>
-        <w:rPr>
-          <w:rFonts w:ascii="Arial" w:hAnsi="Arial" w:cs="Arial"/>
-          <w:sz w:val="28"/>
-          <w:szCs w:val="28"/>
-        </w:rPr>
-      </w:pPr>
-      <w:r>
-        <w:rPr>
-          <w:rFonts w:ascii="Arial" w:hAnsi="Arial" w:cs="Arial"/>
-          <w:sz w:val="28"/>
-          <w:szCs w:val="28"/>
-        </w:rPr>
-        <w:t>H1a. Data Structure Differences</w:t>
-      </w:r>
-    </w:p>
-    <w:p>
-      <w:pPr>
-        <w:rPr>
-          <w:rFonts w:ascii="Arial" w:hAnsi="Arial" w:cs="Arial"/>
-          <w:sz w:val="28"/>
-          <w:szCs w:val="28"/>
-        </w:rPr>
-      </w:pPr>
-      <w:r>
-        <w:rPr>
-          <w:rFonts w:ascii="Arial" w:hAnsi="Arial" w:cs="Arial"/>
-          <w:sz w:val="28"/>
-          <w:szCs w:val="28"/>
-        </w:rPr>
-        <w:t>Enter answer here.</w:t>
-      </w:r>
-      <w:r>
-        <w:rPr>
-          <w:rFonts w:ascii="Arial" w:hAnsi="Arial" w:cs="Arial"/>
-          <w:sz w:val="28"/>
-          <w:szCs w:val="28"/>
-        </w:rPr>
-        <w:t xml:space="preserve"> </w:t>
-      </w:r>
-      <w:r>
-        <w:rPr>
-          <w:rFonts w:ascii="Arial" w:hAnsi="Arial" w:cs="Arial"/>
-          <w:sz w:val="28"/>
-          <w:szCs w:val="28"/>
-        </w:rPr>
-        <w:t>Describe how </w:t>
-      </w:r>
-      <w:r>
-        <w:rPr>
-          <w:rFonts w:ascii="Arial" w:hAnsi="Arial" w:cs="Arial"/>
-          <w:i/>
-          <w:iCs/>
-          <w:sz w:val="28"/>
-          <w:szCs w:val="28"/>
-        </w:rPr>
-        <w:t>each</w:t>
-      </w:r>
-      <w:r>
-        <w:rPr>
-          <w:rFonts w:ascii="Arial" w:hAnsi="Arial" w:cs="Arial"/>
-          <w:sz w:val="28"/>
-          <w:szCs w:val="28"/>
-        </w:rPr>
-        <w:t> data structure identified in H1 is different from the data structure used in the solution.</w:t>
-      </w:r>
-    </w:p>
-    <w:p>
-      <w:pPr>
-        <w:rPr>
-          <w:rFonts w:ascii="Arial" w:hAnsi="Arial" w:cs="Arial"/>
-          <w:sz w:val="28"/>
-          <w:szCs w:val="28"/>
-        </w:rPr>
-      </w:pPr>
-    </w:p>
-    <w:p>
-      <w:pPr>
-        <w:pStyle w:val="Heading1"/>
-        <w:rPr>
-          <w:rFonts w:ascii="Arial" w:hAnsi="Arial" w:cs="Arial"/>
-          <w:sz w:val="28"/>
-          <w:szCs w:val="28"/>
-        </w:rPr>
-      </w:pPr>
-      <w:r>
-        <w:rPr>
-          <w:rFonts w:ascii="Arial" w:hAnsi="Arial" w:cs="Arial"/>
-          <w:sz w:val="28"/>
-          <w:szCs w:val="28"/>
-        </w:rPr>
-        <w:t>I. Sources</w:t>
-      </w:r>
-    </w:p>
-    <w:p>
-      <w:pPr>
-        <w:spacing w:line="360" w:lineRule="auto"/>
-        <w:rPr>
-          <w:rFonts w:ascii="Arial" w:hAnsi="Arial" w:cs="Arial"/>
-          <w:sz w:val="28"/>
-          <w:szCs w:val="28"/>
-        </w:rPr>
-      </w:pPr>
-      <w:r>
-        <w:rPr>
-          <w:rFonts w:ascii="Arial" w:hAnsi="Arial" w:cs="Arial"/>
-          <w:sz w:val="28"/>
-          <w:szCs w:val="28"/>
-        </w:rPr>
-        <w:t>Sources go here. Note that if you use no external sources, state that explicitly. Text goes here</w:t>
-      </w:r>
-    </w:p>
-    <w:p>
-      <w:pPr>
-        <w:spacing w:line="360" w:lineRule="auto"/>
-        <w:rPr>
-          <w:rFonts w:ascii="Arial" w:hAnsi="Arial" w:cs="Arial"/>
-          <w:sz w:val="28"/>
-          <w:szCs w:val="28"/>
-        </w:rPr>
-      </w:pPr>
-      <w:r>
-        <w:rPr>
-          <w:rFonts w:ascii="Arial" w:hAnsi="Arial" w:cs="Arial"/>
-          <w:sz w:val="28"/>
-          <w:szCs w:val="28"/>
-        </w:rPr>
-        <w:t>An example: (this is APA 7</w:t>
-      </w:r>
-      <w:r>
-        <w:rPr>
-          <w:rFonts w:ascii="Arial" w:hAnsi="Arial" w:cs="Arial"/>
-          <w:sz w:val="28"/>
-          <w:szCs w:val="28"/>
-          <w:vertAlign w:val="superscript"/>
-        </w:rPr>
-        <w:t>th</w:t>
-      </w:r>
-      <w:r>
-        <w:rPr>
-          <w:rFonts w:ascii="Arial" w:hAnsi="Arial" w:cs="Arial"/>
-          <w:sz w:val="28"/>
-          <w:szCs w:val="28"/>
-        </w:rPr>
-        <w:t xml:space="preserve"> </w:t>
-      </w:r>
-      <w:proofErr w:type="gramStart"/>
-      <w:r>
-        <w:rPr>
-          <w:rFonts w:ascii="Arial" w:hAnsi="Arial" w:cs="Arial"/>
-          <w:sz w:val="28"/>
-          <w:szCs w:val="28"/>
-        </w:rPr>
-        <w:t>edition</w:t>
-      </w:r>
-      <w:proofErr w:type="gramEnd"/>
-      <w:r>
-        <w:rPr>
-          <w:rFonts w:ascii="Arial" w:hAnsi="Arial" w:cs="Arial"/>
-          <w:sz w:val="28"/>
-          <w:szCs w:val="28"/>
-        </w:rPr>
-        <w:t xml:space="preserve"> but requirements may be different)</w:t>
-      </w:r>
-    </w:p>
-    <w:p>
-      <w:pPr>
-        <w:spacing w:line="360" w:lineRule="auto"/>
-        <w:rPr>
-          <w:rFonts w:ascii="Arial" w:hAnsi="Arial" w:cs="Arial"/>
-          <w:sz w:val="28"/>
-          <w:szCs w:val="28"/>
-        </w:rPr>
-      </w:pPr>
-      <w:r>
-        <w:rPr>
-          <w:rFonts w:ascii="Arial" w:hAnsi="Arial" w:cs="Arial"/>
-          <w:sz w:val="28"/>
-          <w:szCs w:val="28"/>
-        </w:rPr>
-        <w:t xml:space="preserve">Lysecky, R., &amp; Vahid, F. (2018, June). </w:t>
-      </w:r>
-      <w:r>
-        <w:rPr>
-          <w:rFonts w:ascii="Arial" w:hAnsi="Arial" w:cs="Arial"/>
-          <w:i/>
-          <w:iCs/>
-          <w:sz w:val="28"/>
-          <w:szCs w:val="28"/>
-        </w:rPr>
-        <w:t>C950: Data Structures and Algorithms II</w:t>
-      </w:r>
-      <w:r>
-        <w:rPr>
-          <w:rFonts w:ascii="Arial" w:hAnsi="Arial" w:cs="Arial"/>
-          <w:sz w:val="28"/>
-          <w:szCs w:val="28"/>
-        </w:rPr>
-        <w:t xml:space="preserve">. </w:t>
-      </w:r>
-      <w:proofErr w:type="spellStart"/>
-      <w:r>
-        <w:rPr>
-          <w:rFonts w:ascii="Arial" w:hAnsi="Arial" w:cs="Arial"/>
-          <w:sz w:val="28"/>
-          <w:szCs w:val="28"/>
-        </w:rPr>
-        <w:t>zyBooks</w:t>
-      </w:r>
-      <w:proofErr w:type="spellEnd"/>
-      <w:r>
-        <w:rPr>
-          <w:rFonts w:ascii="Arial" w:hAnsi="Arial" w:cs="Arial"/>
-          <w:sz w:val="28"/>
-          <w:szCs w:val="28"/>
-        </w:rPr>
-        <w:t>.</w:t>
-      </w:r>
-    </w:p>
-    <w:p>
-      <w:pPr>
-        <w:spacing w:line="360" w:lineRule="auto"/>
-        <w:ind w:left="360" w:firstLine="360"/>
-        <w:rPr>
-          <w:rFonts w:ascii="Arial" w:hAnsi="Arial" w:cs="Arial"/>
-          <w:b/>
-          <w:bCs/>
-          <w:sz w:val="28"/>
-          <w:szCs w:val="28"/>
-        </w:rPr>
       </w:pPr>
       <w:r>
         <w:rPr>
@@ -3081,7 +3675,7 @@
         </w:rPr>
         <w:t xml:space="preserve">Retrieved March 22, 2021, from  </w:t>
       </w:r>
-      <w:hyperlink r:id="rId27" w:history="1">
+      <w:hyperlink r:id="rId29" w:history="1">
         <w:r>
           <w:rPr>
             <w:rStyle w:val="Hyperlink"/>
@@ -3146,7 +3740,7 @@
         </w:rPr>
         <w:t xml:space="preserve">Nothing to write. Run your document through </w:t>
       </w:r>
-      <w:hyperlink r:id="rId28" w:history="1">
+      <w:hyperlink r:id="rId30" w:history="1">
         <w:r>
           <w:rPr>
             <w:rStyle w:val="Hyperlink"/>
@@ -3176,8 +3770,8 @@
       </w:pPr>
     </w:p>
     <w:sectPr>
-      <w:headerReference w:type="default" r:id="rId29"/>
-      <w:footerReference w:type="default" r:id="rId30"/>
+      <w:headerReference w:type="default" r:id="rId31"/>
+      <w:footerReference w:type="default" r:id="rId32"/>
       <w:pgSz w:w="12240" w:h="15840"/>
       <w:pgMar w:top="1440" w:right="1440" w:bottom="1440" w:left="1440" w:header="720" w:footer="720" w:gutter="0"/>
       <w:cols w:space="720"/>
@@ -3222,7 +3816,6 @@
         <w:docPartUnique/>
       </w:docPartObj>
     </w:sdtPr>
-    <w:sdtEndPr/>
     <w:sdtContent>
       <w:sdt>
         <w:sdtPr>
@@ -3232,7 +3825,6 @@
             <w:docPartUnique/>
           </w:docPartObj>
         </w:sdtPr>
-        <w:sdtEndPr/>
         <w:sdtContent>
           <w:p>
             <w:pPr>
@@ -3489,6 +4081,119 @@
     </w:lvl>
   </w:abstractNum>
   <w:abstractNum w:abstractNumId="1" w15:restartNumberingAfterBreak="0">
+    <w:nsid w:val="29F0057A"/>
+    <w:multiLevelType w:val="hybridMultilevel"/>
+    <w:tmpl w:val="0EDC916C"/>
+    <w:lvl w:ilvl="0" w:tplc="1A826B40">
+      <w:start w:val="8"/>
+      <w:numFmt w:val="bullet"/>
+      <w:lvlText w:val="-"/>
+      <w:lvlJc w:val="left"/>
+      <w:pPr>
+        <w:ind w:left="1080" w:hanging="360"/>
+      </w:pPr>
+      <w:rPr>
+        <w:rFonts w:ascii="Arial" w:eastAsiaTheme="minorEastAsia" w:hAnsi="Arial" w:cs="Arial" w:hint="default"/>
+      </w:rPr>
+    </w:lvl>
+    <w:lvl w:ilvl="1" w:tplc="04090003" w:tentative="1">
+      <w:start w:val="1"/>
+      <w:numFmt w:val="bullet"/>
+      <w:lvlText w:val="o"/>
+      <w:lvlJc w:val="left"/>
+      <w:pPr>
+        <w:ind w:left="1800" w:hanging="360"/>
+      </w:pPr>
+      <w:rPr>
+        <w:rFonts w:ascii="Courier New" w:hAnsi="Courier New" w:cs="Courier New" w:hint="default"/>
+      </w:rPr>
+    </w:lvl>
+    <w:lvl w:ilvl="2" w:tplc="04090005" w:tentative="1">
+      <w:start w:val="1"/>
+      <w:numFmt w:val="bullet"/>
+      <w:lvlText w:val=""/>
+      <w:lvlJc w:val="left"/>
+      <w:pPr>
+        <w:ind w:left="2520" w:hanging="360"/>
+      </w:pPr>
+      <w:rPr>
+        <w:rFonts w:ascii="Wingdings" w:hAnsi="Wingdings" w:hint="default"/>
+      </w:rPr>
+    </w:lvl>
+    <w:lvl w:ilvl="3" w:tplc="04090001" w:tentative="1">
+      <w:start w:val="1"/>
+      <w:numFmt w:val="bullet"/>
+      <w:lvlText w:val=""/>
+      <w:lvlJc w:val="left"/>
+      <w:pPr>
+        <w:ind w:left="3240" w:hanging="360"/>
+      </w:pPr>
+      <w:rPr>
+        <w:rFonts w:ascii="Symbol" w:hAnsi="Symbol" w:hint="default"/>
+      </w:rPr>
+    </w:lvl>
+    <w:lvl w:ilvl="4" w:tplc="04090003" w:tentative="1">
+      <w:start w:val="1"/>
+      <w:numFmt w:val="bullet"/>
+      <w:lvlText w:val="o"/>
+      <w:lvlJc w:val="left"/>
+      <w:pPr>
+        <w:ind w:left="3960" w:hanging="360"/>
+      </w:pPr>
+      <w:rPr>
+        <w:rFonts w:ascii="Courier New" w:hAnsi="Courier New" w:cs="Courier New" w:hint="default"/>
+      </w:rPr>
+    </w:lvl>
+    <w:lvl w:ilvl="5" w:tplc="04090005" w:tentative="1">
+      <w:start w:val="1"/>
+      <w:numFmt w:val="bullet"/>
+      <w:lvlText w:val=""/>
+      <w:lvlJc w:val="left"/>
+      <w:pPr>
+        <w:ind w:left="4680" w:hanging="360"/>
+      </w:pPr>
+      <w:rPr>
+        <w:rFonts w:ascii="Wingdings" w:hAnsi="Wingdings" w:hint="default"/>
+      </w:rPr>
+    </w:lvl>
+    <w:lvl w:ilvl="6" w:tplc="04090001" w:tentative="1">
+      <w:start w:val="1"/>
+      <w:numFmt w:val="bullet"/>
+      <w:lvlText w:val=""/>
+      <w:lvlJc w:val="left"/>
+      <w:pPr>
+        <w:ind w:left="5400" w:hanging="360"/>
+      </w:pPr>
+      <w:rPr>
+        <w:rFonts w:ascii="Symbol" w:hAnsi="Symbol" w:hint="default"/>
+      </w:rPr>
+    </w:lvl>
+    <w:lvl w:ilvl="7" w:tplc="04090003" w:tentative="1">
+      <w:start w:val="1"/>
+      <w:numFmt w:val="bullet"/>
+      <w:lvlText w:val="o"/>
+      <w:lvlJc w:val="left"/>
+      <w:pPr>
+        <w:ind w:left="6120" w:hanging="360"/>
+      </w:pPr>
+      <w:rPr>
+        <w:rFonts w:ascii="Courier New" w:hAnsi="Courier New" w:cs="Courier New" w:hint="default"/>
+      </w:rPr>
+    </w:lvl>
+    <w:lvl w:ilvl="8" w:tplc="04090005" w:tentative="1">
+      <w:start w:val="1"/>
+      <w:numFmt w:val="bullet"/>
+      <w:lvlText w:val=""/>
+      <w:lvlJc w:val="left"/>
+      <w:pPr>
+        <w:ind w:left="6840" w:hanging="360"/>
+      </w:pPr>
+      <w:rPr>
+        <w:rFonts w:ascii="Wingdings" w:hAnsi="Wingdings" w:hint="default"/>
+      </w:rPr>
+    </w:lvl>
+  </w:abstractNum>
+  <w:abstractNum w:abstractNumId="2" w15:restartNumberingAfterBreak="0">
     <w:nsid w:val="368C5B5F"/>
     <w:multiLevelType w:val="hybridMultilevel"/>
     <w:tmpl w:val="15FCAD22"/>
@@ -3577,7 +4282,7 @@
       </w:pPr>
     </w:lvl>
   </w:abstractNum>
-  <w:abstractNum w:abstractNumId="2" w15:restartNumberingAfterBreak="0">
+  <w:abstractNum w:abstractNumId="3" w15:restartNumberingAfterBreak="0">
     <w:nsid w:val="59B25C2A"/>
     <w:multiLevelType w:val="hybridMultilevel"/>
     <w:tmpl w:val="49303F0E"/>
@@ -3667,10 +4372,10 @@
     <w:abstractNumId w:val="0"/>
   </w:num>
   <w:num w:numId="2" w16cid:durableId="961112551">
-    <w:abstractNumId w:val="1"/>
+    <w:abstractNumId w:val="2"/>
   </w:num>
   <w:num w:numId="3" w16cid:durableId="462161879">
-    <w:abstractNumId w:val="2"/>
+    <w:abstractNumId w:val="3"/>
     <w:lvlOverride w:ilvl="0">
       <w:startOverride w:val="1"/>
     </w:lvlOverride>
@@ -3698,6 +4403,9 @@
     <w:lvlOverride w:ilvl="8">
       <w:startOverride w:val="1"/>
     </w:lvlOverride>
+  </w:num>
+  <w:num w:numId="4" w16cid:durableId="769662280">
+    <w:abstractNumId w:val="1"/>
   </w:num>
 </w:numbering>
 </file>
@@ -4311,6 +5019,7 @@
   <w:style w:type="character" w:default="1" w:styleId="DefaultParagraphFont">
     <w:name w:val="Default Paragraph Font"/>
     <w:uiPriority w:val="1"/>
+    <w:semiHidden/>
     <w:unhideWhenUsed/>
   </w:style>
   <w:style w:type="table" w:default="1" w:styleId="TableNormal">
